--- a/docs/Analyse-de-données-avec-R-et-Quarto.docx
+++ b/docs/Analyse-de-données-avec-R-et-Quarto.docx
@@ -705,7 +705,7 @@
           <w:rPr>
             <w:rStyle w:val="Hyperlink"/>
           </w:rPr>
-          <w:t xml:space="preserve">Section 2.7</w:t>
+          <w:t xml:space="preserve">Section 3.7</w:t>
         </w:r>
       </w:hyperlink>
       <w:r>
@@ -999,17 +999,17 @@
     </w:p>
     <w:bookmarkEnd w:id="31"/>
     <w:bookmarkEnd w:id="32"/>
-    <w:bookmarkStart w:id="33" w:name="analyse-de-données-avec-r-et-quarto"/>
+    <w:bookmarkStart w:id="33" w:name="section"/>
     <w:p>
       <w:pPr>
         <w:pStyle w:val="Heading1"/>
       </w:pPr>
       <w:r>
-        <w:t xml:space="preserve">Analyse de données avec R et Quarto</w:t>
+        <w:t xml:space="preserve">2. </w:t>
       </w:r>
     </w:p>
     <w:bookmarkEnd w:id="33"/>
-    <w:bookmarkStart w:id="38" w:name="analyse-de-données-avec-r-et-quarto-1"/>
+    <w:bookmarkStart w:id="38" w:name="analyse-de-données-avec-r-et-quarto"/>
     <w:p>
       <w:pPr>
         <w:pStyle w:val="Heading1"/>
@@ -1121,7 +1121,7 @@
         <w:pStyle w:val="Heading1"/>
       </w:pPr>
       <w:r>
-        <w:t xml:space="preserve">2. Introduction à l’analyse de données</w:t>
+        <w:t xml:space="preserve">3. Introduction à l’analyse de données</w:t>
       </w:r>
     </w:p>
     <w:bookmarkStart w:id="39" w:name="introduction"/>
@@ -1130,7 +1130,7 @@
         <w:pStyle w:val="Heading2"/>
       </w:pPr>
       <w:r>
-        <w:t xml:space="preserve">2.1 Introduction</w:t>
+        <w:t xml:space="preserve">3.1 Introduction</w:t>
       </w:r>
     </w:p>
     <w:p>
@@ -1169,7 +1169,7 @@
         <w:pStyle w:val="Heading2"/>
       </w:pPr>
       <w:r>
-        <w:t xml:space="preserve">2.2 Objectifs pédagogiques</w:t>
+        <w:t xml:space="preserve">3.2 Objectifs pédagogiques</w:t>
       </w:r>
     </w:p>
     <w:p>
@@ -1247,7 +1247,7 @@
         <w:pStyle w:val="Heading2"/>
       </w:pPr>
       <w:r>
-        <w:t xml:space="preserve">2.3 Prérequis</w:t>
+        <w:t xml:space="preserve">3.3 Prérequis</w:t>
       </w:r>
     </w:p>
     <w:p>
@@ -1265,7 +1265,7 @@
         <w:pStyle w:val="Heading2"/>
       </w:pPr>
       <w:r>
-        <w:t xml:space="preserve">2.4 Qu’est-ce que l’analyse de données ?</w:t>
+        <w:t xml:space="preserve">3.4 Qu’est-ce que l’analyse de données ?</w:t>
       </w:r>
     </w:p>
     <w:bookmarkStart w:id="45" w:name="une-démarche-en-étapes"/>
@@ -1274,7 +1274,7 @@
         <w:pStyle w:val="Heading3"/>
       </w:pPr>
       <w:r>
-        <w:t xml:space="preserve">2.4.1 Une démarche en étapes</w:t>
+        <w:t xml:space="preserve">3.4.1 Une démarche en étapes</w:t>
       </w:r>
     </w:p>
     <w:p>
@@ -1619,7 +1619,7 @@
         <w:pStyle w:val="Heading3"/>
       </w:pPr>
       <w:r>
-        <w:t xml:space="preserve">2.4.2 Domaines d’application</w:t>
+        <w:t xml:space="preserve">3.4.2 Domaines d’application</w:t>
       </w:r>
     </w:p>
     <w:p>
@@ -1638,7 +1638,7 @@
         <w:pStyle w:val="Heading2"/>
       </w:pPr>
       <w:r>
-        <w:t xml:space="preserve">2.5 Pourquoi apprendre R ?</w:t>
+        <w:t xml:space="preserve">3.5 Pourquoi apprendre R ?</w:t>
       </w:r>
     </w:p>
     <w:p>
@@ -1949,7 +1949,7 @@
         <w:pStyle w:val="Heading2"/>
       </w:pPr>
       <w:r>
-        <w:t xml:space="preserve">2.6 Présentation de R, RStudio et Quarto</w:t>
+        <w:t xml:space="preserve">3.6 Présentation de R, RStudio et Quarto</w:t>
       </w:r>
     </w:p>
     <w:p>
@@ -2033,7 +2033,7 @@
         <w:pStyle w:val="Heading2"/>
       </w:pPr>
       <w:r>
-        <w:t xml:space="preserve">2.7 Installation et configuration</w:t>
+        <w:t xml:space="preserve">3.7 Installation et configuration</w:t>
       </w:r>
     </w:p>
     <w:bookmarkStart w:id="53" w:name="installer-r"/>
@@ -2042,7 +2042,7 @@
         <w:pStyle w:val="Heading3"/>
       </w:pPr>
       <w:r>
-        <w:t xml:space="preserve">2.7.1 1. Installer R</w:t>
+        <w:t xml:space="preserve">3.7.1 1. Installer R</w:t>
       </w:r>
     </w:p>
     <w:p>
@@ -2160,7 +2160,7 @@
         <w:pStyle w:val="Heading3"/>
       </w:pPr>
       <w:r>
-        <w:t xml:space="preserve">2.7.2 2. Installer Quarto</w:t>
+        <w:t xml:space="preserve">3.7.2 2. Installer Quarto</w:t>
       </w:r>
     </w:p>
     <w:p>
@@ -2238,7 +2238,7 @@
         <w:pStyle w:val="Heading3"/>
       </w:pPr>
       <w:r>
-        <w:t xml:space="preserve">2.7.3 3. Installer RStudio Desktop (recommandé)</w:t>
+        <w:t xml:space="preserve">3.7.3 3. Installer RStudio Desktop (recommandé)</w:t>
       </w:r>
     </w:p>
     <w:p>
@@ -2270,7 +2270,7 @@
         <w:pStyle w:val="Heading3"/>
       </w:pPr>
       <w:r>
-        <w:t xml:space="preserve">2.7.4 4. Installer les packages du livre</w:t>
+        <w:t xml:space="preserve">3.7.4 4. Installer les packages du livre</w:t>
       </w:r>
     </w:p>
     <w:p>
@@ -2471,7 +2471,7 @@
         <w:pStyle w:val="Heading3"/>
       </w:pPr>
       <w:r>
-        <w:t xml:space="preserve">2.7.5 5. PDF : distribution LaTeX</w:t>
+        <w:t xml:space="preserve">3.7.5 5. PDF : distribution LaTeX</w:t>
       </w:r>
     </w:p>
     <w:p>
@@ -2662,7 +2662,7 @@
         <w:pStyle w:val="Heading2"/>
       </w:pPr>
       <w:r>
-        <w:t xml:space="preserve">2.8 Premier programme en R</w:t>
+        <w:t xml:space="preserve">3.8 Premier programme en R</w:t>
       </w:r>
     </w:p>
     <w:p>
@@ -2890,7 +2890,7 @@
         <w:pStyle w:val="Heading3"/>
       </w:pPr>
       <w:r>
-        <w:t xml:space="preserve">2.8.1 Anatomy d’une session</w:t>
+        <w:t xml:space="preserve">3.8.1 Anatomy d’une session</w:t>
       </w:r>
     </w:p>
     <w:p>
@@ -3358,7 +3358,7 @@
         <w:pStyle w:val="Heading2"/>
       </w:pPr>
       <w:r>
-        <w:t xml:space="preserve">2.9 Organisation d’un projet d’analyse</w:t>
+        <w:t xml:space="preserve">3.9 Organisation d’un projet d’analyse</w:t>
       </w:r>
     </w:p>
     <w:bookmarkStart w:id="69" w:name="structure-recommandée"/>
@@ -3367,7 +3367,7 @@
         <w:pStyle w:val="Heading3"/>
       </w:pPr>
       <w:r>
-        <w:t xml:space="preserve">2.9.1 Structure recommandée</w:t>
+        <w:t xml:space="preserve">3.9.1 Structure recommandée</w:t>
       </w:r>
     </w:p>
     <w:p>
@@ -3433,7 +3433,7 @@
         <w:pStyle w:val="Heading3"/>
       </w:pPr>
       <w:r>
-        <w:t xml:space="preserve">2.9.2 Bonnes pratiques dès le premier jour</w:t>
+        <w:t xml:space="preserve">3.9.2 Bonnes pratiques dès le premier jour</w:t>
       </w:r>
     </w:p>
     <w:p>
@@ -3665,7 +3665,7 @@
         <w:pStyle w:val="Heading2"/>
       </w:pPr>
       <w:r>
-        <w:t xml:space="preserve">2.10 Démonstration : un mini-parcours</w:t>
+        <w:t xml:space="preserve">3.10 Démonstration : un mini-parcours</w:t>
       </w:r>
     </w:p>
     <w:p>
@@ -3890,7 +3890,7 @@
         <w:pStyle w:val="Heading2"/>
       </w:pPr>
       <w:r>
-        <w:t xml:space="preserve">2.11 Erreurs fréquentes</w:t>
+        <w:t xml:space="preserve">3.11 Erreurs fréquentes</w:t>
       </w:r>
     </w:p>
     <w:tbl>
@@ -4163,7 +4163,7 @@
         <w:pStyle w:val="Heading2"/>
       </w:pPr>
       <w:r>
-        <w:t xml:space="preserve">2.12 Exercices pratiques</w:t>
+        <w:t xml:space="preserve">3.12 Exercices pratiques</w:t>
       </w:r>
     </w:p>
     <w:bookmarkStart w:id="74" w:name="niveau-1-compréhension"/>
@@ -4172,7 +4172,7 @@
         <w:pStyle w:val="Heading3"/>
       </w:pPr>
       <w:r>
-        <w:t xml:space="preserve">2.12.1 Niveau 1 — Compréhension</w:t>
+        <w:t xml:space="preserve">3.12.1 Niveau 1 — Compréhension</w:t>
       </w:r>
     </w:p>
     <w:p>
@@ -4218,7 +4218,7 @@
         <w:pStyle w:val="Heading3"/>
       </w:pPr>
       <w:r>
-        <w:t xml:space="preserve">2.12.2 Niveau 2 — Application</w:t>
+        <w:t xml:space="preserve">3.12.2 Niveau 2 — Application</w:t>
       </w:r>
     </w:p>
     <w:p>
@@ -4291,7 +4291,7 @@
         <w:pStyle w:val="Heading3"/>
       </w:pPr>
       <w:r>
-        <w:t xml:space="preserve">2.12.3 Niveau 3 — Autonomie</w:t>
+        <w:t xml:space="preserve">3.12.3 Niveau 3 — Autonomie</w:t>
       </w:r>
     </w:p>
     <w:p>
@@ -4341,7 +4341,7 @@
         <w:pStyle w:val="Heading2"/>
       </w:pPr>
       <w:r>
-        <w:t xml:space="preserve">2.13 Corrections</w:t>
+        <w:t xml:space="preserve">3.13 Corrections</w:t>
       </w:r>
     </w:p>
     <w:p>
@@ -4655,7 +4655,7 @@
         <w:pStyle w:val="Heading2"/>
       </w:pPr>
       <w:r>
-        <w:t xml:space="preserve">2.14 Points clés</w:t>
+        <w:t xml:space="preserve">3.14 Points clés</w:t>
       </w:r>
     </w:p>
     <w:p>
@@ -4795,7 +4795,7 @@
         <w:pStyle w:val="Heading2"/>
       </w:pPr>
       <w:r>
-        <w:t xml:space="preserve">2.15 Ressources complémentaires</w:t>
+        <w:t xml:space="preserve">3.15 Ressources complémentaires</w:t>
       </w:r>
     </w:p>
     <w:p>
@@ -4873,7 +4873,7 @@
         <w:pStyle w:val="Heading2"/>
       </w:pPr>
       <w:r>
-        <w:t xml:space="preserve">2.16 Suite</w:t>
+        <w:t xml:space="preserve">3.16 Suite</w:t>
       </w:r>
     </w:p>
     <w:p>
@@ -4888,7 +4888,7 @@
           <w:rPr>
             <w:rStyle w:val="Hyperlink"/>
           </w:rPr>
-          <w:t xml:space="preserve">Chapter 3</w:t>
+          <w:t xml:space="preserve">Chapter 4</w:t>
         </w:r>
       </w:hyperlink>
       <w:r>
@@ -4903,7 +4903,7 @@
         <w:pStyle w:val="Heading1"/>
       </w:pPr>
       <w:r>
-        <w:t xml:space="preserve">3. Les fondamentaux de R</w:t>
+        <w:t xml:space="preserve">4. Les fondamentaux de R</w:t>
       </w:r>
     </w:p>
     <w:bookmarkStart w:id="85" w:name="introduction-1"/>
@@ -4912,7 +4912,7 @@
         <w:pStyle w:val="Heading2"/>
       </w:pPr>
       <w:r>
-        <w:t xml:space="preserve">3.1 Introduction</w:t>
+        <w:t xml:space="preserve">4.1 Introduction</w:t>
       </w:r>
     </w:p>
     <w:p>
@@ -4930,7 +4930,7 @@
         <w:pStyle w:val="Heading2"/>
       </w:pPr>
       <w:r>
-        <w:t xml:space="preserve">3.2 Objectifs pédagogiques</w:t>
+        <w:t xml:space="preserve">4.2 Objectifs pédagogiques</w:t>
       </w:r>
     </w:p>
     <w:p>
@@ -5000,7 +5000,7 @@
         <w:pStyle w:val="Heading2"/>
       </w:pPr>
       <w:r>
-        <w:t xml:space="preserve">3.3 Prérequis</w:t>
+        <w:t xml:space="preserve">4.3 Prérequis</w:t>
       </w:r>
     </w:p>
     <w:p>
@@ -5015,7 +5015,7 @@
           <w:rPr>
             <w:rStyle w:val="Hyperlink"/>
           </w:rPr>
-          <w:t xml:space="preserve">Section 2.7</w:t>
+          <w:t xml:space="preserve">Section 3.7</w:t>
         </w:r>
       </w:hyperlink>
       <w:r>
@@ -5026,7 +5026,7 @@
           <w:rPr>
             <w:rStyle w:val="Hyperlink"/>
           </w:rPr>
-          <w:t xml:space="preserve">Section 2.8</w:t>
+          <w:t xml:space="preserve">Section 3.8</w:t>
         </w:r>
       </w:hyperlink>
       <w:r>
@@ -5040,7 +5040,7 @@
         <w:pStyle w:val="Heading2"/>
       </w:pPr>
       <w:r>
-        <w:t xml:space="preserve">3.4 Syntaxe générale de R</w:t>
+        <w:t xml:space="preserve">4.4 Syntaxe générale de R</w:t>
       </w:r>
     </w:p>
     <w:p>
@@ -5503,7 +5503,7 @@
         <w:pStyle w:val="Heading2"/>
       </w:pPr>
       <w:r>
-        <w:t xml:space="preserve">3.5 Variables et affectation</w:t>
+        <w:t xml:space="preserve">4.5 Variables et affectation</w:t>
       </w:r>
     </w:p>
     <w:p>
@@ -5818,7 +5818,7 @@
         <w:pStyle w:val="Heading2"/>
       </w:pPr>
       <w:r>
-        <w:t xml:space="preserve">3.6 Types de données</w:t>
+        <w:t xml:space="preserve">4.6 Types de données</w:t>
       </w:r>
     </w:p>
     <w:tbl>
@@ -6472,7 +6472,7 @@
         <w:pStyle w:val="Heading2"/>
       </w:pPr>
       <w:r>
-        <w:t xml:space="preserve">3.7 Opérateurs</w:t>
+        <w:t xml:space="preserve">4.7 Opérateurs</w:t>
       </w:r>
     </w:p>
     <w:p>
@@ -7332,7 +7332,7 @@
         <w:pStyle w:val="Heading2"/>
       </w:pPr>
       <w:r>
-        <w:t xml:space="preserve">3.8 Vecteurs</w:t>
+        <w:t xml:space="preserve">4.8 Vecteurs</w:t>
       </w:r>
     </w:p>
     <w:p>
@@ -7902,7 +7902,7 @@
         <w:pStyle w:val="Heading2"/>
       </w:pPr>
       <w:r>
-        <w:t xml:space="preserve">3.9 Matrices et tableaux</w:t>
+        <w:t xml:space="preserve">4.9 Matrices et tableaux</w:t>
       </w:r>
     </w:p>
     <w:p>
@@ -8213,7 +8213,7 @@
         <w:pStyle w:val="Heading2"/>
       </w:pPr>
       <w:r>
-        <w:t xml:space="preserve">3.10 Listes</w:t>
+        <w:t xml:space="preserve">4.10 Listes</w:t>
       </w:r>
     </w:p>
     <w:p>
@@ -8516,7 +8516,7 @@
         <w:pStyle w:val="Heading2"/>
       </w:pPr>
       <w:r>
-        <w:t xml:space="preserve">3.11 Data frames et tibbles</w:t>
+        <w:t xml:space="preserve">4.11 Data frames et tibbles</w:t>
       </w:r>
     </w:p>
     <w:p>
@@ -9088,7 +9088,7 @@
         <w:pStyle w:val="Heading2"/>
       </w:pPr>
       <w:r>
-        <w:t xml:space="preserve">3.12 Indexation et sélection</w:t>
+        <w:t xml:space="preserve">4.12 Indexation et sélection</w:t>
       </w:r>
     </w:p>
     <w:p>
@@ -9500,7 +9500,7 @@
         <w:pStyle w:val="Heading2"/>
       </w:pPr>
       <w:r>
-        <w:t xml:space="preserve">3.13 Conditions :</w:t>
+        <w:t xml:space="preserve">4.13 Conditions :</w:t>
       </w:r>
       <w:r>
         <w:t xml:space="preserve"> </w:t>
@@ -9874,7 +9874,7 @@
         <w:pStyle w:val="Heading2"/>
       </w:pPr>
       <w:r>
-        <w:t xml:space="preserve">3.14 Boucles</w:t>
+        <w:t xml:space="preserve">4.14 Boucles</w:t>
       </w:r>
       <w:r>
         <w:t xml:space="preserve"> </w:t>
@@ -10429,7 +10429,7 @@
         <w:pStyle w:val="Heading2"/>
       </w:pPr>
       <w:r>
-        <w:t xml:space="preserve">3.15 Fonctions personnalisées</w:t>
+        <w:t xml:space="preserve">4.15 Fonctions personnalisées</w:t>
       </w:r>
     </w:p>
     <w:p>
@@ -10939,7 +10939,7 @@
         <w:pStyle w:val="Heading2"/>
       </w:pPr>
       <w:r>
-        <w:t xml:space="preserve">3.16 Gestion des erreurs</w:t>
+        <w:t xml:space="preserve">4.16 Gestion des erreurs</w:t>
       </w:r>
     </w:p>
     <w:p>
@@ -11317,7 +11317,7 @@
         <w:pStyle w:val="Heading2"/>
       </w:pPr>
       <w:r>
-        <w:t xml:space="preserve">3.17 Packages et bibliothèques</w:t>
+        <w:t xml:space="preserve">4.17 Packages et bibliothèques</w:t>
       </w:r>
     </w:p>
     <w:p>
@@ -11462,7 +11462,7 @@
         <w:pStyle w:val="Heading2"/>
       </w:pPr>
       <w:r>
-        <w:t xml:space="preserve">3.18 Bonnes pratiques de programmation</w:t>
+        <w:t xml:space="preserve">4.18 Bonnes pratiques de programmation</w:t>
       </w:r>
     </w:p>
     <w:p>
@@ -11681,7 +11681,7 @@
         <w:pStyle w:val="Heading2"/>
       </w:pPr>
       <w:r>
-        <w:t xml:space="preserve">3.19 Démonstration complète</w:t>
+        <w:t xml:space="preserve">4.19 Démonstration complète</w:t>
       </w:r>
     </w:p>
     <w:p>
@@ -12316,7 +12316,7 @@
         <w:pStyle w:val="Heading2"/>
       </w:pPr>
       <w:r>
-        <w:t xml:space="preserve">3.20 Erreurs fréquentes</w:t>
+        <w:t xml:space="preserve">4.20 Erreurs fréquentes</w:t>
       </w:r>
     </w:p>
     <w:tbl>
@@ -12479,7 +12479,7 @@
         <w:pStyle w:val="Heading2"/>
       </w:pPr>
       <w:r>
-        <w:t xml:space="preserve">3.21 Exercices</w:t>
+        <w:t xml:space="preserve">4.21 Exercices</w:t>
       </w:r>
     </w:p>
     <w:bookmarkStart w:id="111" w:name="niveau-1"/>
@@ -12488,7 +12488,7 @@
         <w:pStyle w:val="Heading3"/>
       </w:pPr>
       <w:r>
-        <w:t xml:space="preserve">3.21.1 Niveau 1</w:t>
+        <w:t xml:space="preserve">4.21.1 Niveau 1</w:t>
       </w:r>
     </w:p>
     <w:p>
@@ -12567,7 +12567,7 @@
         <w:pStyle w:val="Heading3"/>
       </w:pPr>
       <w:r>
-        <w:t xml:space="preserve">3.21.2 Niveau 2</w:t>
+        <w:t xml:space="preserve">4.21.2 Niveau 2</w:t>
       </w:r>
     </w:p>
     <w:p>
@@ -12670,7 +12670,7 @@
         <w:pStyle w:val="Heading3"/>
       </w:pPr>
       <w:r>
-        <w:t xml:space="preserve">3.21.3 Niveau 3</w:t>
+        <w:t xml:space="preserve">4.21.3 Niveau 3</w:t>
       </w:r>
     </w:p>
     <w:p>
@@ -12771,7 +12771,7 @@
         <w:pStyle w:val="Heading2"/>
       </w:pPr>
       <w:r>
-        <w:t xml:space="preserve">3.22 Corrections</w:t>
+        <w:t xml:space="preserve">4.22 Corrections</w:t>
       </w:r>
     </w:p>
     <w:p>
@@ -13802,7 +13802,7 @@
         <w:pStyle w:val="Heading2"/>
       </w:pPr>
       <w:r>
-        <w:t xml:space="preserve">3.23 Points clés</w:t>
+        <w:t xml:space="preserve">4.23 Points clés</w:t>
       </w:r>
     </w:p>
     <w:p>
@@ -13892,7 +13892,7 @@
         <w:pStyle w:val="Heading2"/>
       </w:pPr>
       <w:r>
-        <w:t xml:space="preserve">3.24 Ressources</w:t>
+        <w:t xml:space="preserve">4.24 Ressources</w:t>
       </w:r>
     </w:p>
     <w:p>
@@ -13956,7 +13956,7 @@
         <w:pStyle w:val="Heading2"/>
       </w:pPr>
       <w:r>
-        <w:t xml:space="preserve">3.25 Suite</w:t>
+        <w:t xml:space="preserve">4.25 Suite</w:t>
       </w:r>
     </w:p>
     <w:p>
@@ -13975,7 +13975,7 @@
         <w:pStyle w:val="Heading1"/>
       </w:pPr>
       <w:r>
-        <w:t xml:space="preserve">4. Acquisition et importation des données</w:t>
+        <w:t xml:space="preserve">5. Acquisition et importation des données</w:t>
       </w:r>
     </w:p>
     <w:bookmarkStart w:id="120" w:name="introduction-2"/>
@@ -13984,7 +13984,7 @@
         <w:pStyle w:val="Heading2"/>
       </w:pPr>
       <w:r>
-        <w:t xml:space="preserve">4.1 Introduction</w:t>
+        <w:t xml:space="preserve">5.1 Introduction</w:t>
       </w:r>
     </w:p>
     <w:p>
@@ -14046,7 +14046,7 @@
         <w:pStyle w:val="Heading2"/>
       </w:pPr>
       <w:r>
-        <w:t xml:space="preserve">4.2 Objectifs pédagogiques</w:t>
+        <w:t xml:space="preserve">5.2 Objectifs pédagogiques</w:t>
       </w:r>
     </w:p>
     <w:p>
@@ -14128,7 +14128,7 @@
         <w:pStyle w:val="Heading2"/>
       </w:pPr>
       <w:r>
-        <w:t xml:space="preserve">4.3 Prérequis</w:t>
+        <w:t xml:space="preserve">5.3 Prérequis</w:t>
       </w:r>
     </w:p>
     <w:p>
@@ -14140,7 +14140,7 @@
           <w:rPr>
             <w:rStyle w:val="Hyperlink"/>
           </w:rPr>
-          <w:t xml:space="preserve">Chapter 3</w:t>
+          <w:t xml:space="preserve">Chapter 4</w:t>
         </w:r>
       </w:hyperlink>
       <w:r>
@@ -14169,7 +14169,7 @@
         <w:pStyle w:val="Heading2"/>
       </w:pPr>
       <w:r>
-        <w:t xml:space="preserve">4.4 Comprendre les sources de données</w:t>
+        <w:t xml:space="preserve">5.4 Comprendre les sources de données</w:t>
       </w:r>
     </w:p>
     <w:tbl>
@@ -14745,7 +14745,7 @@
         <w:pStyle w:val="Heading2"/>
       </w:pPr>
       <w:r>
-        <w:t xml:space="preserve">4.5 Importer des fichiers CSV</w:t>
+        <w:t xml:space="preserve">5.5 Importer des fichiers CSV</w:t>
       </w:r>
     </w:p>
     <w:p>
@@ -15352,7 +15352,7 @@
         <w:pStyle w:val="Heading2"/>
       </w:pPr>
       <w:r>
-        <w:t xml:space="preserve">4.6 Lire des fichiers Excel</w:t>
+        <w:t xml:space="preserve">5.6 Lire des fichiers Excel</w:t>
       </w:r>
     </w:p>
     <w:p>
@@ -15630,7 +15630,7 @@
         <w:pStyle w:val="Heading2"/>
       </w:pPr>
       <w:r>
-        <w:t xml:space="preserve">4.7 Importer des fichiers texte</w:t>
+        <w:t xml:space="preserve">5.7 Importer des fichiers texte</w:t>
       </w:r>
     </w:p>
     <w:p>
@@ -15972,7 +15972,7 @@
         <w:pStyle w:val="Heading2"/>
       </w:pPr>
       <w:r>
-        <w:t xml:space="preserve">4.8 Exporter des données</w:t>
+        <w:t xml:space="preserve">5.8 Exporter des données</w:t>
       </w:r>
     </w:p>
     <w:p>
@@ -16204,7 +16204,7 @@
         <w:pStyle w:val="Heading2"/>
       </w:pPr>
       <w:r>
-        <w:t xml:space="preserve">4.9 Jeux de données intégrés</w:t>
+        <w:t xml:space="preserve">5.9 Jeux de données intégrés</w:t>
       </w:r>
     </w:p>
     <w:p>
@@ -16373,7 +16373,7 @@
         <w:pStyle w:val="Heading2"/>
       </w:pPr>
       <w:r>
-        <w:t xml:space="preserve">4.10 Chemins de fichiers et dossiers de travail</w:t>
+        <w:t xml:space="preserve">5.10 Chemins de fichiers et dossiers de travail</w:t>
       </w:r>
     </w:p>
     <w:p>
@@ -16736,7 +16736,7 @@
         <w:pStyle w:val="Heading2"/>
       </w:pPr>
       <w:r>
-        <w:t xml:space="preserve">4.11 Principes d’accès aux bases de données</w:t>
+        <w:t xml:space="preserve">5.11 Principes d’accès aux bases de données</w:t>
       </w:r>
     </w:p>
     <w:p>
@@ -16941,7 +16941,7 @@
         <w:pStyle w:val="Heading2"/>
       </w:pPr>
       <w:r>
-        <w:t xml:space="preserve">4.12 API et données Web (principes hors ligne)</w:t>
+        <w:t xml:space="preserve">5.12 API et données Web (principes hors ligne)</w:t>
       </w:r>
     </w:p>
     <w:p>
@@ -17071,7 +17071,7 @@
         <w:pStyle w:val="Heading2"/>
       </w:pPr>
       <w:r>
-        <w:t xml:space="preserve">4.13 Vérifier la qualité des données importées</w:t>
+        <w:t xml:space="preserve">5.13 Vérifier la qualité des données importées</w:t>
       </w:r>
     </w:p>
     <w:p>
@@ -17701,7 +17701,7 @@
         <w:pStyle w:val="Heading2"/>
       </w:pPr>
       <w:r>
-        <w:t xml:space="preserve">4.14 Démonstration complète</w:t>
+        <w:t xml:space="preserve">5.14 Démonstration complète</w:t>
       </w:r>
     </w:p>
     <w:p>
@@ -18246,7 +18246,7 @@
         <w:pStyle w:val="Heading2"/>
       </w:pPr>
       <w:r>
-        <w:t xml:space="preserve">4.15 Erreurs fréquentes</w:t>
+        <w:t xml:space="preserve">5.15 Erreurs fréquentes</w:t>
       </w:r>
     </w:p>
     <w:tbl>
@@ -18519,7 +18519,7 @@
         <w:pStyle w:val="Heading2"/>
       </w:pPr>
       <w:r>
-        <w:t xml:space="preserve">4.16 Exercices</w:t>
+        <w:t xml:space="preserve">5.16 Exercices</w:t>
       </w:r>
     </w:p>
     <w:bookmarkStart w:id="141" w:name="niveau-1-1"/>
@@ -18528,7 +18528,7 @@
         <w:pStyle w:val="Heading3"/>
       </w:pPr>
       <w:r>
-        <w:t xml:space="preserve">4.16.1 Niveau 1</w:t>
+        <w:t xml:space="preserve">5.16.1 Niveau 1</w:t>
       </w:r>
     </w:p>
     <w:p>
@@ -18604,7 +18604,7 @@
         <w:pStyle w:val="Heading3"/>
       </w:pPr>
       <w:r>
-        <w:t xml:space="preserve">4.16.2 Niveau 2</w:t>
+        <w:t xml:space="preserve">5.16.2 Niveau 2</w:t>
       </w:r>
     </w:p>
     <w:p>
@@ -18680,7 +18680,7 @@
         <w:pStyle w:val="Heading3"/>
       </w:pPr>
       <w:r>
-        <w:t xml:space="preserve">4.16.3 Niveau 3</w:t>
+        <w:t xml:space="preserve">5.16.3 Niveau 3</w:t>
       </w:r>
     </w:p>
     <w:p>
@@ -18808,7 +18808,7 @@
         <w:pStyle w:val="Heading2"/>
       </w:pPr>
       <w:r>
-        <w:t xml:space="preserve">4.17 Corrections</w:t>
+        <w:t xml:space="preserve">5.17 Corrections</w:t>
       </w:r>
     </w:p>
     <w:p>
@@ -19565,7 +19565,7 @@
         <w:pStyle w:val="Heading2"/>
       </w:pPr>
       <w:r>
-        <w:t xml:space="preserve">4.18 Points clés</w:t>
+        <w:t xml:space="preserve">5.18 Points clés</w:t>
       </w:r>
     </w:p>
     <w:p>
@@ -19651,7 +19651,7 @@
         <w:pStyle w:val="Heading2"/>
       </w:pPr>
       <w:r>
-        <w:t xml:space="preserve">4.19 Ressources</w:t>
+        <w:t xml:space="preserve">5.19 Ressources</w:t>
       </w:r>
     </w:p>
     <w:p>
@@ -19691,7 +19691,7 @@
         <w:pStyle w:val="Heading2"/>
       </w:pPr>
       <w:r>
-        <w:t xml:space="preserve">4.20 Suite</w:t>
+        <w:t xml:space="preserve">5.20 Suite</w:t>
       </w:r>
     </w:p>
     <w:p>
@@ -19710,7 +19710,7 @@
         <w:pStyle w:val="Heading1"/>
       </w:pPr>
       <w:r>
-        <w:t xml:space="preserve">5. Nettoyage et préparation des données</w:t>
+        <w:t xml:space="preserve">6. Nettoyage et préparation des données</w:t>
       </w:r>
     </w:p>
     <w:bookmarkStart w:id="150" w:name="introduction-3"/>
@@ -19719,7 +19719,7 @@
         <w:pStyle w:val="Heading2"/>
       </w:pPr>
       <w:r>
-        <w:t xml:space="preserve">5.1 Introduction</w:t>
+        <w:t xml:space="preserve">6.1 Introduction</w:t>
       </w:r>
     </w:p>
     <w:p>
@@ -19823,7 +19823,7 @@
         <w:pStyle w:val="Heading2"/>
       </w:pPr>
       <w:r>
-        <w:t xml:space="preserve">5.2 Objectifs pédagogiques</w:t>
+        <w:t xml:space="preserve">6.2 Objectifs pédagogiques</w:t>
       </w:r>
     </w:p>
     <w:p>
@@ -19929,7 +19929,7 @@
         <w:pStyle w:val="Heading2"/>
       </w:pPr>
       <w:r>
-        <w:t xml:space="preserve">5.3 Prérequis</w:t>
+        <w:t xml:space="preserve">6.3 Prérequis</w:t>
       </w:r>
     </w:p>
     <w:p>
@@ -20169,7 +20169,7 @@
         <w:pStyle w:val="Heading2"/>
       </w:pPr>
       <w:r>
-        <w:t xml:space="preserve">5.4 Qualité des données</w:t>
+        <w:t xml:space="preserve">6.4 Qualité des données</w:t>
       </w:r>
     </w:p>
     <w:p>
@@ -20303,7 +20303,7 @@
         <w:pStyle w:val="Heading2"/>
       </w:pPr>
       <w:r>
-        <w:t xml:space="preserve">5.5 Examiner la structure</w:t>
+        <w:t xml:space="preserve">6.5 Examiner la structure</w:t>
       </w:r>
     </w:p>
     <w:p>
@@ -20517,7 +20517,7 @@
         <w:pStyle w:val="Heading2"/>
       </w:pPr>
       <w:r>
-        <w:t xml:space="preserve">5.6 Renommer, sélectionner, filtrer, trier</w:t>
+        <w:t xml:space="preserve">6.6 Renommer, sélectionner, filtrer, trier</w:t>
       </w:r>
     </w:p>
     <w:p>
@@ -21035,7 +21035,7 @@
         <w:pStyle w:val="Heading2"/>
       </w:pPr>
       <w:r>
-        <w:t xml:space="preserve">5.7 Créer des variables et modifier les types</w:t>
+        <w:t xml:space="preserve">6.7 Créer des variables et modifier les types</w:t>
       </w:r>
     </w:p>
     <w:p>
@@ -21499,7 +21499,7 @@
         <w:pStyle w:val="Heading2"/>
       </w:pPr>
       <w:r>
-        <w:t xml:space="preserve">5.8 Traiter les valeurs manquantes</w:t>
+        <w:t xml:space="preserve">6.8 Traiter les valeurs manquantes</w:t>
       </w:r>
     </w:p>
     <w:p>
@@ -21941,7 +21941,7 @@
         <w:pStyle w:val="Heading2"/>
       </w:pPr>
       <w:r>
-        <w:t xml:space="preserve">5.9 Doublons</w:t>
+        <w:t xml:space="preserve">6.9 Doublons</w:t>
       </w:r>
     </w:p>
     <w:p>
@@ -22088,7 +22088,7 @@
         <w:pStyle w:val="Heading2"/>
       </w:pPr>
       <w:r>
-        <w:t xml:space="preserve">5.10 Valeurs aberrantes</w:t>
+        <w:t xml:space="preserve">6.10 Valeurs aberrantes</w:t>
       </w:r>
     </w:p>
     <w:p>
@@ -22640,7 +22640,7 @@
         <w:pStyle w:val="Heading2"/>
       </w:pPr>
       <w:r>
-        <w:t xml:space="preserve">5.11 Chaînes de caractères (</w:t>
+        <w:t xml:space="preserve">6.11 Chaînes de caractères (</w:t>
       </w:r>
       <w:r>
         <w:rPr>
@@ -22969,7 +22969,7 @@
         <w:pStyle w:val="Heading2"/>
       </w:pPr>
       <w:r>
-        <w:t xml:space="preserve">5.12 Dates (</w:t>
+        <w:t xml:space="preserve">6.12 Dates (</w:t>
       </w:r>
       <w:r>
         <w:rPr>
@@ -23430,7 +23430,7 @@
         <w:pStyle w:val="Heading2"/>
       </w:pPr>
       <w:r>
-        <w:t xml:space="preserve">5.13 Regrouper et résumer</w:t>
+        <w:t xml:space="preserve">6.13 Regrouper et résumer</w:t>
       </w:r>
     </w:p>
     <w:p>
@@ -23858,7 +23858,7 @@
         <w:pStyle w:val="Heading2"/>
       </w:pPr>
       <w:r>
-        <w:t xml:space="preserve">5.14 Fusionner plusieurs tables</w:t>
+        <w:t xml:space="preserve">6.14 Fusionner plusieurs tables</w:t>
       </w:r>
     </w:p>
     <w:p>
@@ -24430,7 +24430,7 @@
         <w:pStyle w:val="Heading2"/>
       </w:pPr>
       <w:r>
-        <w:t xml:space="preserve">5.15 Large ↔ long (</w:t>
+        <w:t xml:space="preserve">6.15 Large ↔ long (</w:t>
       </w:r>
       <w:r>
         <w:rPr>
@@ -24817,7 +24817,7 @@
         <w:pStyle w:val="Heading2"/>
       </w:pPr>
       <w:r>
-        <w:t xml:space="preserve">5.16 Pipeline de préparation reproductible</w:t>
+        <w:t xml:space="preserve">6.16 Pipeline de préparation reproductible</w:t>
       </w:r>
     </w:p>
     <w:p>
@@ -25475,7 +25475,7 @@
         <w:pStyle w:val="Heading2"/>
       </w:pPr>
       <w:r>
-        <w:t xml:space="preserve">5.17 Démonstration complète</w:t>
+        <w:t xml:space="preserve">6.17 Démonstration complète</w:t>
       </w:r>
     </w:p>
     <w:p>
@@ -26053,7 +26053,7 @@
         <w:pStyle w:val="Heading2"/>
       </w:pPr>
       <w:r>
-        <w:t xml:space="preserve">5.18 Erreurs fréquentes</w:t>
+        <w:t xml:space="preserve">6.18 Erreurs fréquentes</w:t>
       </w:r>
     </w:p>
     <w:tbl>
@@ -26326,7 +26326,7 @@
         <w:pStyle w:val="Heading2"/>
       </w:pPr>
       <w:r>
-        <w:t xml:space="preserve">5.19 Exercices</w:t>
+        <w:t xml:space="preserve">6.19 Exercices</w:t>
       </w:r>
     </w:p>
     <w:bookmarkStart w:id="174" w:name="niveau-1-2"/>
@@ -26335,7 +26335,7 @@
         <w:pStyle w:val="Heading3"/>
       </w:pPr>
       <w:r>
-        <w:t xml:space="preserve">5.19.1 Niveau 1</w:t>
+        <w:t xml:space="preserve">6.19.1 Niveau 1</w:t>
       </w:r>
     </w:p>
     <w:p>
@@ -26420,7 +26420,7 @@
         <w:pStyle w:val="Heading3"/>
       </w:pPr>
       <w:r>
-        <w:t xml:space="preserve">5.19.2 Niveau 2</w:t>
+        <w:t xml:space="preserve">6.19.2 Niveau 2</w:t>
       </w:r>
     </w:p>
     <w:p>
@@ -26508,7 +26508,7 @@
         <w:pStyle w:val="Heading3"/>
       </w:pPr>
       <w:r>
-        <w:t xml:space="preserve">5.19.3 Niveau 3</w:t>
+        <w:t xml:space="preserve">6.19.3 Niveau 3</w:t>
       </w:r>
     </w:p>
     <w:p>
@@ -26594,7 +26594,7 @@
         <w:pStyle w:val="Heading2"/>
       </w:pPr>
       <w:r>
-        <w:t xml:space="preserve">5.20 Corrections</w:t>
+        <w:t xml:space="preserve">6.20 Corrections</w:t>
       </w:r>
     </w:p>
     <w:p>
@@ -28113,7 +28113,7 @@
         <w:pStyle w:val="Heading2"/>
       </w:pPr>
       <w:r>
-        <w:t xml:space="preserve">5.21 Points clés</w:t>
+        <w:t xml:space="preserve">6.21 Points clés</w:t>
       </w:r>
     </w:p>
     <w:p>
@@ -28188,7 +28188,7 @@
         <w:pStyle w:val="Heading2"/>
       </w:pPr>
       <w:r>
-        <w:t xml:space="preserve">5.22 Ressources</w:t>
+        <w:t xml:space="preserve">6.22 Ressources</w:t>
       </w:r>
     </w:p>
     <w:p>
@@ -28240,7 +28240,7 @@
         <w:pStyle w:val="Heading2"/>
       </w:pPr>
       <w:r>
-        <w:t xml:space="preserve">5.23 Suite</w:t>
+        <w:t xml:space="preserve">6.23 Suite</w:t>
       </w:r>
     </w:p>
     <w:p>
@@ -28259,7 +28259,7 @@
         <w:pStyle w:val="Heading1"/>
       </w:pPr>
       <w:r>
-        <w:t xml:space="preserve">6. Exploration et statistiques descriptives</w:t>
+        <w:t xml:space="preserve">7. Exploration et statistiques descriptives</w:t>
       </w:r>
     </w:p>
     <w:bookmarkStart w:id="183" w:name="introduction-4"/>
@@ -28268,7 +28268,7 @@
         <w:pStyle w:val="Heading2"/>
       </w:pPr>
       <w:r>
-        <w:t xml:space="preserve">6.1 Introduction</w:t>
+        <w:t xml:space="preserve">7.1 Introduction</w:t>
       </w:r>
     </w:p>
     <w:p>
@@ -28302,7 +28302,7 @@
         <w:pStyle w:val="Heading2"/>
       </w:pPr>
       <w:r>
-        <w:t xml:space="preserve">6.2 Objectifs pédagogiques</w:t>
+        <w:t xml:space="preserve">7.2 Objectifs pédagogiques</w:t>
       </w:r>
     </w:p>
     <w:p>
@@ -28372,7 +28372,7 @@
         <w:pStyle w:val="Heading2"/>
       </w:pPr>
       <w:r>
-        <w:t xml:space="preserve">6.3 Prérequis</w:t>
+        <w:t xml:space="preserve">7.3 Prérequis</w:t>
       </w:r>
     </w:p>
     <w:p>
@@ -28394,7 +28394,7 @@
           <w:rPr>
             <w:rStyle w:val="Hyperlink"/>
           </w:rPr>
-          <w:t xml:space="preserve">Chapter 3</w:t>
+          <w:t xml:space="preserve">Chapter 4</w:t>
         </w:r>
       </w:hyperlink>
       <w:r>
@@ -28725,7 +28725,7 @@
         <w:pStyle w:val="Heading2"/>
       </w:pPr>
       <w:r>
-        <w:t xml:space="preserve">6.4 Analyse exploratoire (EDA)</w:t>
+        <w:t xml:space="preserve">7.4 Analyse exploratoire (EDA)</w:t>
       </w:r>
     </w:p>
     <w:p>
@@ -28936,7 +28936,7 @@
         <w:pStyle w:val="Heading2"/>
       </w:pPr>
       <w:r>
-        <w:t xml:space="preserve">6.5 Effectifs et fréquences</w:t>
+        <w:t xml:space="preserve">7.5 Effectifs et fréquences</w:t>
       </w:r>
     </w:p>
     <w:p>
@@ -29315,7 +29315,7 @@
         <w:pStyle w:val="Heading2"/>
       </w:pPr>
       <w:r>
-        <w:t xml:space="preserve">6.6 Moyenne, médiane et mode</w:t>
+        <w:t xml:space="preserve">7.6 Moyenne, médiane et mode</w:t>
       </w:r>
     </w:p>
     <w:p>
@@ -29795,7 +29795,7 @@
         <w:pStyle w:val="Heading2"/>
       </w:pPr>
       <w:r>
-        <w:t xml:space="preserve">6.7 Minimum, maximum, étendue</w:t>
+        <w:t xml:space="preserve">7.7 Minimum, maximum, étendue</w:t>
       </w:r>
     </w:p>
     <w:p>
@@ -29925,7 +29925,7 @@
         <w:pStyle w:val="Heading2"/>
       </w:pPr>
       <w:r>
-        <w:t xml:space="preserve">6.8 Quartiles et quantiles</w:t>
+        <w:t xml:space="preserve">7.8 Quartiles et quantiles</w:t>
       </w:r>
     </w:p>
     <w:p>
@@ -30127,7 +30127,7 @@
         <w:pStyle w:val="Heading2"/>
       </w:pPr>
       <w:r>
-        <w:t xml:space="preserve">6.9 Variance et écart-type</w:t>
+        <w:t xml:space="preserve">7.9 Variance et écart-type</w:t>
       </w:r>
     </w:p>
     <w:p>
@@ -30226,7 +30226,7 @@
         <w:pStyle w:val="Heading2"/>
       </w:pPr>
       <w:r>
-        <w:t xml:space="preserve">6.10 Distribution des variables</w:t>
+        <w:t xml:space="preserve">7.10 Distribution des variables</w:t>
       </w:r>
     </w:p>
     <w:p>
@@ -30527,7 +30527,7 @@
           <w:rPr>
             <w:rStyle w:val="Hyperlink"/>
           </w:rPr>
-          <w:t xml:space="preserve">Chapter 7</w:t>
+          <w:t xml:space="preserve">Chapter 8</w:t>
         </w:r>
       </w:hyperlink>
       <w:r>
@@ -30541,7 +30541,7 @@
         <w:pStyle w:val="Heading2"/>
       </w:pPr>
       <w:r>
-        <w:t xml:space="preserve">6.11 Comparaison de groupes</w:t>
+        <w:t xml:space="preserve">7.11 Comparaison de groupes</w:t>
       </w:r>
     </w:p>
     <w:p>
@@ -30886,7 +30886,7 @@
         <w:pStyle w:val="Heading2"/>
       </w:pPr>
       <w:r>
-        <w:t xml:space="preserve">6.12 Tableaux croisés</w:t>
+        <w:t xml:space="preserve">7.12 Tableaux croisés</w:t>
       </w:r>
     </w:p>
     <w:p>
@@ -31264,7 +31264,7 @@
         <w:pStyle w:val="Heading2"/>
       </w:pPr>
       <w:r>
-        <w:t xml:space="preserve">6.13 Corrélation entre variables</w:t>
+        <w:t xml:space="preserve">7.13 Corrélation entre variables</w:t>
       </w:r>
     </w:p>
     <w:p>
@@ -31694,7 +31694,7 @@
         <w:pStyle w:val="Heading2"/>
       </w:pPr>
       <w:r>
-        <w:t xml:space="preserve">6.14 Interprétation en langage courant</w:t>
+        <w:t xml:space="preserve">7.14 Interprétation en langage courant</w:t>
       </w:r>
     </w:p>
     <w:p>
@@ -31790,7 +31790,7 @@
         <w:pStyle w:val="Heading2"/>
       </w:pPr>
       <w:r>
-        <w:t xml:space="preserve">6.15 Limites et erreurs d’interprétation</w:t>
+        <w:t xml:space="preserve">7.15 Limites et erreurs d’interprétation</w:t>
       </w:r>
     </w:p>
     <w:p>
@@ -31808,6 +31808,1659 @@
         <w:t xml:space="preserve"> </w:t>
       </w:r>
       <w:hyperlink w:anchor="sec-modelisation">
+        <w:r>
+          <w:rPr>
+            <w:rStyle w:val="Hyperlink"/>
+          </w:rPr>
+          <w:t xml:space="preserve">Chapter 9</w:t>
+        </w:r>
+      </w:hyperlink>
+      <w:r>
+        <w:t xml:space="preserve">).</w:t>
+      </w:r>
+    </w:p>
+    <w:p>
+      <w:pPr>
+        <w:pStyle w:val="Compact"/>
+        <w:numPr>
+          <w:ilvl w:val="0"/>
+          <w:numId w:val="1045"/>
+        </w:numPr>
+      </w:pPr>
+      <w:r>
+        <w:t xml:space="preserve">La moyenne seule cache multimodalité et outliers.</w:t>
+      </w:r>
+    </w:p>
+    <w:p>
+      <w:pPr>
+        <w:pStyle w:val="Compact"/>
+        <w:numPr>
+          <w:ilvl w:val="0"/>
+          <w:numId w:val="1045"/>
+        </w:numPr>
+      </w:pPr>
+      <w:r>
+        <w:t xml:space="preserve">Des catégories déséquilibrées faussent les lectures de proportions.</w:t>
+      </w:r>
+    </w:p>
+    <w:p>
+      <w:pPr>
+        <w:pStyle w:val="Compact"/>
+        <w:numPr>
+          <w:ilvl w:val="0"/>
+          <w:numId w:val="1045"/>
+        </w:numPr>
+      </w:pPr>
+      <w:r>
+        <w:t xml:space="preserve">Corréler deux séries temporelles sans précaution peut créer des artefacts.</w:t>
+      </w:r>
+    </w:p>
+    <w:p>
+      <w:pPr>
+        <w:pStyle w:val="Compact"/>
+        <w:numPr>
+          <w:ilvl w:val="0"/>
+          <w:numId w:val="1045"/>
+        </w:numPr>
+      </w:pPr>
+      <w:r>
+        <w:t xml:space="preserve">Multiplier les tris jusqu’à trouver un résultat « significatif » (data dredging).</w:t>
+      </w:r>
+    </w:p>
+    <w:bookmarkEnd w:id="201"/>
+    <w:bookmarkStart w:id="202" w:name="démonstration-complète-3"/>
+    <w:p>
+      <w:pPr>
+        <w:pStyle w:val="Heading2"/>
+      </w:pPr>
+      <w:r>
+        <w:t xml:space="preserve">7.16 Démonstration complète</w:t>
+      </w:r>
+    </w:p>
+    <w:p>
+      <w:pPr>
+        <w:pStyle w:val="SourceCode"/>
+      </w:pPr>
+      <w:r>
+        <w:rPr>
+          <w:rStyle w:val="FunctionTok"/>
+        </w:rPr>
+        <w:t xml:space="preserve">set.seed</w:t>
+      </w:r>
+      <w:r>
+        <w:rPr>
+          <w:rStyle w:val="NormalTok"/>
+        </w:rPr>
+        <w:t xml:space="preserve">(</w:t>
+      </w:r>
+      <w:r>
+        <w:rPr>
+          <w:rStyle w:val="DecValTok"/>
+        </w:rPr>
+        <w:t xml:space="preserve">2024</w:t>
+      </w:r>
+      <w:r>
+        <w:rPr>
+          <w:rStyle w:val="NormalTok"/>
+        </w:rPr>
+        <w:t xml:space="preserve">)</w:t>
+      </w:r>
+      <w:r>
+        <w:br/>
+      </w:r>
+      <w:r>
+        <w:rPr>
+          <w:rStyle w:val="NormalTok"/>
+        </w:rPr>
+        <w:t xml:space="preserve">rapport </w:t>
+      </w:r>
+      <w:r>
+        <w:rPr>
+          <w:rStyle w:val="OtherTok"/>
+        </w:rPr>
+        <w:t xml:space="preserve">&lt;-</w:t>
+      </w:r>
+      <w:r>
+        <w:rPr>
+          <w:rStyle w:val="NormalTok"/>
+        </w:rPr>
+        <w:t xml:space="preserve"> </w:t>
+      </w:r>
+      <w:r>
+        <w:rPr>
+          <w:rStyle w:val="FunctionTok"/>
+        </w:rPr>
+        <w:t xml:space="preserve">list</w:t>
+      </w:r>
+      <w:r>
+        <w:rPr>
+          <w:rStyle w:val="NormalTok"/>
+        </w:rPr>
+        <w:t xml:space="preserve">(</w:t>
+      </w:r>
+      <w:r>
+        <w:br/>
+      </w:r>
+      <w:r>
+        <w:rPr>
+          <w:rStyle w:val="NormalTok"/>
+        </w:rPr>
+        <w:t xml:space="preserve">  </w:t>
+      </w:r>
+      <w:r>
+        <w:rPr>
+          <w:rStyle w:val="AttributeTok"/>
+        </w:rPr>
+        <w:t xml:space="preserve">ca_total =</w:t>
+      </w:r>
+      <w:r>
+        <w:rPr>
+          <w:rStyle w:val="NormalTok"/>
+        </w:rPr>
+        <w:t xml:space="preserve"> </w:t>
+      </w:r>
+      <w:r>
+        <w:rPr>
+          <w:rStyle w:val="FunctionTok"/>
+        </w:rPr>
+        <w:t xml:space="preserve">sum</w:t>
+      </w:r>
+      <w:r>
+        <w:rPr>
+          <w:rStyle w:val="NormalTok"/>
+        </w:rPr>
+        <w:t xml:space="preserve">(ventes</w:t>
+      </w:r>
+      <w:r>
+        <w:rPr>
+          <w:rStyle w:val="SpecialCharTok"/>
+        </w:rPr>
+        <w:t xml:space="preserve">$</w:t>
+      </w:r>
+      <w:r>
+        <w:rPr>
+          <w:rStyle w:val="NormalTok"/>
+        </w:rPr>
+        <w:t xml:space="preserve">montant),</w:t>
+      </w:r>
+      <w:r>
+        <w:br/>
+      </w:r>
+      <w:r>
+        <w:rPr>
+          <w:rStyle w:val="NormalTok"/>
+        </w:rPr>
+        <w:t xml:space="preserve">  </w:t>
+      </w:r>
+      <w:r>
+        <w:rPr>
+          <w:rStyle w:val="AttributeTok"/>
+        </w:rPr>
+        <w:t xml:space="preserve">ca_moyen =</w:t>
+      </w:r>
+      <w:r>
+        <w:rPr>
+          <w:rStyle w:val="NormalTok"/>
+        </w:rPr>
+        <w:t xml:space="preserve"> </w:t>
+      </w:r>
+      <w:r>
+        <w:rPr>
+          <w:rStyle w:val="FunctionTok"/>
+        </w:rPr>
+        <w:t xml:space="preserve">mean</w:t>
+      </w:r>
+      <w:r>
+        <w:rPr>
+          <w:rStyle w:val="NormalTok"/>
+        </w:rPr>
+        <w:t xml:space="preserve">(ventes</w:t>
+      </w:r>
+      <w:r>
+        <w:rPr>
+          <w:rStyle w:val="SpecialCharTok"/>
+        </w:rPr>
+        <w:t xml:space="preserve">$</w:t>
+      </w:r>
+      <w:r>
+        <w:rPr>
+          <w:rStyle w:val="NormalTok"/>
+        </w:rPr>
+        <w:t xml:space="preserve">montant),</w:t>
+      </w:r>
+      <w:r>
+        <w:br/>
+      </w:r>
+      <w:r>
+        <w:rPr>
+          <w:rStyle w:val="NormalTok"/>
+        </w:rPr>
+        <w:t xml:space="preserve">  </w:t>
+      </w:r>
+      <w:r>
+        <w:rPr>
+          <w:rStyle w:val="AttributeTok"/>
+        </w:rPr>
+        <w:t xml:space="preserve">ca_median =</w:t>
+      </w:r>
+      <w:r>
+        <w:rPr>
+          <w:rStyle w:val="NormalTok"/>
+        </w:rPr>
+        <w:t xml:space="preserve"> </w:t>
+      </w:r>
+      <w:r>
+        <w:rPr>
+          <w:rStyle w:val="FunctionTok"/>
+        </w:rPr>
+        <w:t xml:space="preserve">median</w:t>
+      </w:r>
+      <w:r>
+        <w:rPr>
+          <w:rStyle w:val="NormalTok"/>
+        </w:rPr>
+        <w:t xml:space="preserve">(ventes</w:t>
+      </w:r>
+      <w:r>
+        <w:rPr>
+          <w:rStyle w:val="SpecialCharTok"/>
+        </w:rPr>
+        <w:t xml:space="preserve">$</w:t>
+      </w:r>
+      <w:r>
+        <w:rPr>
+          <w:rStyle w:val="NormalTok"/>
+        </w:rPr>
+        <w:t xml:space="preserve">montant),</w:t>
+      </w:r>
+      <w:r>
+        <w:br/>
+      </w:r>
+      <w:r>
+        <w:rPr>
+          <w:rStyle w:val="NormalTok"/>
+        </w:rPr>
+        <w:t xml:space="preserve">  </w:t>
+      </w:r>
+      <w:r>
+        <w:rPr>
+          <w:rStyle w:val="AttributeTok"/>
+        </w:rPr>
+        <w:t xml:space="preserve">top_produit =</w:t>
+      </w:r>
+      <w:r>
+        <w:rPr>
+          <w:rStyle w:val="NormalTok"/>
+        </w:rPr>
+        <w:t xml:space="preserve"> ventes </w:t>
+      </w:r>
+      <w:r>
+        <w:rPr>
+          <w:rStyle w:val="SpecialCharTok"/>
+        </w:rPr>
+        <w:t xml:space="preserve">|&gt;</w:t>
+      </w:r>
+      <w:r>
+        <w:rPr>
+          <w:rStyle w:val="NormalTok"/>
+        </w:rPr>
+        <w:t xml:space="preserve"> </w:t>
+      </w:r>
+      <w:r>
+        <w:rPr>
+          <w:rStyle w:val="FunctionTok"/>
+        </w:rPr>
+        <w:t xml:space="preserve">count</w:t>
+      </w:r>
+      <w:r>
+        <w:rPr>
+          <w:rStyle w:val="NormalTok"/>
+        </w:rPr>
+        <w:t xml:space="preserve">(produit, </w:t>
+      </w:r>
+      <w:r>
+        <w:rPr>
+          <w:rStyle w:val="AttributeTok"/>
+        </w:rPr>
+        <w:t xml:space="preserve">sort =</w:t>
+      </w:r>
+      <w:r>
+        <w:rPr>
+          <w:rStyle w:val="NormalTok"/>
+        </w:rPr>
+        <w:t xml:space="preserve"> </w:t>
+      </w:r>
+      <w:r>
+        <w:rPr>
+          <w:rStyle w:val="ConstantTok"/>
+        </w:rPr>
+        <w:t xml:space="preserve">TRUE</w:t>
+      </w:r>
+      <w:r>
+        <w:rPr>
+          <w:rStyle w:val="NormalTok"/>
+        </w:rPr>
+        <w:t xml:space="preserve">) </w:t>
+      </w:r>
+      <w:r>
+        <w:rPr>
+          <w:rStyle w:val="SpecialCharTok"/>
+        </w:rPr>
+        <w:t xml:space="preserve">|&gt;</w:t>
+      </w:r>
+      <w:r>
+        <w:rPr>
+          <w:rStyle w:val="NormalTok"/>
+        </w:rPr>
+        <w:t xml:space="preserve"> </w:t>
+      </w:r>
+      <w:r>
+        <w:rPr>
+          <w:rStyle w:val="FunctionTok"/>
+        </w:rPr>
+        <w:t xml:space="preserve">slice</w:t>
+      </w:r>
+      <w:r>
+        <w:rPr>
+          <w:rStyle w:val="NormalTok"/>
+        </w:rPr>
+        <w:t xml:space="preserve">(</w:t>
+      </w:r>
+      <w:r>
+        <w:rPr>
+          <w:rStyle w:val="DecValTok"/>
+        </w:rPr>
+        <w:t xml:space="preserve">1</w:t>
+      </w:r>
+      <w:r>
+        <w:rPr>
+          <w:rStyle w:val="NormalTok"/>
+        </w:rPr>
+        <w:t xml:space="preserve">),</w:t>
+      </w:r>
+      <w:r>
+        <w:br/>
+      </w:r>
+      <w:r>
+        <w:rPr>
+          <w:rStyle w:val="NormalTok"/>
+        </w:rPr>
+        <w:t xml:space="preserve">  </w:t>
+      </w:r>
+      <w:r>
+        <w:rPr>
+          <w:rStyle w:val="AttributeTok"/>
+        </w:rPr>
+        <w:t xml:space="preserve">cor_qte_montant =</w:t>
+      </w:r>
+      <w:r>
+        <w:rPr>
+          <w:rStyle w:val="NormalTok"/>
+        </w:rPr>
+        <w:t xml:space="preserve"> </w:t>
+      </w:r>
+      <w:r>
+        <w:rPr>
+          <w:rStyle w:val="FunctionTok"/>
+        </w:rPr>
+        <w:t xml:space="preserve">cor</w:t>
+      </w:r>
+      <w:r>
+        <w:rPr>
+          <w:rStyle w:val="NormalTok"/>
+        </w:rPr>
+        <w:t xml:space="preserve">(ventes</w:t>
+      </w:r>
+      <w:r>
+        <w:rPr>
+          <w:rStyle w:val="SpecialCharTok"/>
+        </w:rPr>
+        <w:t xml:space="preserve">$</w:t>
+      </w:r>
+      <w:r>
+        <w:rPr>
+          <w:rStyle w:val="NormalTok"/>
+        </w:rPr>
+        <w:t xml:space="preserve">quantite, ventes</w:t>
+      </w:r>
+      <w:r>
+        <w:rPr>
+          <w:rStyle w:val="SpecialCharTok"/>
+        </w:rPr>
+        <w:t xml:space="preserve">$</w:t>
+      </w:r>
+      <w:r>
+        <w:rPr>
+          <w:rStyle w:val="NormalTok"/>
+        </w:rPr>
+        <w:t xml:space="preserve">montant)</w:t>
+      </w:r>
+      <w:r>
+        <w:br/>
+      </w:r>
+      <w:r>
+        <w:rPr>
+          <w:rStyle w:val="NormalTok"/>
+        </w:rPr>
+        <w:t xml:space="preserve">)</w:t>
+      </w:r>
+      <w:r>
+        <w:br/>
+      </w:r>
+      <w:r>
+        <w:rPr>
+          <w:rStyle w:val="NormalTok"/>
+        </w:rPr>
+        <w:t xml:space="preserve">rapport</w:t>
+      </w:r>
+    </w:p>
+    <w:p>
+      <w:pPr>
+        <w:pStyle w:val="SourceCode"/>
+      </w:pPr>
+      <w:r>
+        <w:rPr>
+          <w:rStyle w:val="VerbatimChar"/>
+        </w:rPr>
+        <w:t xml:space="preserve">#&gt; $ca_total</w:t>
+      </w:r>
+      <w:r>
+        <w:br/>
+      </w:r>
+      <w:r>
+        <w:rPr>
+          <w:rStyle w:val="VerbatimChar"/>
+        </w:rPr>
+        <w:t xml:space="preserve">#&gt; [1] 25853.53</w:t>
+      </w:r>
+      <w:r>
+        <w:br/>
+      </w:r>
+      <w:r>
+        <w:rPr>
+          <w:rStyle w:val="VerbatimChar"/>
+        </w:rPr>
+        <w:t xml:space="preserve">#&gt; </w:t>
+      </w:r>
+      <w:r>
+        <w:br/>
+      </w:r>
+      <w:r>
+        <w:rPr>
+          <w:rStyle w:val="VerbatimChar"/>
+        </w:rPr>
+        <w:t xml:space="preserve">#&gt; $ca_moyen</w:t>
+      </w:r>
+      <w:r>
+        <w:br/>
+      </w:r>
+      <w:r>
+        <w:rPr>
+          <w:rStyle w:val="VerbatimChar"/>
+        </w:rPr>
+        <w:t xml:space="preserve">#&gt; [1] 130.5734</w:t>
+      </w:r>
+      <w:r>
+        <w:br/>
+      </w:r>
+      <w:r>
+        <w:rPr>
+          <w:rStyle w:val="VerbatimChar"/>
+        </w:rPr>
+        <w:t xml:space="preserve">#&gt; </w:t>
+      </w:r>
+      <w:r>
+        <w:br/>
+      </w:r>
+      <w:r>
+        <w:rPr>
+          <w:rStyle w:val="VerbatimChar"/>
+        </w:rPr>
+        <w:t xml:space="preserve">#&gt; $ca_median</w:t>
+      </w:r>
+      <w:r>
+        <w:br/>
+      </w:r>
+      <w:r>
+        <w:rPr>
+          <w:rStyle w:val="VerbatimChar"/>
+        </w:rPr>
+        <w:t xml:space="preserve">#&gt; [1] 105.875</w:t>
+      </w:r>
+      <w:r>
+        <w:br/>
+      </w:r>
+      <w:r>
+        <w:rPr>
+          <w:rStyle w:val="VerbatimChar"/>
+        </w:rPr>
+        <w:t xml:space="preserve">#&gt; </w:t>
+      </w:r>
+      <w:r>
+        <w:br/>
+      </w:r>
+      <w:r>
+        <w:rPr>
+          <w:rStyle w:val="VerbatimChar"/>
+        </w:rPr>
+        <w:t xml:space="preserve">#&gt; $top_produit</w:t>
+      </w:r>
+      <w:r>
+        <w:br/>
+      </w:r>
+      <w:r>
+        <w:rPr>
+          <w:rStyle w:val="VerbatimChar"/>
+        </w:rPr>
+        <w:t xml:space="preserve">#&gt; # A tibble: 1 × 2</w:t>
+      </w:r>
+      <w:r>
+        <w:br/>
+      </w:r>
+      <w:r>
+        <w:rPr>
+          <w:rStyle w:val="VerbatimChar"/>
+        </w:rPr>
+        <w:t xml:space="preserve">#&gt;   produit      n</w:t>
+      </w:r>
+      <w:r>
+        <w:br/>
+      </w:r>
+      <w:r>
+        <w:rPr>
+          <w:rStyle w:val="VerbatimChar"/>
+        </w:rPr>
+        <w:t xml:space="preserve">#&gt;   &lt;chr&gt;    &lt;int&gt;</w:t>
+      </w:r>
+      <w:r>
+        <w:br/>
+      </w:r>
+      <w:r>
+        <w:rPr>
+          <w:rStyle w:val="VerbatimChar"/>
+        </w:rPr>
+        <w:t xml:space="preserve">#&gt; 1 Marqueur    43</w:t>
+      </w:r>
+      <w:r>
+        <w:br/>
+      </w:r>
+      <w:r>
+        <w:rPr>
+          <w:rStyle w:val="VerbatimChar"/>
+        </w:rPr>
+        <w:t xml:space="preserve">#&gt; </w:t>
+      </w:r>
+      <w:r>
+        <w:br/>
+      </w:r>
+      <w:r>
+        <w:rPr>
+          <w:rStyle w:val="VerbatimChar"/>
+        </w:rPr>
+        <w:t xml:space="preserve">#&gt; $cor_qte_montant</w:t>
+      </w:r>
+      <w:r>
+        <w:br/>
+      </w:r>
+      <w:r>
+        <w:rPr>
+          <w:rStyle w:val="VerbatimChar"/>
+        </w:rPr>
+        <w:t xml:space="preserve">#&gt; [1] 0.6708037</w:t>
+      </w:r>
+    </w:p>
+    <w:bookmarkEnd w:id="202"/>
+    <w:bookmarkStart w:id="206" w:name="exercices-3"/>
+    <w:p>
+      <w:pPr>
+        <w:pStyle w:val="Heading2"/>
+      </w:pPr>
+      <w:r>
+        <w:t xml:space="preserve">7.17 Exercices</w:t>
+      </w:r>
+    </w:p>
+    <w:bookmarkStart w:id="203" w:name="niveau-1-3"/>
+    <w:p>
+      <w:pPr>
+        <w:pStyle w:val="Heading3"/>
+      </w:pPr>
+      <w:r>
+        <w:t xml:space="preserve">7.17.1 Niveau 1</w:t>
+      </w:r>
+    </w:p>
+    <w:p>
+      <w:pPr>
+        <w:pStyle w:val="Compact"/>
+        <w:numPr>
+          <w:ilvl w:val="0"/>
+          <w:numId w:val="1046"/>
+        </w:numPr>
+      </w:pPr>
+      <w:r>
+        <w:t xml:space="preserve">Calculez moyenne et médiane de</w:t>
+      </w:r>
+      <w:r>
+        <w:t xml:space="preserve"> </w:t>
+      </w:r>
+      <w:r>
+        <w:rPr>
+          <w:rStyle w:val="VerbatimChar"/>
+        </w:rPr>
+        <w:t xml:space="preserve">demo$age</w:t>
+      </w:r>
+      <w:r>
+        <w:t xml:space="preserve">.</w:t>
+      </w:r>
+    </w:p>
+    <w:p>
+      <w:pPr>
+        <w:pStyle w:val="Compact"/>
+        <w:numPr>
+          <w:ilvl w:val="0"/>
+          <w:numId w:val="1046"/>
+        </w:numPr>
+      </w:pPr>
+      <w:r>
+        <w:t xml:space="preserve">Affichez la table des effectifs de</w:t>
+      </w:r>
+      <w:r>
+        <w:t xml:space="preserve"> </w:t>
+      </w:r>
+      <w:r>
+        <w:rPr>
+          <w:rStyle w:val="VerbatimChar"/>
+        </w:rPr>
+        <w:t xml:space="preserve">niveau_etudes</w:t>
+      </w:r>
+      <w:r>
+        <w:t xml:space="preserve">.</w:t>
+      </w:r>
+    </w:p>
+    <w:bookmarkEnd w:id="203"/>
+    <w:bookmarkStart w:id="204" w:name="niveau-2-3"/>
+    <w:p>
+      <w:pPr>
+        <w:pStyle w:val="Heading3"/>
+      </w:pPr>
+      <w:r>
+        <w:t xml:space="preserve">7.17.2 Niveau 2</w:t>
+      </w:r>
+    </w:p>
+    <w:p>
+      <w:pPr>
+        <w:pStyle w:val="Compact"/>
+        <w:numPr>
+          <w:ilvl w:val="0"/>
+          <w:numId w:val="1047"/>
+        </w:numPr>
+      </w:pPr>
+      <w:r>
+        <w:t xml:space="preserve">Comparez le revenu moyen et médian par</w:t>
+      </w:r>
+      <w:r>
+        <w:t xml:space="preserve"> </w:t>
+      </w:r>
+      <w:r>
+        <w:rPr>
+          <w:rStyle w:val="VerbatimChar"/>
+        </w:rPr>
+        <w:t xml:space="preserve">sexe</w:t>
+      </w:r>
+      <w:r>
+        <w:t xml:space="preserve">.</w:t>
+      </w:r>
+    </w:p>
+    <w:p>
+      <w:pPr>
+        <w:pStyle w:val="Compact"/>
+        <w:numPr>
+          <w:ilvl w:val="0"/>
+          <w:numId w:val="1047"/>
+        </w:numPr>
+      </w:pPr>
+      <w:r>
+        <w:t xml:space="preserve">Calculez l’IQR de</w:t>
+      </w:r>
+      <w:r>
+        <w:t xml:space="preserve"> </w:t>
+      </w:r>
+      <w:r>
+        <w:rPr>
+          <w:rStyle w:val="VerbatimChar"/>
+        </w:rPr>
+        <w:t xml:space="preserve">montant</w:t>
+      </w:r>
+      <w:r>
+        <w:t xml:space="preserve"> </w:t>
+      </w:r>
+      <w:r>
+        <w:t xml:space="preserve">dans</w:t>
+      </w:r>
+      <w:r>
+        <w:t xml:space="preserve"> </w:t>
+      </w:r>
+      <w:r>
+        <w:rPr>
+          <w:rStyle w:val="VerbatimChar"/>
+        </w:rPr>
+        <w:t xml:space="preserve">ventes</w:t>
+      </w:r>
+      <w:r>
+        <w:t xml:space="preserve">.</w:t>
+      </w:r>
+    </w:p>
+    <w:bookmarkEnd w:id="204"/>
+    <w:bookmarkStart w:id="205" w:name="niveau-3-3"/>
+    <w:p>
+      <w:pPr>
+        <w:pStyle w:val="Heading3"/>
+      </w:pPr>
+      <w:r>
+        <w:t xml:space="preserve">7.17.3 Niveau 3</w:t>
+      </w:r>
+    </w:p>
+    <w:p>
+      <w:pPr>
+        <w:pStyle w:val="Compact"/>
+        <w:numPr>
+          <w:ilvl w:val="0"/>
+          <w:numId w:val="1048"/>
+        </w:numPr>
+      </w:pPr>
+      <w:r>
+        <w:t xml:space="preserve">Produisez un tableau région × produit avec le CA total (</w:t>
+      </w:r>
+      <w:r>
+        <w:rPr>
+          <w:rStyle w:val="VerbatimChar"/>
+        </w:rPr>
+        <w:t xml:space="preserve">sum(montant)</w:t>
+      </w:r>
+      <w:r>
+        <w:t xml:space="preserve">).</w:t>
+      </w:r>
+    </w:p>
+    <w:p>
+      <w:pPr>
+        <w:pStyle w:val="Compact"/>
+        <w:numPr>
+          <w:ilvl w:val="0"/>
+          <w:numId w:val="1048"/>
+        </w:numPr>
+      </w:pPr>
+      <w:r>
+        <w:t xml:space="preserve">Interprétez en une phrase</w:t>
+      </w:r>
+      <w:r>
+        <w:t xml:space="preserve"> </w:t>
+      </w:r>
+      <w:r>
+        <w:rPr>
+          <w:rStyle w:val="VerbatimChar"/>
+        </w:rPr>
+        <w:t xml:space="preserve">cor(mtcars$hp, mtcars$mpg)</w:t>
+      </w:r>
+      <w:r>
+        <w:t xml:space="preserve">.</w:t>
+      </w:r>
+    </w:p>
+    <w:bookmarkEnd w:id="205"/>
+    <w:bookmarkEnd w:id="206"/>
+    <w:bookmarkStart w:id="207" w:name="corrections-4"/>
+    <w:p>
+      <w:pPr>
+        <w:pStyle w:val="Heading2"/>
+      </w:pPr>
+      <w:r>
+        <w:t xml:space="preserve">7.18 Corrections</w:t>
+      </w:r>
+    </w:p>
+    <w:p>
+      <w:pPr>
+        <w:pStyle w:val="SourceCode"/>
+      </w:pPr>
+      <w:r>
+        <w:rPr>
+          <w:rStyle w:val="FunctionTok"/>
+        </w:rPr>
+        <w:t xml:space="preserve">mean</w:t>
+      </w:r>
+      <w:r>
+        <w:rPr>
+          <w:rStyle w:val="NormalTok"/>
+        </w:rPr>
+        <w:t xml:space="preserve">(demo</w:t>
+      </w:r>
+      <w:r>
+        <w:rPr>
+          <w:rStyle w:val="SpecialCharTok"/>
+        </w:rPr>
+        <w:t xml:space="preserve">$</w:t>
+      </w:r>
+      <w:r>
+        <w:rPr>
+          <w:rStyle w:val="NormalTok"/>
+        </w:rPr>
+        <w:t xml:space="preserve">age); </w:t>
+      </w:r>
+      <w:r>
+        <w:rPr>
+          <w:rStyle w:val="FunctionTok"/>
+        </w:rPr>
+        <w:t xml:space="preserve">median</w:t>
+      </w:r>
+      <w:r>
+        <w:rPr>
+          <w:rStyle w:val="NormalTok"/>
+        </w:rPr>
+        <w:t xml:space="preserve">(demo</w:t>
+      </w:r>
+      <w:r>
+        <w:rPr>
+          <w:rStyle w:val="SpecialCharTok"/>
+        </w:rPr>
+        <w:t xml:space="preserve">$</w:t>
+      </w:r>
+      <w:r>
+        <w:rPr>
+          <w:rStyle w:val="NormalTok"/>
+        </w:rPr>
+        <w:t xml:space="preserve">age)</w:t>
+      </w:r>
+    </w:p>
+    <w:p>
+      <w:pPr>
+        <w:pStyle w:val="SourceCode"/>
+      </w:pPr>
+      <w:r>
+        <w:rPr>
+          <w:rStyle w:val="VerbatimChar"/>
+        </w:rPr>
+        <w:t xml:space="preserve">#&gt; [1] 46.64189</w:t>
+      </w:r>
+    </w:p>
+    <w:p>
+      <w:pPr>
+        <w:pStyle w:val="SourceCode"/>
+      </w:pPr>
+      <w:r>
+        <w:rPr>
+          <w:rStyle w:val="VerbatimChar"/>
+        </w:rPr>
+        <w:t xml:space="preserve">#&gt; [1] 47</w:t>
+      </w:r>
+    </w:p>
+    <w:p>
+      <w:pPr>
+        <w:pStyle w:val="SourceCode"/>
+      </w:pPr>
+      <w:r>
+        <w:rPr>
+          <w:rStyle w:val="NormalTok"/>
+        </w:rPr>
+        <w:t xml:space="preserve">demo </w:t>
+      </w:r>
+      <w:r>
+        <w:rPr>
+          <w:rStyle w:val="SpecialCharTok"/>
+        </w:rPr>
+        <w:t xml:space="preserve">|&gt;</w:t>
+      </w:r>
+      <w:r>
+        <w:rPr>
+          <w:rStyle w:val="NormalTok"/>
+        </w:rPr>
+        <w:t xml:space="preserve"> </w:t>
+      </w:r>
+      <w:r>
+        <w:rPr>
+          <w:rStyle w:val="FunctionTok"/>
+        </w:rPr>
+        <w:t xml:space="preserve">count</w:t>
+      </w:r>
+      <w:r>
+        <w:rPr>
+          <w:rStyle w:val="NormalTok"/>
+        </w:rPr>
+        <w:t xml:space="preserve">(niveau_etudes, </w:t>
+      </w:r>
+      <w:r>
+        <w:rPr>
+          <w:rStyle w:val="AttributeTok"/>
+        </w:rPr>
+        <w:t xml:space="preserve">sort =</w:t>
+      </w:r>
+      <w:r>
+        <w:rPr>
+          <w:rStyle w:val="NormalTok"/>
+        </w:rPr>
+        <w:t xml:space="preserve"> </w:t>
+      </w:r>
+      <w:r>
+        <w:rPr>
+          <w:rStyle w:val="ConstantTok"/>
+        </w:rPr>
+        <w:t xml:space="preserve">TRUE</w:t>
+      </w:r>
+      <w:r>
+        <w:rPr>
+          <w:rStyle w:val="NormalTok"/>
+        </w:rPr>
+        <w:t xml:space="preserve">)</w:t>
+      </w:r>
+    </w:p>
+    <w:p>
+      <w:pPr>
+        <w:pStyle w:val="SourceCode"/>
+      </w:pPr>
+      <w:r>
+        <w:rPr>
+          <w:rStyle w:val="VerbatimChar"/>
+        </w:rPr>
+        <w:t xml:space="preserve">#&gt; # A tibble: 5 × 2</w:t>
+      </w:r>
+      <w:r>
+        <w:br/>
+      </w:r>
+      <w:r>
+        <w:rPr>
+          <w:rStyle w:val="VerbatimChar"/>
+        </w:rPr>
+        <w:t xml:space="preserve">#&gt;   niveau_etudes     n</w:t>
+      </w:r>
+      <w:r>
+        <w:br/>
+      </w:r>
+      <w:r>
+        <w:rPr>
+          <w:rStyle w:val="VerbatimChar"/>
+        </w:rPr>
+        <w:t xml:space="preserve">#&gt;   &lt;chr&gt;         &lt;int&gt;</w:t>
+      </w:r>
+      <w:r>
+        <w:br/>
+      </w:r>
+      <w:r>
+        <w:rPr>
+          <w:rStyle w:val="VerbatimChar"/>
+        </w:rPr>
+        <w:t xml:space="preserve">#&gt; 1 Licence          59</w:t>
+      </w:r>
+      <w:r>
+        <w:br/>
+      </w:r>
+      <w:r>
+        <w:rPr>
+          <w:rStyle w:val="VerbatimChar"/>
+        </w:rPr>
+        <w:t xml:space="preserve">#&gt; 2 Bac              38</w:t>
+      </w:r>
+      <w:r>
+        <w:br/>
+      </w:r>
+      <w:r>
+        <w:rPr>
+          <w:rStyle w:val="VerbatimChar"/>
+        </w:rPr>
+        <w:t xml:space="preserve">#&gt; 3 Master           24</w:t>
+      </w:r>
+      <w:r>
+        <w:br/>
+      </w:r>
+      <w:r>
+        <w:rPr>
+          <w:rStyle w:val="VerbatimChar"/>
+        </w:rPr>
+        <w:t xml:space="preserve">#&gt; 4 Autre            19</w:t>
+      </w:r>
+      <w:r>
+        <w:br/>
+      </w:r>
+      <w:r>
+        <w:rPr>
+          <w:rStyle w:val="VerbatimChar"/>
+        </w:rPr>
+        <w:t xml:space="preserve">#&gt; 5 Doctorat          8</w:t>
+      </w:r>
+    </w:p>
+    <w:p>
+      <w:pPr>
+        <w:pStyle w:val="SourceCode"/>
+      </w:pPr>
+      <w:r>
+        <w:rPr>
+          <w:rStyle w:val="NormalTok"/>
+        </w:rPr>
+        <w:t xml:space="preserve">demo </w:t>
+      </w:r>
+      <w:r>
+        <w:rPr>
+          <w:rStyle w:val="SpecialCharTok"/>
+        </w:rPr>
+        <w:t xml:space="preserve">|&gt;</w:t>
+      </w:r>
+      <w:r>
+        <w:br/>
+      </w:r>
+      <w:r>
+        <w:rPr>
+          <w:rStyle w:val="NormalTok"/>
+        </w:rPr>
+        <w:t xml:space="preserve">  </w:t>
+      </w:r>
+      <w:r>
+        <w:rPr>
+          <w:rStyle w:val="FunctionTok"/>
+        </w:rPr>
+        <w:t xml:space="preserve">group_by</w:t>
+      </w:r>
+      <w:r>
+        <w:rPr>
+          <w:rStyle w:val="NormalTok"/>
+        </w:rPr>
+        <w:t xml:space="preserve">(sexe) </w:t>
+      </w:r>
+      <w:r>
+        <w:rPr>
+          <w:rStyle w:val="SpecialCharTok"/>
+        </w:rPr>
+        <w:t xml:space="preserve">|&gt;</w:t>
+      </w:r>
+      <w:r>
+        <w:br/>
+      </w:r>
+      <w:r>
+        <w:rPr>
+          <w:rStyle w:val="NormalTok"/>
+        </w:rPr>
+        <w:t xml:space="preserve">  </w:t>
+      </w:r>
+      <w:r>
+        <w:rPr>
+          <w:rStyle w:val="FunctionTok"/>
+        </w:rPr>
+        <w:t xml:space="preserve">summarise</w:t>
+      </w:r>
+      <w:r>
+        <w:rPr>
+          <w:rStyle w:val="NormalTok"/>
+        </w:rPr>
+        <w:t xml:space="preserve">(</w:t>
+      </w:r>
+      <w:r>
+        <w:rPr>
+          <w:rStyle w:val="AttributeTok"/>
+        </w:rPr>
+        <w:t xml:space="preserve">moy =</w:t>
+      </w:r>
+      <w:r>
+        <w:rPr>
+          <w:rStyle w:val="NormalTok"/>
+        </w:rPr>
+        <w:t xml:space="preserve"> </w:t>
+      </w:r>
+      <w:r>
+        <w:rPr>
+          <w:rStyle w:val="FunctionTok"/>
+        </w:rPr>
+        <w:t xml:space="preserve">mean</w:t>
+      </w:r>
+      <w:r>
+        <w:rPr>
+          <w:rStyle w:val="NormalTok"/>
+        </w:rPr>
+        <w:t xml:space="preserve">(revenu_mensuel), </w:t>
+      </w:r>
+      <w:r>
+        <w:rPr>
+          <w:rStyle w:val="AttributeTok"/>
+        </w:rPr>
+        <w:t xml:space="preserve">med =</w:t>
+      </w:r>
+      <w:r>
+        <w:rPr>
+          <w:rStyle w:val="NormalTok"/>
+        </w:rPr>
+        <w:t xml:space="preserve"> </w:t>
+      </w:r>
+      <w:r>
+        <w:rPr>
+          <w:rStyle w:val="FunctionTok"/>
+        </w:rPr>
+        <w:t xml:space="preserve">median</w:t>
+      </w:r>
+      <w:r>
+        <w:rPr>
+          <w:rStyle w:val="NormalTok"/>
+        </w:rPr>
+        <w:t xml:space="preserve">(revenu_mensuel), </w:t>
+      </w:r>
+      <w:r>
+        <w:rPr>
+          <w:rStyle w:val="AttributeTok"/>
+        </w:rPr>
+        <w:t xml:space="preserve">.groups =</w:t>
+      </w:r>
+      <w:r>
+        <w:rPr>
+          <w:rStyle w:val="NormalTok"/>
+        </w:rPr>
+        <w:t xml:space="preserve"> </w:t>
+      </w:r>
+      <w:r>
+        <w:rPr>
+          <w:rStyle w:val="StringTok"/>
+        </w:rPr>
+        <w:t xml:space="preserve">"drop"</w:t>
+      </w:r>
+      <w:r>
+        <w:rPr>
+          <w:rStyle w:val="NormalTok"/>
+        </w:rPr>
+        <w:t xml:space="preserve">)</w:t>
+      </w:r>
+    </w:p>
+    <w:p>
+      <w:pPr>
+        <w:pStyle w:val="SourceCode"/>
+      </w:pPr>
+      <w:r>
+        <w:rPr>
+          <w:rStyle w:val="VerbatimChar"/>
+        </w:rPr>
+        <w:t xml:space="preserve">#&gt; # A tibble: 2 × 3</w:t>
+      </w:r>
+      <w:r>
+        <w:br/>
+      </w:r>
+      <w:r>
+        <w:rPr>
+          <w:rStyle w:val="VerbatimChar"/>
+        </w:rPr>
+        <w:t xml:space="preserve">#&gt;   sexe    moy   med</w:t>
+      </w:r>
+      <w:r>
+        <w:br/>
+      </w:r>
+      <w:r>
+        <w:rPr>
+          <w:rStyle w:val="VerbatimChar"/>
+        </w:rPr>
+        <w:t xml:space="preserve">#&gt;   &lt;chr&gt; &lt;dbl&gt; &lt;dbl&gt;</w:t>
+      </w:r>
+      <w:r>
+        <w:br/>
+      </w:r>
+      <w:r>
+        <w:rPr>
+          <w:rStyle w:val="VerbatimChar"/>
+        </w:rPr>
+        <w:t xml:space="preserve">#&gt; 1 Femme 2204.  2215</w:t>
+      </w:r>
+      <w:r>
+        <w:br/>
+      </w:r>
+      <w:r>
+        <w:rPr>
+          <w:rStyle w:val="VerbatimChar"/>
+        </w:rPr>
+        <w:t xml:space="preserve">#&gt; 2 Homme 2159.  2146</w:t>
+      </w:r>
+    </w:p>
+    <w:p>
+      <w:pPr>
+        <w:pStyle w:val="SourceCode"/>
+      </w:pPr>
+      <w:r>
+        <w:rPr>
+          <w:rStyle w:val="FunctionTok"/>
+        </w:rPr>
+        <w:t xml:space="preserve">IQR</w:t>
+      </w:r>
+      <w:r>
+        <w:rPr>
+          <w:rStyle w:val="NormalTok"/>
+        </w:rPr>
+        <w:t xml:space="preserve">(ventes</w:t>
+      </w:r>
+      <w:r>
+        <w:rPr>
+          <w:rStyle w:val="SpecialCharTok"/>
+        </w:rPr>
+        <w:t xml:space="preserve">$</w:t>
+      </w:r>
+      <w:r>
+        <w:rPr>
+          <w:rStyle w:val="NormalTok"/>
+        </w:rPr>
+        <w:t xml:space="preserve">montant)</w:t>
+      </w:r>
+    </w:p>
+    <w:p>
+      <w:pPr>
+        <w:pStyle w:val="SourceCode"/>
+      </w:pPr>
+      <w:r>
+        <w:rPr>
+          <w:rStyle w:val="VerbatimChar"/>
+        </w:rPr>
+        <w:t xml:space="preserve">#&gt; [1] 153.65</w:t>
+      </w:r>
+    </w:p>
+    <w:p>
+      <w:pPr>
+        <w:pStyle w:val="SourceCode"/>
+      </w:pPr>
+      <w:r>
+        <w:rPr>
+          <w:rStyle w:val="NormalTok"/>
+        </w:rPr>
+        <w:t xml:space="preserve">ventes </w:t>
+      </w:r>
+      <w:r>
+        <w:rPr>
+          <w:rStyle w:val="SpecialCharTok"/>
+        </w:rPr>
+        <w:t xml:space="preserve">|&gt;</w:t>
+      </w:r>
+      <w:r>
+        <w:br/>
+      </w:r>
+      <w:r>
+        <w:rPr>
+          <w:rStyle w:val="NormalTok"/>
+        </w:rPr>
+        <w:t xml:space="preserve">  </w:t>
+      </w:r>
+      <w:r>
+        <w:rPr>
+          <w:rStyle w:val="FunctionTok"/>
+        </w:rPr>
+        <w:t xml:space="preserve">group_by</w:t>
+      </w:r>
+      <w:r>
+        <w:rPr>
+          <w:rStyle w:val="NormalTok"/>
+        </w:rPr>
+        <w:t xml:space="preserve">(region, produit) </w:t>
+      </w:r>
+      <w:r>
+        <w:rPr>
+          <w:rStyle w:val="SpecialCharTok"/>
+        </w:rPr>
+        <w:t xml:space="preserve">|&gt;</w:t>
+      </w:r>
+      <w:r>
+        <w:br/>
+      </w:r>
+      <w:r>
+        <w:rPr>
+          <w:rStyle w:val="NormalTok"/>
+        </w:rPr>
+        <w:t xml:space="preserve">  </w:t>
+      </w:r>
+      <w:r>
+        <w:rPr>
+          <w:rStyle w:val="FunctionTok"/>
+        </w:rPr>
+        <w:t xml:space="preserve">summarise</w:t>
+      </w:r>
+      <w:r>
+        <w:rPr>
+          <w:rStyle w:val="NormalTok"/>
+        </w:rPr>
+        <w:t xml:space="preserve">(</w:t>
+      </w:r>
+      <w:r>
+        <w:rPr>
+          <w:rStyle w:val="AttributeTok"/>
+        </w:rPr>
+        <w:t xml:space="preserve">ca =</w:t>
+      </w:r>
+      <w:r>
+        <w:rPr>
+          <w:rStyle w:val="NormalTok"/>
+        </w:rPr>
+        <w:t xml:space="preserve"> </w:t>
+      </w:r>
+      <w:r>
+        <w:rPr>
+          <w:rStyle w:val="FunctionTok"/>
+        </w:rPr>
+        <w:t xml:space="preserve">sum</w:t>
+      </w:r>
+      <w:r>
+        <w:rPr>
+          <w:rStyle w:val="NormalTok"/>
+        </w:rPr>
+        <w:t xml:space="preserve">(montant), </w:t>
+      </w:r>
+      <w:r>
+        <w:rPr>
+          <w:rStyle w:val="AttributeTok"/>
+        </w:rPr>
+        <w:t xml:space="preserve">.groups =</w:t>
+      </w:r>
+      <w:r>
+        <w:rPr>
+          <w:rStyle w:val="NormalTok"/>
+        </w:rPr>
+        <w:t xml:space="preserve"> </w:t>
+      </w:r>
+      <w:r>
+        <w:rPr>
+          <w:rStyle w:val="StringTok"/>
+        </w:rPr>
+        <w:t xml:space="preserve">"drop"</w:t>
+      </w:r>
+      <w:r>
+        <w:rPr>
+          <w:rStyle w:val="NormalTok"/>
+        </w:rPr>
+        <w:t xml:space="preserve">) </w:t>
+      </w:r>
+      <w:r>
+        <w:rPr>
+          <w:rStyle w:val="SpecialCharTok"/>
+        </w:rPr>
+        <w:t xml:space="preserve">|&gt;</w:t>
+      </w:r>
+      <w:r>
+        <w:br/>
+      </w:r>
+      <w:r>
+        <w:rPr>
+          <w:rStyle w:val="NormalTok"/>
+        </w:rPr>
+        <w:t xml:space="preserve">  </w:t>
+      </w:r>
+      <w:r>
+        <w:rPr>
+          <w:rStyle w:val="FunctionTok"/>
+        </w:rPr>
+        <w:t xml:space="preserve">pivot_wider</w:t>
+      </w:r>
+      <w:r>
+        <w:rPr>
+          <w:rStyle w:val="NormalTok"/>
+        </w:rPr>
+        <w:t xml:space="preserve">(</w:t>
+      </w:r>
+      <w:r>
+        <w:rPr>
+          <w:rStyle w:val="AttributeTok"/>
+        </w:rPr>
+        <w:t xml:space="preserve">names_from =</w:t>
+      </w:r>
+      <w:r>
+        <w:rPr>
+          <w:rStyle w:val="NormalTok"/>
+        </w:rPr>
+        <w:t xml:space="preserve"> produit, </w:t>
+      </w:r>
+      <w:r>
+        <w:rPr>
+          <w:rStyle w:val="AttributeTok"/>
+        </w:rPr>
+        <w:t xml:space="preserve">values_from =</w:t>
+      </w:r>
+      <w:r>
+        <w:rPr>
+          <w:rStyle w:val="NormalTok"/>
+        </w:rPr>
+        <w:t xml:space="preserve"> ca, </w:t>
+      </w:r>
+      <w:r>
+        <w:rPr>
+          <w:rStyle w:val="AttributeTok"/>
+        </w:rPr>
+        <w:t xml:space="preserve">values_fill =</w:t>
+      </w:r>
+      <w:r>
+        <w:rPr>
+          <w:rStyle w:val="NormalTok"/>
+        </w:rPr>
+        <w:t xml:space="preserve"> </w:t>
+      </w:r>
+      <w:r>
+        <w:rPr>
+          <w:rStyle w:val="DecValTok"/>
+        </w:rPr>
+        <w:t xml:space="preserve">0</w:t>
+      </w:r>
+      <w:r>
+        <w:rPr>
+          <w:rStyle w:val="NormalTok"/>
+        </w:rPr>
+        <w:t xml:space="preserve">)</w:t>
+      </w:r>
+    </w:p>
+    <w:p>
+      <w:pPr>
+        <w:pStyle w:val="SourceCode"/>
+      </w:pPr>
+      <w:r>
+        <w:rPr>
+          <w:rStyle w:val="VerbatimChar"/>
+        </w:rPr>
+        <w:t xml:space="preserve">#&gt; # A tibble: 4 × 6</w:t>
+      </w:r>
+      <w:r>
+        <w:br/>
+      </w:r>
+      <w:r>
+        <w:rPr>
+          <w:rStyle w:val="VerbatimChar"/>
+        </w:rPr>
+        <w:t xml:space="preserve">#&gt;   region Agenda Cahier Classeur Marqueur Stylo</w:t>
+      </w:r>
+      <w:r>
+        <w:br/>
+      </w:r>
+      <w:r>
+        <w:rPr>
+          <w:rStyle w:val="VerbatimChar"/>
+        </w:rPr>
+        <w:t xml:space="preserve">#&gt;   &lt;chr&gt;   &lt;dbl&gt;  &lt;dbl&gt;    &lt;dbl&gt;    &lt;dbl&gt; &lt;dbl&gt;</w:t>
+      </w:r>
+      <w:r>
+        <w:br/>
+      </w:r>
+      <w:r>
+        <w:rPr>
+          <w:rStyle w:val="VerbatimChar"/>
+        </w:rPr>
+        <w:t xml:space="preserve">#&gt; 1 Est     1757.  1443.    1228.    1418. 1295.</w:t>
+      </w:r>
+      <w:r>
+        <w:br/>
+      </w:r>
+      <w:r>
+        <w:rPr>
+          <w:rStyle w:val="VerbatimChar"/>
+        </w:rPr>
+        <w:t xml:space="preserve">#&gt; 2 Nord     282.  1560.    1201.     705. 1349.</w:t>
+      </w:r>
+      <w:r>
+        <w:br/>
+      </w:r>
+      <w:r>
+        <w:rPr>
+          <w:rStyle w:val="VerbatimChar"/>
+        </w:rPr>
+        <w:t xml:space="preserve">#&gt; 3 Ouest   1874.  1425.    1726.    1115. 1482.</w:t>
+      </w:r>
+      <w:r>
+        <w:br/>
+      </w:r>
+      <w:r>
+        <w:rPr>
+          <w:rStyle w:val="VerbatimChar"/>
+        </w:rPr>
+        <w:t xml:space="preserve">#&gt; 4 Sud      418.   934.     824.    2618. 1201.</w:t>
+      </w:r>
+    </w:p>
+    <w:p>
+      <w:pPr>
+        <w:pStyle w:val="SourceCode"/>
+      </w:pPr>
+      <w:r>
+        <w:rPr>
+          <w:rStyle w:val="FunctionTok"/>
+        </w:rPr>
+        <w:t xml:space="preserve">cor</w:t>
+      </w:r>
+      <w:r>
+        <w:rPr>
+          <w:rStyle w:val="NormalTok"/>
+        </w:rPr>
+        <w:t xml:space="preserve">(mtcars</w:t>
+      </w:r>
+      <w:r>
+        <w:rPr>
+          <w:rStyle w:val="SpecialCharTok"/>
+        </w:rPr>
+        <w:t xml:space="preserve">$</w:t>
+      </w:r>
+      <w:r>
+        <w:rPr>
+          <w:rStyle w:val="NormalTok"/>
+        </w:rPr>
+        <w:t xml:space="preserve">hp, mtcars</w:t>
+      </w:r>
+      <w:r>
+        <w:rPr>
+          <w:rStyle w:val="SpecialCharTok"/>
+        </w:rPr>
+        <w:t xml:space="preserve">$</w:t>
+      </w:r>
+      <w:r>
+        <w:rPr>
+          <w:rStyle w:val="NormalTok"/>
+        </w:rPr>
+        <w:t xml:space="preserve">mpg)</w:t>
+      </w:r>
+    </w:p>
+    <w:p>
+      <w:pPr>
+        <w:pStyle w:val="SourceCode"/>
+      </w:pPr>
+      <w:r>
+        <w:rPr>
+          <w:rStyle w:val="VerbatimChar"/>
+        </w:rPr>
+        <w:t xml:space="preserve">#&gt; [1] -0.7761684</w:t>
+      </w:r>
+    </w:p>
+    <w:p>
+      <w:pPr>
+        <w:pStyle w:val="SourceCode"/>
+      </w:pPr>
+      <w:r>
+        <w:rPr>
+          <w:rStyle w:val="CommentTok"/>
+        </w:rPr>
+        <w:t xml:space="preserve"># Interprétation : association linéaire négative — plus de chevaux, mpg souvent plus faible dans cet échantillon.</w:t>
+      </w:r>
+    </w:p>
+    <w:bookmarkEnd w:id="207"/>
+    <w:bookmarkStart w:id="208" w:name="points-clés-4"/>
+    <w:p>
+      <w:pPr>
+        <w:pStyle w:val="Heading2"/>
+      </w:pPr>
+      <w:r>
+        <w:t xml:space="preserve">7.19 Points clés</w:t>
+      </w:r>
+    </w:p>
+    <w:p>
+      <w:pPr>
+        <w:pStyle w:val="Compact"/>
+        <w:numPr>
+          <w:ilvl w:val="0"/>
+          <w:numId w:val="1049"/>
+        </w:numPr>
+      </w:pPr>
+      <w:r>
+        <w:t xml:space="preserve">Décrire = résumer sans sur-interpréter.</w:t>
+      </w:r>
+    </w:p>
+    <w:p>
+      <w:pPr>
+        <w:pStyle w:val="Compact"/>
+        <w:numPr>
+          <w:ilvl w:val="0"/>
+          <w:numId w:val="1049"/>
+        </w:numPr>
+      </w:pPr>
+      <w:r>
+        <w:t xml:space="preserve">Médiane et IQR sont robustes ; moyenne et écart-type sont sensibles aux extrêmes.</w:t>
+      </w:r>
+    </w:p>
+    <w:p>
+      <w:pPr>
+        <w:pStyle w:val="Compact"/>
+        <w:numPr>
+          <w:ilvl w:val="0"/>
+          <w:numId w:val="1049"/>
+        </w:numPr>
+      </w:pPr>
+      <w:r>
+        <w:t xml:space="preserve">Toute corrélation demande une phrase de prudence sur la causalité.</w:t>
+      </w:r>
+    </w:p>
+    <w:bookmarkEnd w:id="208"/>
+    <w:bookmarkStart w:id="209" w:name="ressources-3"/>
+    <w:p>
+      <w:pPr>
+        <w:pStyle w:val="Heading2"/>
+      </w:pPr>
+      <w:r>
+        <w:t xml:space="preserve">7.20 Ressources</w:t>
+      </w:r>
+    </w:p>
+    <w:p>
+      <w:pPr>
+        <w:pStyle w:val="Compact"/>
+        <w:numPr>
+          <w:ilvl w:val="0"/>
+          <w:numId w:val="1050"/>
+        </w:numPr>
+      </w:pPr>
+      <w:r>
+        <w:t xml:space="preserve">Çetinkaya-Rundel and Hardin (2023)</w:t>
+      </w:r>
+      <w:r>
+        <w:t xml:space="preserve">,</w:t>
+      </w:r>
+      <w:r>
+        <w:t xml:space="preserve"> </w:t>
+      </w:r>
+      <w:r>
+        <w:t xml:space="preserve">Wickham, Çetinkaya-Rundel, and Grolemund (2023)</w:t>
+      </w:r>
+      <w:r>
+        <w:t xml:space="preserve"> </w:t>
+      </w:r>
+      <w:r>
+        <w:t xml:space="preserve">(parties EDA)</w:t>
+      </w:r>
+    </w:p>
+    <w:bookmarkEnd w:id="209"/>
+    <w:bookmarkStart w:id="210" w:name="suite-4"/>
+    <w:p>
+      <w:pPr>
+        <w:pStyle w:val="Heading2"/>
+      </w:pPr>
+      <w:r>
+        <w:t xml:space="preserve">7.21 Suite</w:t>
+      </w:r>
+    </w:p>
+    <w:p>
+      <w:pPr>
+        <w:pStyle w:val="FirstParagraph"/>
+      </w:pPr>
+      <w:hyperlink w:anchor="sec-visualisation">
         <w:r>
           <w:rPr>
             <w:rStyle w:val="Hyperlink"/>
@@ -31816,1659 +33469,6 @@
         </w:r>
       </w:hyperlink>
       <w:r>
-        <w:t xml:space="preserve">).</w:t>
-      </w:r>
-    </w:p>
-    <w:p>
-      <w:pPr>
-        <w:pStyle w:val="Compact"/>
-        <w:numPr>
-          <w:ilvl w:val="0"/>
-          <w:numId w:val="1045"/>
-        </w:numPr>
-      </w:pPr>
-      <w:r>
-        <w:t xml:space="preserve">La moyenne seule cache multimodalité et outliers.</w:t>
-      </w:r>
-    </w:p>
-    <w:p>
-      <w:pPr>
-        <w:pStyle w:val="Compact"/>
-        <w:numPr>
-          <w:ilvl w:val="0"/>
-          <w:numId w:val="1045"/>
-        </w:numPr>
-      </w:pPr>
-      <w:r>
-        <w:t xml:space="preserve">Des catégories déséquilibrées faussent les lectures de proportions.</w:t>
-      </w:r>
-    </w:p>
-    <w:p>
-      <w:pPr>
-        <w:pStyle w:val="Compact"/>
-        <w:numPr>
-          <w:ilvl w:val="0"/>
-          <w:numId w:val="1045"/>
-        </w:numPr>
-      </w:pPr>
-      <w:r>
-        <w:t xml:space="preserve">Corréler deux séries temporelles sans précaution peut créer des artefacts.</w:t>
-      </w:r>
-    </w:p>
-    <w:p>
-      <w:pPr>
-        <w:pStyle w:val="Compact"/>
-        <w:numPr>
-          <w:ilvl w:val="0"/>
-          <w:numId w:val="1045"/>
-        </w:numPr>
-      </w:pPr>
-      <w:r>
-        <w:t xml:space="preserve">Multiplier les tris jusqu’à trouver un résultat « significatif » (data dredging).</w:t>
-      </w:r>
-    </w:p>
-    <w:bookmarkEnd w:id="201"/>
-    <w:bookmarkStart w:id="202" w:name="démonstration-complète-3"/>
-    <w:p>
-      <w:pPr>
-        <w:pStyle w:val="Heading2"/>
-      </w:pPr>
-      <w:r>
-        <w:t xml:space="preserve">6.16 Démonstration complète</w:t>
-      </w:r>
-    </w:p>
-    <w:p>
-      <w:pPr>
-        <w:pStyle w:val="SourceCode"/>
-      </w:pPr>
-      <w:r>
-        <w:rPr>
-          <w:rStyle w:val="FunctionTok"/>
-        </w:rPr>
-        <w:t xml:space="preserve">set.seed</w:t>
-      </w:r>
-      <w:r>
-        <w:rPr>
-          <w:rStyle w:val="NormalTok"/>
-        </w:rPr>
-        <w:t xml:space="preserve">(</w:t>
-      </w:r>
-      <w:r>
-        <w:rPr>
-          <w:rStyle w:val="DecValTok"/>
-        </w:rPr>
-        <w:t xml:space="preserve">2024</w:t>
-      </w:r>
-      <w:r>
-        <w:rPr>
-          <w:rStyle w:val="NormalTok"/>
-        </w:rPr>
-        <w:t xml:space="preserve">)</w:t>
-      </w:r>
-      <w:r>
-        <w:br/>
-      </w:r>
-      <w:r>
-        <w:rPr>
-          <w:rStyle w:val="NormalTok"/>
-        </w:rPr>
-        <w:t xml:space="preserve">rapport </w:t>
-      </w:r>
-      <w:r>
-        <w:rPr>
-          <w:rStyle w:val="OtherTok"/>
-        </w:rPr>
-        <w:t xml:space="preserve">&lt;-</w:t>
-      </w:r>
-      <w:r>
-        <w:rPr>
-          <w:rStyle w:val="NormalTok"/>
-        </w:rPr>
-        <w:t xml:space="preserve"> </w:t>
-      </w:r>
-      <w:r>
-        <w:rPr>
-          <w:rStyle w:val="FunctionTok"/>
-        </w:rPr>
-        <w:t xml:space="preserve">list</w:t>
-      </w:r>
-      <w:r>
-        <w:rPr>
-          <w:rStyle w:val="NormalTok"/>
-        </w:rPr>
-        <w:t xml:space="preserve">(</w:t>
-      </w:r>
-      <w:r>
-        <w:br/>
-      </w:r>
-      <w:r>
-        <w:rPr>
-          <w:rStyle w:val="NormalTok"/>
-        </w:rPr>
-        <w:t xml:space="preserve">  </w:t>
-      </w:r>
-      <w:r>
-        <w:rPr>
-          <w:rStyle w:val="AttributeTok"/>
-        </w:rPr>
-        <w:t xml:space="preserve">ca_total =</w:t>
-      </w:r>
-      <w:r>
-        <w:rPr>
-          <w:rStyle w:val="NormalTok"/>
-        </w:rPr>
-        <w:t xml:space="preserve"> </w:t>
-      </w:r>
-      <w:r>
-        <w:rPr>
-          <w:rStyle w:val="FunctionTok"/>
-        </w:rPr>
-        <w:t xml:space="preserve">sum</w:t>
-      </w:r>
-      <w:r>
-        <w:rPr>
-          <w:rStyle w:val="NormalTok"/>
-        </w:rPr>
-        <w:t xml:space="preserve">(ventes</w:t>
-      </w:r>
-      <w:r>
-        <w:rPr>
-          <w:rStyle w:val="SpecialCharTok"/>
-        </w:rPr>
-        <w:t xml:space="preserve">$</w:t>
-      </w:r>
-      <w:r>
-        <w:rPr>
-          <w:rStyle w:val="NormalTok"/>
-        </w:rPr>
-        <w:t xml:space="preserve">montant),</w:t>
-      </w:r>
-      <w:r>
-        <w:br/>
-      </w:r>
-      <w:r>
-        <w:rPr>
-          <w:rStyle w:val="NormalTok"/>
-        </w:rPr>
-        <w:t xml:space="preserve">  </w:t>
-      </w:r>
-      <w:r>
-        <w:rPr>
-          <w:rStyle w:val="AttributeTok"/>
-        </w:rPr>
-        <w:t xml:space="preserve">ca_moyen =</w:t>
-      </w:r>
-      <w:r>
-        <w:rPr>
-          <w:rStyle w:val="NormalTok"/>
-        </w:rPr>
-        <w:t xml:space="preserve"> </w:t>
-      </w:r>
-      <w:r>
-        <w:rPr>
-          <w:rStyle w:val="FunctionTok"/>
-        </w:rPr>
-        <w:t xml:space="preserve">mean</w:t>
-      </w:r>
-      <w:r>
-        <w:rPr>
-          <w:rStyle w:val="NormalTok"/>
-        </w:rPr>
-        <w:t xml:space="preserve">(ventes</w:t>
-      </w:r>
-      <w:r>
-        <w:rPr>
-          <w:rStyle w:val="SpecialCharTok"/>
-        </w:rPr>
-        <w:t xml:space="preserve">$</w:t>
-      </w:r>
-      <w:r>
-        <w:rPr>
-          <w:rStyle w:val="NormalTok"/>
-        </w:rPr>
-        <w:t xml:space="preserve">montant),</w:t>
-      </w:r>
-      <w:r>
-        <w:br/>
-      </w:r>
-      <w:r>
-        <w:rPr>
-          <w:rStyle w:val="NormalTok"/>
-        </w:rPr>
-        <w:t xml:space="preserve">  </w:t>
-      </w:r>
-      <w:r>
-        <w:rPr>
-          <w:rStyle w:val="AttributeTok"/>
-        </w:rPr>
-        <w:t xml:space="preserve">ca_median =</w:t>
-      </w:r>
-      <w:r>
-        <w:rPr>
-          <w:rStyle w:val="NormalTok"/>
-        </w:rPr>
-        <w:t xml:space="preserve"> </w:t>
-      </w:r>
-      <w:r>
-        <w:rPr>
-          <w:rStyle w:val="FunctionTok"/>
-        </w:rPr>
-        <w:t xml:space="preserve">median</w:t>
-      </w:r>
-      <w:r>
-        <w:rPr>
-          <w:rStyle w:val="NormalTok"/>
-        </w:rPr>
-        <w:t xml:space="preserve">(ventes</w:t>
-      </w:r>
-      <w:r>
-        <w:rPr>
-          <w:rStyle w:val="SpecialCharTok"/>
-        </w:rPr>
-        <w:t xml:space="preserve">$</w:t>
-      </w:r>
-      <w:r>
-        <w:rPr>
-          <w:rStyle w:val="NormalTok"/>
-        </w:rPr>
-        <w:t xml:space="preserve">montant),</w:t>
-      </w:r>
-      <w:r>
-        <w:br/>
-      </w:r>
-      <w:r>
-        <w:rPr>
-          <w:rStyle w:val="NormalTok"/>
-        </w:rPr>
-        <w:t xml:space="preserve">  </w:t>
-      </w:r>
-      <w:r>
-        <w:rPr>
-          <w:rStyle w:val="AttributeTok"/>
-        </w:rPr>
-        <w:t xml:space="preserve">top_produit =</w:t>
-      </w:r>
-      <w:r>
-        <w:rPr>
-          <w:rStyle w:val="NormalTok"/>
-        </w:rPr>
-        <w:t xml:space="preserve"> ventes </w:t>
-      </w:r>
-      <w:r>
-        <w:rPr>
-          <w:rStyle w:val="SpecialCharTok"/>
-        </w:rPr>
-        <w:t xml:space="preserve">|&gt;</w:t>
-      </w:r>
-      <w:r>
-        <w:rPr>
-          <w:rStyle w:val="NormalTok"/>
-        </w:rPr>
-        <w:t xml:space="preserve"> </w:t>
-      </w:r>
-      <w:r>
-        <w:rPr>
-          <w:rStyle w:val="FunctionTok"/>
-        </w:rPr>
-        <w:t xml:space="preserve">count</w:t>
-      </w:r>
-      <w:r>
-        <w:rPr>
-          <w:rStyle w:val="NormalTok"/>
-        </w:rPr>
-        <w:t xml:space="preserve">(produit, </w:t>
-      </w:r>
-      <w:r>
-        <w:rPr>
-          <w:rStyle w:val="AttributeTok"/>
-        </w:rPr>
-        <w:t xml:space="preserve">sort =</w:t>
-      </w:r>
-      <w:r>
-        <w:rPr>
-          <w:rStyle w:val="NormalTok"/>
-        </w:rPr>
-        <w:t xml:space="preserve"> </w:t>
-      </w:r>
-      <w:r>
-        <w:rPr>
-          <w:rStyle w:val="ConstantTok"/>
-        </w:rPr>
-        <w:t xml:space="preserve">TRUE</w:t>
-      </w:r>
-      <w:r>
-        <w:rPr>
-          <w:rStyle w:val="NormalTok"/>
-        </w:rPr>
-        <w:t xml:space="preserve">) </w:t>
-      </w:r>
-      <w:r>
-        <w:rPr>
-          <w:rStyle w:val="SpecialCharTok"/>
-        </w:rPr>
-        <w:t xml:space="preserve">|&gt;</w:t>
-      </w:r>
-      <w:r>
-        <w:rPr>
-          <w:rStyle w:val="NormalTok"/>
-        </w:rPr>
-        <w:t xml:space="preserve"> </w:t>
-      </w:r>
-      <w:r>
-        <w:rPr>
-          <w:rStyle w:val="FunctionTok"/>
-        </w:rPr>
-        <w:t xml:space="preserve">slice</w:t>
-      </w:r>
-      <w:r>
-        <w:rPr>
-          <w:rStyle w:val="NormalTok"/>
-        </w:rPr>
-        <w:t xml:space="preserve">(</w:t>
-      </w:r>
-      <w:r>
-        <w:rPr>
-          <w:rStyle w:val="DecValTok"/>
-        </w:rPr>
-        <w:t xml:space="preserve">1</w:t>
-      </w:r>
-      <w:r>
-        <w:rPr>
-          <w:rStyle w:val="NormalTok"/>
-        </w:rPr>
-        <w:t xml:space="preserve">),</w:t>
-      </w:r>
-      <w:r>
-        <w:br/>
-      </w:r>
-      <w:r>
-        <w:rPr>
-          <w:rStyle w:val="NormalTok"/>
-        </w:rPr>
-        <w:t xml:space="preserve">  </w:t>
-      </w:r>
-      <w:r>
-        <w:rPr>
-          <w:rStyle w:val="AttributeTok"/>
-        </w:rPr>
-        <w:t xml:space="preserve">cor_qte_montant =</w:t>
-      </w:r>
-      <w:r>
-        <w:rPr>
-          <w:rStyle w:val="NormalTok"/>
-        </w:rPr>
-        <w:t xml:space="preserve"> </w:t>
-      </w:r>
-      <w:r>
-        <w:rPr>
-          <w:rStyle w:val="FunctionTok"/>
-        </w:rPr>
-        <w:t xml:space="preserve">cor</w:t>
-      </w:r>
-      <w:r>
-        <w:rPr>
-          <w:rStyle w:val="NormalTok"/>
-        </w:rPr>
-        <w:t xml:space="preserve">(ventes</w:t>
-      </w:r>
-      <w:r>
-        <w:rPr>
-          <w:rStyle w:val="SpecialCharTok"/>
-        </w:rPr>
-        <w:t xml:space="preserve">$</w:t>
-      </w:r>
-      <w:r>
-        <w:rPr>
-          <w:rStyle w:val="NormalTok"/>
-        </w:rPr>
-        <w:t xml:space="preserve">quantite, ventes</w:t>
-      </w:r>
-      <w:r>
-        <w:rPr>
-          <w:rStyle w:val="SpecialCharTok"/>
-        </w:rPr>
-        <w:t xml:space="preserve">$</w:t>
-      </w:r>
-      <w:r>
-        <w:rPr>
-          <w:rStyle w:val="NormalTok"/>
-        </w:rPr>
-        <w:t xml:space="preserve">montant)</w:t>
-      </w:r>
-      <w:r>
-        <w:br/>
-      </w:r>
-      <w:r>
-        <w:rPr>
-          <w:rStyle w:val="NormalTok"/>
-        </w:rPr>
-        <w:t xml:space="preserve">)</w:t>
-      </w:r>
-      <w:r>
-        <w:br/>
-      </w:r>
-      <w:r>
-        <w:rPr>
-          <w:rStyle w:val="NormalTok"/>
-        </w:rPr>
-        <w:t xml:space="preserve">rapport</w:t>
-      </w:r>
-    </w:p>
-    <w:p>
-      <w:pPr>
-        <w:pStyle w:val="SourceCode"/>
-      </w:pPr>
-      <w:r>
-        <w:rPr>
-          <w:rStyle w:val="VerbatimChar"/>
-        </w:rPr>
-        <w:t xml:space="preserve">#&gt; $ca_total</w:t>
-      </w:r>
-      <w:r>
-        <w:br/>
-      </w:r>
-      <w:r>
-        <w:rPr>
-          <w:rStyle w:val="VerbatimChar"/>
-        </w:rPr>
-        <w:t xml:space="preserve">#&gt; [1] 25853.53</w:t>
-      </w:r>
-      <w:r>
-        <w:br/>
-      </w:r>
-      <w:r>
-        <w:rPr>
-          <w:rStyle w:val="VerbatimChar"/>
-        </w:rPr>
-        <w:t xml:space="preserve">#&gt; </w:t>
-      </w:r>
-      <w:r>
-        <w:br/>
-      </w:r>
-      <w:r>
-        <w:rPr>
-          <w:rStyle w:val="VerbatimChar"/>
-        </w:rPr>
-        <w:t xml:space="preserve">#&gt; $ca_moyen</w:t>
-      </w:r>
-      <w:r>
-        <w:br/>
-      </w:r>
-      <w:r>
-        <w:rPr>
-          <w:rStyle w:val="VerbatimChar"/>
-        </w:rPr>
-        <w:t xml:space="preserve">#&gt; [1] 130.5734</w:t>
-      </w:r>
-      <w:r>
-        <w:br/>
-      </w:r>
-      <w:r>
-        <w:rPr>
-          <w:rStyle w:val="VerbatimChar"/>
-        </w:rPr>
-        <w:t xml:space="preserve">#&gt; </w:t>
-      </w:r>
-      <w:r>
-        <w:br/>
-      </w:r>
-      <w:r>
-        <w:rPr>
-          <w:rStyle w:val="VerbatimChar"/>
-        </w:rPr>
-        <w:t xml:space="preserve">#&gt; $ca_median</w:t>
-      </w:r>
-      <w:r>
-        <w:br/>
-      </w:r>
-      <w:r>
-        <w:rPr>
-          <w:rStyle w:val="VerbatimChar"/>
-        </w:rPr>
-        <w:t xml:space="preserve">#&gt; [1] 105.875</w:t>
-      </w:r>
-      <w:r>
-        <w:br/>
-      </w:r>
-      <w:r>
-        <w:rPr>
-          <w:rStyle w:val="VerbatimChar"/>
-        </w:rPr>
-        <w:t xml:space="preserve">#&gt; </w:t>
-      </w:r>
-      <w:r>
-        <w:br/>
-      </w:r>
-      <w:r>
-        <w:rPr>
-          <w:rStyle w:val="VerbatimChar"/>
-        </w:rPr>
-        <w:t xml:space="preserve">#&gt; $top_produit</w:t>
-      </w:r>
-      <w:r>
-        <w:br/>
-      </w:r>
-      <w:r>
-        <w:rPr>
-          <w:rStyle w:val="VerbatimChar"/>
-        </w:rPr>
-        <w:t xml:space="preserve">#&gt; # A tibble: 1 × 2</w:t>
-      </w:r>
-      <w:r>
-        <w:br/>
-      </w:r>
-      <w:r>
-        <w:rPr>
-          <w:rStyle w:val="VerbatimChar"/>
-        </w:rPr>
-        <w:t xml:space="preserve">#&gt;   produit      n</w:t>
-      </w:r>
-      <w:r>
-        <w:br/>
-      </w:r>
-      <w:r>
-        <w:rPr>
-          <w:rStyle w:val="VerbatimChar"/>
-        </w:rPr>
-        <w:t xml:space="preserve">#&gt;   &lt;chr&gt;    &lt;int&gt;</w:t>
-      </w:r>
-      <w:r>
-        <w:br/>
-      </w:r>
-      <w:r>
-        <w:rPr>
-          <w:rStyle w:val="VerbatimChar"/>
-        </w:rPr>
-        <w:t xml:space="preserve">#&gt; 1 Marqueur    43</w:t>
-      </w:r>
-      <w:r>
-        <w:br/>
-      </w:r>
-      <w:r>
-        <w:rPr>
-          <w:rStyle w:val="VerbatimChar"/>
-        </w:rPr>
-        <w:t xml:space="preserve">#&gt; </w:t>
-      </w:r>
-      <w:r>
-        <w:br/>
-      </w:r>
-      <w:r>
-        <w:rPr>
-          <w:rStyle w:val="VerbatimChar"/>
-        </w:rPr>
-        <w:t xml:space="preserve">#&gt; $cor_qte_montant</w:t>
-      </w:r>
-      <w:r>
-        <w:br/>
-      </w:r>
-      <w:r>
-        <w:rPr>
-          <w:rStyle w:val="VerbatimChar"/>
-        </w:rPr>
-        <w:t xml:space="preserve">#&gt; [1] 0.6708037</w:t>
-      </w:r>
-    </w:p>
-    <w:bookmarkEnd w:id="202"/>
-    <w:bookmarkStart w:id="206" w:name="exercices-3"/>
-    <w:p>
-      <w:pPr>
-        <w:pStyle w:val="Heading2"/>
-      </w:pPr>
-      <w:r>
-        <w:t xml:space="preserve">6.17 Exercices</w:t>
-      </w:r>
-    </w:p>
-    <w:bookmarkStart w:id="203" w:name="niveau-1-3"/>
-    <w:p>
-      <w:pPr>
-        <w:pStyle w:val="Heading3"/>
-      </w:pPr>
-      <w:r>
-        <w:t xml:space="preserve">6.17.1 Niveau 1</w:t>
-      </w:r>
-    </w:p>
-    <w:p>
-      <w:pPr>
-        <w:pStyle w:val="Compact"/>
-        <w:numPr>
-          <w:ilvl w:val="0"/>
-          <w:numId w:val="1046"/>
-        </w:numPr>
-      </w:pPr>
-      <w:r>
-        <w:t xml:space="preserve">Calculez moyenne et médiane de</w:t>
-      </w:r>
-      <w:r>
-        <w:t xml:space="preserve"> </w:t>
-      </w:r>
-      <w:r>
-        <w:rPr>
-          <w:rStyle w:val="VerbatimChar"/>
-        </w:rPr>
-        <w:t xml:space="preserve">demo$age</w:t>
-      </w:r>
-      <w:r>
-        <w:t xml:space="preserve">.</w:t>
-      </w:r>
-    </w:p>
-    <w:p>
-      <w:pPr>
-        <w:pStyle w:val="Compact"/>
-        <w:numPr>
-          <w:ilvl w:val="0"/>
-          <w:numId w:val="1046"/>
-        </w:numPr>
-      </w:pPr>
-      <w:r>
-        <w:t xml:space="preserve">Affichez la table des effectifs de</w:t>
-      </w:r>
-      <w:r>
-        <w:t xml:space="preserve"> </w:t>
-      </w:r>
-      <w:r>
-        <w:rPr>
-          <w:rStyle w:val="VerbatimChar"/>
-        </w:rPr>
-        <w:t xml:space="preserve">niveau_etudes</w:t>
-      </w:r>
-      <w:r>
-        <w:t xml:space="preserve">.</w:t>
-      </w:r>
-    </w:p>
-    <w:bookmarkEnd w:id="203"/>
-    <w:bookmarkStart w:id="204" w:name="niveau-2-3"/>
-    <w:p>
-      <w:pPr>
-        <w:pStyle w:val="Heading3"/>
-      </w:pPr>
-      <w:r>
-        <w:t xml:space="preserve">6.17.2 Niveau 2</w:t>
-      </w:r>
-    </w:p>
-    <w:p>
-      <w:pPr>
-        <w:pStyle w:val="Compact"/>
-        <w:numPr>
-          <w:ilvl w:val="0"/>
-          <w:numId w:val="1047"/>
-        </w:numPr>
-      </w:pPr>
-      <w:r>
-        <w:t xml:space="preserve">Comparez le revenu moyen et médian par</w:t>
-      </w:r>
-      <w:r>
-        <w:t xml:space="preserve"> </w:t>
-      </w:r>
-      <w:r>
-        <w:rPr>
-          <w:rStyle w:val="VerbatimChar"/>
-        </w:rPr>
-        <w:t xml:space="preserve">sexe</w:t>
-      </w:r>
-      <w:r>
-        <w:t xml:space="preserve">.</w:t>
-      </w:r>
-    </w:p>
-    <w:p>
-      <w:pPr>
-        <w:pStyle w:val="Compact"/>
-        <w:numPr>
-          <w:ilvl w:val="0"/>
-          <w:numId w:val="1047"/>
-        </w:numPr>
-      </w:pPr>
-      <w:r>
-        <w:t xml:space="preserve">Calculez l’IQR de</w:t>
-      </w:r>
-      <w:r>
-        <w:t xml:space="preserve"> </w:t>
-      </w:r>
-      <w:r>
-        <w:rPr>
-          <w:rStyle w:val="VerbatimChar"/>
-        </w:rPr>
-        <w:t xml:space="preserve">montant</w:t>
-      </w:r>
-      <w:r>
-        <w:t xml:space="preserve"> </w:t>
-      </w:r>
-      <w:r>
-        <w:t xml:space="preserve">dans</w:t>
-      </w:r>
-      <w:r>
-        <w:t xml:space="preserve"> </w:t>
-      </w:r>
-      <w:r>
-        <w:rPr>
-          <w:rStyle w:val="VerbatimChar"/>
-        </w:rPr>
-        <w:t xml:space="preserve">ventes</w:t>
-      </w:r>
-      <w:r>
-        <w:t xml:space="preserve">.</w:t>
-      </w:r>
-    </w:p>
-    <w:bookmarkEnd w:id="204"/>
-    <w:bookmarkStart w:id="205" w:name="niveau-3-3"/>
-    <w:p>
-      <w:pPr>
-        <w:pStyle w:val="Heading3"/>
-      </w:pPr>
-      <w:r>
-        <w:t xml:space="preserve">6.17.3 Niveau 3</w:t>
-      </w:r>
-    </w:p>
-    <w:p>
-      <w:pPr>
-        <w:pStyle w:val="Compact"/>
-        <w:numPr>
-          <w:ilvl w:val="0"/>
-          <w:numId w:val="1048"/>
-        </w:numPr>
-      </w:pPr>
-      <w:r>
-        <w:t xml:space="preserve">Produisez un tableau région × produit avec le CA total (</w:t>
-      </w:r>
-      <w:r>
-        <w:rPr>
-          <w:rStyle w:val="VerbatimChar"/>
-        </w:rPr>
-        <w:t xml:space="preserve">sum(montant)</w:t>
-      </w:r>
-      <w:r>
-        <w:t xml:space="preserve">).</w:t>
-      </w:r>
-    </w:p>
-    <w:p>
-      <w:pPr>
-        <w:pStyle w:val="Compact"/>
-        <w:numPr>
-          <w:ilvl w:val="0"/>
-          <w:numId w:val="1048"/>
-        </w:numPr>
-      </w:pPr>
-      <w:r>
-        <w:t xml:space="preserve">Interprétez en une phrase</w:t>
-      </w:r>
-      <w:r>
-        <w:t xml:space="preserve"> </w:t>
-      </w:r>
-      <w:r>
-        <w:rPr>
-          <w:rStyle w:val="VerbatimChar"/>
-        </w:rPr>
-        <w:t xml:space="preserve">cor(mtcars$hp, mtcars$mpg)</w:t>
-      </w:r>
-      <w:r>
-        <w:t xml:space="preserve">.</w:t>
-      </w:r>
-    </w:p>
-    <w:bookmarkEnd w:id="205"/>
-    <w:bookmarkEnd w:id="206"/>
-    <w:bookmarkStart w:id="207" w:name="corrections-4"/>
-    <w:p>
-      <w:pPr>
-        <w:pStyle w:val="Heading2"/>
-      </w:pPr>
-      <w:r>
-        <w:t xml:space="preserve">6.18 Corrections</w:t>
-      </w:r>
-    </w:p>
-    <w:p>
-      <w:pPr>
-        <w:pStyle w:val="SourceCode"/>
-      </w:pPr>
-      <w:r>
-        <w:rPr>
-          <w:rStyle w:val="FunctionTok"/>
-        </w:rPr>
-        <w:t xml:space="preserve">mean</w:t>
-      </w:r>
-      <w:r>
-        <w:rPr>
-          <w:rStyle w:val="NormalTok"/>
-        </w:rPr>
-        <w:t xml:space="preserve">(demo</w:t>
-      </w:r>
-      <w:r>
-        <w:rPr>
-          <w:rStyle w:val="SpecialCharTok"/>
-        </w:rPr>
-        <w:t xml:space="preserve">$</w:t>
-      </w:r>
-      <w:r>
-        <w:rPr>
-          <w:rStyle w:val="NormalTok"/>
-        </w:rPr>
-        <w:t xml:space="preserve">age); </w:t>
-      </w:r>
-      <w:r>
-        <w:rPr>
-          <w:rStyle w:val="FunctionTok"/>
-        </w:rPr>
-        <w:t xml:space="preserve">median</w:t>
-      </w:r>
-      <w:r>
-        <w:rPr>
-          <w:rStyle w:val="NormalTok"/>
-        </w:rPr>
-        <w:t xml:space="preserve">(demo</w:t>
-      </w:r>
-      <w:r>
-        <w:rPr>
-          <w:rStyle w:val="SpecialCharTok"/>
-        </w:rPr>
-        <w:t xml:space="preserve">$</w:t>
-      </w:r>
-      <w:r>
-        <w:rPr>
-          <w:rStyle w:val="NormalTok"/>
-        </w:rPr>
-        <w:t xml:space="preserve">age)</w:t>
-      </w:r>
-    </w:p>
-    <w:p>
-      <w:pPr>
-        <w:pStyle w:val="SourceCode"/>
-      </w:pPr>
-      <w:r>
-        <w:rPr>
-          <w:rStyle w:val="VerbatimChar"/>
-        </w:rPr>
-        <w:t xml:space="preserve">#&gt; [1] 46.64189</w:t>
-      </w:r>
-    </w:p>
-    <w:p>
-      <w:pPr>
-        <w:pStyle w:val="SourceCode"/>
-      </w:pPr>
-      <w:r>
-        <w:rPr>
-          <w:rStyle w:val="VerbatimChar"/>
-        </w:rPr>
-        <w:t xml:space="preserve">#&gt; [1] 47</w:t>
-      </w:r>
-    </w:p>
-    <w:p>
-      <w:pPr>
-        <w:pStyle w:val="SourceCode"/>
-      </w:pPr>
-      <w:r>
-        <w:rPr>
-          <w:rStyle w:val="NormalTok"/>
-        </w:rPr>
-        <w:t xml:space="preserve">demo </w:t>
-      </w:r>
-      <w:r>
-        <w:rPr>
-          <w:rStyle w:val="SpecialCharTok"/>
-        </w:rPr>
-        <w:t xml:space="preserve">|&gt;</w:t>
-      </w:r>
-      <w:r>
-        <w:rPr>
-          <w:rStyle w:val="NormalTok"/>
-        </w:rPr>
-        <w:t xml:space="preserve"> </w:t>
-      </w:r>
-      <w:r>
-        <w:rPr>
-          <w:rStyle w:val="FunctionTok"/>
-        </w:rPr>
-        <w:t xml:space="preserve">count</w:t>
-      </w:r>
-      <w:r>
-        <w:rPr>
-          <w:rStyle w:val="NormalTok"/>
-        </w:rPr>
-        <w:t xml:space="preserve">(niveau_etudes, </w:t>
-      </w:r>
-      <w:r>
-        <w:rPr>
-          <w:rStyle w:val="AttributeTok"/>
-        </w:rPr>
-        <w:t xml:space="preserve">sort =</w:t>
-      </w:r>
-      <w:r>
-        <w:rPr>
-          <w:rStyle w:val="NormalTok"/>
-        </w:rPr>
-        <w:t xml:space="preserve"> </w:t>
-      </w:r>
-      <w:r>
-        <w:rPr>
-          <w:rStyle w:val="ConstantTok"/>
-        </w:rPr>
-        <w:t xml:space="preserve">TRUE</w:t>
-      </w:r>
-      <w:r>
-        <w:rPr>
-          <w:rStyle w:val="NormalTok"/>
-        </w:rPr>
-        <w:t xml:space="preserve">)</w:t>
-      </w:r>
-    </w:p>
-    <w:p>
-      <w:pPr>
-        <w:pStyle w:val="SourceCode"/>
-      </w:pPr>
-      <w:r>
-        <w:rPr>
-          <w:rStyle w:val="VerbatimChar"/>
-        </w:rPr>
-        <w:t xml:space="preserve">#&gt; # A tibble: 5 × 2</w:t>
-      </w:r>
-      <w:r>
-        <w:br/>
-      </w:r>
-      <w:r>
-        <w:rPr>
-          <w:rStyle w:val="VerbatimChar"/>
-        </w:rPr>
-        <w:t xml:space="preserve">#&gt;   niveau_etudes     n</w:t>
-      </w:r>
-      <w:r>
-        <w:br/>
-      </w:r>
-      <w:r>
-        <w:rPr>
-          <w:rStyle w:val="VerbatimChar"/>
-        </w:rPr>
-        <w:t xml:space="preserve">#&gt;   &lt;chr&gt;         &lt;int&gt;</w:t>
-      </w:r>
-      <w:r>
-        <w:br/>
-      </w:r>
-      <w:r>
-        <w:rPr>
-          <w:rStyle w:val="VerbatimChar"/>
-        </w:rPr>
-        <w:t xml:space="preserve">#&gt; 1 Licence          59</w:t>
-      </w:r>
-      <w:r>
-        <w:br/>
-      </w:r>
-      <w:r>
-        <w:rPr>
-          <w:rStyle w:val="VerbatimChar"/>
-        </w:rPr>
-        <w:t xml:space="preserve">#&gt; 2 Bac              38</w:t>
-      </w:r>
-      <w:r>
-        <w:br/>
-      </w:r>
-      <w:r>
-        <w:rPr>
-          <w:rStyle w:val="VerbatimChar"/>
-        </w:rPr>
-        <w:t xml:space="preserve">#&gt; 3 Master           24</w:t>
-      </w:r>
-      <w:r>
-        <w:br/>
-      </w:r>
-      <w:r>
-        <w:rPr>
-          <w:rStyle w:val="VerbatimChar"/>
-        </w:rPr>
-        <w:t xml:space="preserve">#&gt; 4 Autre            19</w:t>
-      </w:r>
-      <w:r>
-        <w:br/>
-      </w:r>
-      <w:r>
-        <w:rPr>
-          <w:rStyle w:val="VerbatimChar"/>
-        </w:rPr>
-        <w:t xml:space="preserve">#&gt; 5 Doctorat          8</w:t>
-      </w:r>
-    </w:p>
-    <w:p>
-      <w:pPr>
-        <w:pStyle w:val="SourceCode"/>
-      </w:pPr>
-      <w:r>
-        <w:rPr>
-          <w:rStyle w:val="NormalTok"/>
-        </w:rPr>
-        <w:t xml:space="preserve">demo </w:t>
-      </w:r>
-      <w:r>
-        <w:rPr>
-          <w:rStyle w:val="SpecialCharTok"/>
-        </w:rPr>
-        <w:t xml:space="preserve">|&gt;</w:t>
-      </w:r>
-      <w:r>
-        <w:br/>
-      </w:r>
-      <w:r>
-        <w:rPr>
-          <w:rStyle w:val="NormalTok"/>
-        </w:rPr>
-        <w:t xml:space="preserve">  </w:t>
-      </w:r>
-      <w:r>
-        <w:rPr>
-          <w:rStyle w:val="FunctionTok"/>
-        </w:rPr>
-        <w:t xml:space="preserve">group_by</w:t>
-      </w:r>
-      <w:r>
-        <w:rPr>
-          <w:rStyle w:val="NormalTok"/>
-        </w:rPr>
-        <w:t xml:space="preserve">(sexe) </w:t>
-      </w:r>
-      <w:r>
-        <w:rPr>
-          <w:rStyle w:val="SpecialCharTok"/>
-        </w:rPr>
-        <w:t xml:space="preserve">|&gt;</w:t>
-      </w:r>
-      <w:r>
-        <w:br/>
-      </w:r>
-      <w:r>
-        <w:rPr>
-          <w:rStyle w:val="NormalTok"/>
-        </w:rPr>
-        <w:t xml:space="preserve">  </w:t>
-      </w:r>
-      <w:r>
-        <w:rPr>
-          <w:rStyle w:val="FunctionTok"/>
-        </w:rPr>
-        <w:t xml:space="preserve">summarise</w:t>
-      </w:r>
-      <w:r>
-        <w:rPr>
-          <w:rStyle w:val="NormalTok"/>
-        </w:rPr>
-        <w:t xml:space="preserve">(</w:t>
-      </w:r>
-      <w:r>
-        <w:rPr>
-          <w:rStyle w:val="AttributeTok"/>
-        </w:rPr>
-        <w:t xml:space="preserve">moy =</w:t>
-      </w:r>
-      <w:r>
-        <w:rPr>
-          <w:rStyle w:val="NormalTok"/>
-        </w:rPr>
-        <w:t xml:space="preserve"> </w:t>
-      </w:r>
-      <w:r>
-        <w:rPr>
-          <w:rStyle w:val="FunctionTok"/>
-        </w:rPr>
-        <w:t xml:space="preserve">mean</w:t>
-      </w:r>
-      <w:r>
-        <w:rPr>
-          <w:rStyle w:val="NormalTok"/>
-        </w:rPr>
-        <w:t xml:space="preserve">(revenu_mensuel), </w:t>
-      </w:r>
-      <w:r>
-        <w:rPr>
-          <w:rStyle w:val="AttributeTok"/>
-        </w:rPr>
-        <w:t xml:space="preserve">med =</w:t>
-      </w:r>
-      <w:r>
-        <w:rPr>
-          <w:rStyle w:val="NormalTok"/>
-        </w:rPr>
-        <w:t xml:space="preserve"> </w:t>
-      </w:r>
-      <w:r>
-        <w:rPr>
-          <w:rStyle w:val="FunctionTok"/>
-        </w:rPr>
-        <w:t xml:space="preserve">median</w:t>
-      </w:r>
-      <w:r>
-        <w:rPr>
-          <w:rStyle w:val="NormalTok"/>
-        </w:rPr>
-        <w:t xml:space="preserve">(revenu_mensuel), </w:t>
-      </w:r>
-      <w:r>
-        <w:rPr>
-          <w:rStyle w:val="AttributeTok"/>
-        </w:rPr>
-        <w:t xml:space="preserve">.groups =</w:t>
-      </w:r>
-      <w:r>
-        <w:rPr>
-          <w:rStyle w:val="NormalTok"/>
-        </w:rPr>
-        <w:t xml:space="preserve"> </w:t>
-      </w:r>
-      <w:r>
-        <w:rPr>
-          <w:rStyle w:val="StringTok"/>
-        </w:rPr>
-        <w:t xml:space="preserve">"drop"</w:t>
-      </w:r>
-      <w:r>
-        <w:rPr>
-          <w:rStyle w:val="NormalTok"/>
-        </w:rPr>
-        <w:t xml:space="preserve">)</w:t>
-      </w:r>
-    </w:p>
-    <w:p>
-      <w:pPr>
-        <w:pStyle w:val="SourceCode"/>
-      </w:pPr>
-      <w:r>
-        <w:rPr>
-          <w:rStyle w:val="VerbatimChar"/>
-        </w:rPr>
-        <w:t xml:space="preserve">#&gt; # A tibble: 2 × 3</w:t>
-      </w:r>
-      <w:r>
-        <w:br/>
-      </w:r>
-      <w:r>
-        <w:rPr>
-          <w:rStyle w:val="VerbatimChar"/>
-        </w:rPr>
-        <w:t xml:space="preserve">#&gt;   sexe    moy   med</w:t>
-      </w:r>
-      <w:r>
-        <w:br/>
-      </w:r>
-      <w:r>
-        <w:rPr>
-          <w:rStyle w:val="VerbatimChar"/>
-        </w:rPr>
-        <w:t xml:space="preserve">#&gt;   &lt;chr&gt; &lt;dbl&gt; &lt;dbl&gt;</w:t>
-      </w:r>
-      <w:r>
-        <w:br/>
-      </w:r>
-      <w:r>
-        <w:rPr>
-          <w:rStyle w:val="VerbatimChar"/>
-        </w:rPr>
-        <w:t xml:space="preserve">#&gt; 1 Femme 2204.  2215</w:t>
-      </w:r>
-      <w:r>
-        <w:br/>
-      </w:r>
-      <w:r>
-        <w:rPr>
-          <w:rStyle w:val="VerbatimChar"/>
-        </w:rPr>
-        <w:t xml:space="preserve">#&gt; 2 Homme 2159.  2146</w:t>
-      </w:r>
-    </w:p>
-    <w:p>
-      <w:pPr>
-        <w:pStyle w:val="SourceCode"/>
-      </w:pPr>
-      <w:r>
-        <w:rPr>
-          <w:rStyle w:val="FunctionTok"/>
-        </w:rPr>
-        <w:t xml:space="preserve">IQR</w:t>
-      </w:r>
-      <w:r>
-        <w:rPr>
-          <w:rStyle w:val="NormalTok"/>
-        </w:rPr>
-        <w:t xml:space="preserve">(ventes</w:t>
-      </w:r>
-      <w:r>
-        <w:rPr>
-          <w:rStyle w:val="SpecialCharTok"/>
-        </w:rPr>
-        <w:t xml:space="preserve">$</w:t>
-      </w:r>
-      <w:r>
-        <w:rPr>
-          <w:rStyle w:val="NormalTok"/>
-        </w:rPr>
-        <w:t xml:space="preserve">montant)</w:t>
-      </w:r>
-    </w:p>
-    <w:p>
-      <w:pPr>
-        <w:pStyle w:val="SourceCode"/>
-      </w:pPr>
-      <w:r>
-        <w:rPr>
-          <w:rStyle w:val="VerbatimChar"/>
-        </w:rPr>
-        <w:t xml:space="preserve">#&gt; [1] 153.65</w:t>
-      </w:r>
-    </w:p>
-    <w:p>
-      <w:pPr>
-        <w:pStyle w:val="SourceCode"/>
-      </w:pPr>
-      <w:r>
-        <w:rPr>
-          <w:rStyle w:val="NormalTok"/>
-        </w:rPr>
-        <w:t xml:space="preserve">ventes </w:t>
-      </w:r>
-      <w:r>
-        <w:rPr>
-          <w:rStyle w:val="SpecialCharTok"/>
-        </w:rPr>
-        <w:t xml:space="preserve">|&gt;</w:t>
-      </w:r>
-      <w:r>
-        <w:br/>
-      </w:r>
-      <w:r>
-        <w:rPr>
-          <w:rStyle w:val="NormalTok"/>
-        </w:rPr>
-        <w:t xml:space="preserve">  </w:t>
-      </w:r>
-      <w:r>
-        <w:rPr>
-          <w:rStyle w:val="FunctionTok"/>
-        </w:rPr>
-        <w:t xml:space="preserve">group_by</w:t>
-      </w:r>
-      <w:r>
-        <w:rPr>
-          <w:rStyle w:val="NormalTok"/>
-        </w:rPr>
-        <w:t xml:space="preserve">(region, produit) </w:t>
-      </w:r>
-      <w:r>
-        <w:rPr>
-          <w:rStyle w:val="SpecialCharTok"/>
-        </w:rPr>
-        <w:t xml:space="preserve">|&gt;</w:t>
-      </w:r>
-      <w:r>
-        <w:br/>
-      </w:r>
-      <w:r>
-        <w:rPr>
-          <w:rStyle w:val="NormalTok"/>
-        </w:rPr>
-        <w:t xml:space="preserve">  </w:t>
-      </w:r>
-      <w:r>
-        <w:rPr>
-          <w:rStyle w:val="FunctionTok"/>
-        </w:rPr>
-        <w:t xml:space="preserve">summarise</w:t>
-      </w:r>
-      <w:r>
-        <w:rPr>
-          <w:rStyle w:val="NormalTok"/>
-        </w:rPr>
-        <w:t xml:space="preserve">(</w:t>
-      </w:r>
-      <w:r>
-        <w:rPr>
-          <w:rStyle w:val="AttributeTok"/>
-        </w:rPr>
-        <w:t xml:space="preserve">ca =</w:t>
-      </w:r>
-      <w:r>
-        <w:rPr>
-          <w:rStyle w:val="NormalTok"/>
-        </w:rPr>
-        <w:t xml:space="preserve"> </w:t>
-      </w:r>
-      <w:r>
-        <w:rPr>
-          <w:rStyle w:val="FunctionTok"/>
-        </w:rPr>
-        <w:t xml:space="preserve">sum</w:t>
-      </w:r>
-      <w:r>
-        <w:rPr>
-          <w:rStyle w:val="NormalTok"/>
-        </w:rPr>
-        <w:t xml:space="preserve">(montant), </w:t>
-      </w:r>
-      <w:r>
-        <w:rPr>
-          <w:rStyle w:val="AttributeTok"/>
-        </w:rPr>
-        <w:t xml:space="preserve">.groups =</w:t>
-      </w:r>
-      <w:r>
-        <w:rPr>
-          <w:rStyle w:val="NormalTok"/>
-        </w:rPr>
-        <w:t xml:space="preserve"> </w:t>
-      </w:r>
-      <w:r>
-        <w:rPr>
-          <w:rStyle w:val="StringTok"/>
-        </w:rPr>
-        <w:t xml:space="preserve">"drop"</w:t>
-      </w:r>
-      <w:r>
-        <w:rPr>
-          <w:rStyle w:val="NormalTok"/>
-        </w:rPr>
-        <w:t xml:space="preserve">) </w:t>
-      </w:r>
-      <w:r>
-        <w:rPr>
-          <w:rStyle w:val="SpecialCharTok"/>
-        </w:rPr>
-        <w:t xml:space="preserve">|&gt;</w:t>
-      </w:r>
-      <w:r>
-        <w:br/>
-      </w:r>
-      <w:r>
-        <w:rPr>
-          <w:rStyle w:val="NormalTok"/>
-        </w:rPr>
-        <w:t xml:space="preserve">  </w:t>
-      </w:r>
-      <w:r>
-        <w:rPr>
-          <w:rStyle w:val="FunctionTok"/>
-        </w:rPr>
-        <w:t xml:space="preserve">pivot_wider</w:t>
-      </w:r>
-      <w:r>
-        <w:rPr>
-          <w:rStyle w:val="NormalTok"/>
-        </w:rPr>
-        <w:t xml:space="preserve">(</w:t>
-      </w:r>
-      <w:r>
-        <w:rPr>
-          <w:rStyle w:val="AttributeTok"/>
-        </w:rPr>
-        <w:t xml:space="preserve">names_from =</w:t>
-      </w:r>
-      <w:r>
-        <w:rPr>
-          <w:rStyle w:val="NormalTok"/>
-        </w:rPr>
-        <w:t xml:space="preserve"> produit, </w:t>
-      </w:r>
-      <w:r>
-        <w:rPr>
-          <w:rStyle w:val="AttributeTok"/>
-        </w:rPr>
-        <w:t xml:space="preserve">values_from =</w:t>
-      </w:r>
-      <w:r>
-        <w:rPr>
-          <w:rStyle w:val="NormalTok"/>
-        </w:rPr>
-        <w:t xml:space="preserve"> ca, </w:t>
-      </w:r>
-      <w:r>
-        <w:rPr>
-          <w:rStyle w:val="AttributeTok"/>
-        </w:rPr>
-        <w:t xml:space="preserve">values_fill =</w:t>
-      </w:r>
-      <w:r>
-        <w:rPr>
-          <w:rStyle w:val="NormalTok"/>
-        </w:rPr>
-        <w:t xml:space="preserve"> </w:t>
-      </w:r>
-      <w:r>
-        <w:rPr>
-          <w:rStyle w:val="DecValTok"/>
-        </w:rPr>
-        <w:t xml:space="preserve">0</w:t>
-      </w:r>
-      <w:r>
-        <w:rPr>
-          <w:rStyle w:val="NormalTok"/>
-        </w:rPr>
-        <w:t xml:space="preserve">)</w:t>
-      </w:r>
-    </w:p>
-    <w:p>
-      <w:pPr>
-        <w:pStyle w:val="SourceCode"/>
-      </w:pPr>
-      <w:r>
-        <w:rPr>
-          <w:rStyle w:val="VerbatimChar"/>
-        </w:rPr>
-        <w:t xml:space="preserve">#&gt; # A tibble: 4 × 6</w:t>
-      </w:r>
-      <w:r>
-        <w:br/>
-      </w:r>
-      <w:r>
-        <w:rPr>
-          <w:rStyle w:val="VerbatimChar"/>
-        </w:rPr>
-        <w:t xml:space="preserve">#&gt;   region Agenda Cahier Classeur Marqueur Stylo</w:t>
-      </w:r>
-      <w:r>
-        <w:br/>
-      </w:r>
-      <w:r>
-        <w:rPr>
-          <w:rStyle w:val="VerbatimChar"/>
-        </w:rPr>
-        <w:t xml:space="preserve">#&gt;   &lt;chr&gt;   &lt;dbl&gt;  &lt;dbl&gt;    &lt;dbl&gt;    &lt;dbl&gt; &lt;dbl&gt;</w:t>
-      </w:r>
-      <w:r>
-        <w:br/>
-      </w:r>
-      <w:r>
-        <w:rPr>
-          <w:rStyle w:val="VerbatimChar"/>
-        </w:rPr>
-        <w:t xml:space="preserve">#&gt; 1 Est     1757.  1443.    1228.    1418. 1295.</w:t>
-      </w:r>
-      <w:r>
-        <w:br/>
-      </w:r>
-      <w:r>
-        <w:rPr>
-          <w:rStyle w:val="VerbatimChar"/>
-        </w:rPr>
-        <w:t xml:space="preserve">#&gt; 2 Nord     282.  1560.    1201.     705. 1349.</w:t>
-      </w:r>
-      <w:r>
-        <w:br/>
-      </w:r>
-      <w:r>
-        <w:rPr>
-          <w:rStyle w:val="VerbatimChar"/>
-        </w:rPr>
-        <w:t xml:space="preserve">#&gt; 3 Ouest   1874.  1425.    1726.    1115. 1482.</w:t>
-      </w:r>
-      <w:r>
-        <w:br/>
-      </w:r>
-      <w:r>
-        <w:rPr>
-          <w:rStyle w:val="VerbatimChar"/>
-        </w:rPr>
-        <w:t xml:space="preserve">#&gt; 4 Sud      418.   934.     824.    2618. 1201.</w:t>
-      </w:r>
-    </w:p>
-    <w:p>
-      <w:pPr>
-        <w:pStyle w:val="SourceCode"/>
-      </w:pPr>
-      <w:r>
-        <w:rPr>
-          <w:rStyle w:val="FunctionTok"/>
-        </w:rPr>
-        <w:t xml:space="preserve">cor</w:t>
-      </w:r>
-      <w:r>
-        <w:rPr>
-          <w:rStyle w:val="NormalTok"/>
-        </w:rPr>
-        <w:t xml:space="preserve">(mtcars</w:t>
-      </w:r>
-      <w:r>
-        <w:rPr>
-          <w:rStyle w:val="SpecialCharTok"/>
-        </w:rPr>
-        <w:t xml:space="preserve">$</w:t>
-      </w:r>
-      <w:r>
-        <w:rPr>
-          <w:rStyle w:val="NormalTok"/>
-        </w:rPr>
-        <w:t xml:space="preserve">hp, mtcars</w:t>
-      </w:r>
-      <w:r>
-        <w:rPr>
-          <w:rStyle w:val="SpecialCharTok"/>
-        </w:rPr>
-        <w:t xml:space="preserve">$</w:t>
-      </w:r>
-      <w:r>
-        <w:rPr>
-          <w:rStyle w:val="NormalTok"/>
-        </w:rPr>
-        <w:t xml:space="preserve">mpg)</w:t>
-      </w:r>
-    </w:p>
-    <w:p>
-      <w:pPr>
-        <w:pStyle w:val="SourceCode"/>
-      </w:pPr>
-      <w:r>
-        <w:rPr>
-          <w:rStyle w:val="VerbatimChar"/>
-        </w:rPr>
-        <w:t xml:space="preserve">#&gt; [1] -0.7761684</w:t>
-      </w:r>
-    </w:p>
-    <w:p>
-      <w:pPr>
-        <w:pStyle w:val="SourceCode"/>
-      </w:pPr>
-      <w:r>
-        <w:rPr>
-          <w:rStyle w:val="CommentTok"/>
-        </w:rPr>
-        <w:t xml:space="preserve"># Interprétation : association linéaire négative — plus de chevaux, mpg souvent plus faible dans cet échantillon.</w:t>
-      </w:r>
-    </w:p>
-    <w:bookmarkEnd w:id="207"/>
-    <w:bookmarkStart w:id="208" w:name="points-clés-4"/>
-    <w:p>
-      <w:pPr>
-        <w:pStyle w:val="Heading2"/>
-      </w:pPr>
-      <w:r>
-        <w:t xml:space="preserve">6.19 Points clés</w:t>
-      </w:r>
-    </w:p>
-    <w:p>
-      <w:pPr>
-        <w:pStyle w:val="Compact"/>
-        <w:numPr>
-          <w:ilvl w:val="0"/>
-          <w:numId w:val="1049"/>
-        </w:numPr>
-      </w:pPr>
-      <w:r>
-        <w:t xml:space="preserve">Décrire = résumer sans sur-interpréter.</w:t>
-      </w:r>
-    </w:p>
-    <w:p>
-      <w:pPr>
-        <w:pStyle w:val="Compact"/>
-        <w:numPr>
-          <w:ilvl w:val="0"/>
-          <w:numId w:val="1049"/>
-        </w:numPr>
-      </w:pPr>
-      <w:r>
-        <w:t xml:space="preserve">Médiane et IQR sont robustes ; moyenne et écart-type sont sensibles aux extrêmes.</w:t>
-      </w:r>
-    </w:p>
-    <w:p>
-      <w:pPr>
-        <w:pStyle w:val="Compact"/>
-        <w:numPr>
-          <w:ilvl w:val="0"/>
-          <w:numId w:val="1049"/>
-        </w:numPr>
-      </w:pPr>
-      <w:r>
-        <w:t xml:space="preserve">Toute corrélation demande une phrase de prudence sur la causalité.</w:t>
-      </w:r>
-    </w:p>
-    <w:bookmarkEnd w:id="208"/>
-    <w:bookmarkStart w:id="209" w:name="ressources-3"/>
-    <w:p>
-      <w:pPr>
-        <w:pStyle w:val="Heading2"/>
-      </w:pPr>
-      <w:r>
-        <w:t xml:space="preserve">6.20 Ressources</w:t>
-      </w:r>
-    </w:p>
-    <w:p>
-      <w:pPr>
-        <w:pStyle w:val="Compact"/>
-        <w:numPr>
-          <w:ilvl w:val="0"/>
-          <w:numId w:val="1050"/>
-        </w:numPr>
-      </w:pPr>
-      <w:r>
-        <w:t xml:space="preserve">Çetinkaya-Rundel and Hardin (2023)</w:t>
-      </w:r>
-      <w:r>
-        <w:t xml:space="preserve">,</w:t>
-      </w:r>
-      <w:r>
-        <w:t xml:space="preserve"> </w:t>
-      </w:r>
-      <w:r>
-        <w:t xml:space="preserve">Wickham, Çetinkaya-Rundel, and Grolemund (2023)</w:t>
-      </w:r>
-      <w:r>
-        <w:t xml:space="preserve"> </w:t>
-      </w:r>
-      <w:r>
-        <w:t xml:space="preserve">(parties EDA)</w:t>
-      </w:r>
-    </w:p>
-    <w:bookmarkEnd w:id="209"/>
-    <w:bookmarkStart w:id="210" w:name="suite-4"/>
-    <w:p>
-      <w:pPr>
-        <w:pStyle w:val="Heading2"/>
-      </w:pPr>
-      <w:r>
-        <w:t xml:space="preserve">6.21 Suite</w:t>
-      </w:r>
-    </w:p>
-    <w:p>
-      <w:pPr>
-        <w:pStyle w:val="FirstParagraph"/>
-      </w:pPr>
-      <w:hyperlink w:anchor="sec-visualisation">
-        <w:r>
-          <w:rPr>
-            <w:rStyle w:val="Hyperlink"/>
-          </w:rPr>
-          <w:t xml:space="preserve">Chapter 7</w:t>
-        </w:r>
-      </w:hyperlink>
-      <w:r>
         <w:t xml:space="preserve"> </w:t>
       </w:r>
       <w:r>
@@ -33483,7 +33483,7 @@
         <w:pStyle w:val="Heading1"/>
       </w:pPr>
       <w:r>
-        <w:t xml:space="preserve">7. Visualisation des données</w:t>
+        <w:t xml:space="preserve">8. Visualisation des données</w:t>
       </w:r>
     </w:p>
     <w:bookmarkStart w:id="212" w:name="introduction-5"/>
@@ -33492,7 +33492,7 @@
         <w:pStyle w:val="Heading2"/>
       </w:pPr>
       <w:r>
-        <w:t xml:space="preserve">7.1 Introduction</w:t>
+        <w:t xml:space="preserve">8.1 Introduction</w:t>
       </w:r>
     </w:p>
     <w:p>
@@ -33541,7 +33541,7 @@
         <w:pStyle w:val="Heading2"/>
       </w:pPr>
       <w:r>
-        <w:t xml:space="preserve">7.2 Objectifs pédagogiques</w:t>
+        <w:t xml:space="preserve">8.2 Objectifs pédagogiques</w:t>
       </w:r>
     </w:p>
     <w:p>
@@ -33611,7 +33611,7 @@
         <w:pStyle w:val="Heading2"/>
       </w:pPr>
       <w:r>
-        <w:t xml:space="preserve">7.3 Prérequis</w:t>
+        <w:t xml:space="preserve">8.3 Prérequis</w:t>
       </w:r>
     </w:p>
     <w:p>
@@ -34061,7 +34061,7 @@
         <w:pStyle w:val="Heading2"/>
       </w:pPr>
       <w:r>
-        <w:t xml:space="preserve">7.4 Pourquoi visualiser ?</w:t>
+        <w:t xml:space="preserve">8.4 Pourquoi visualiser ?</w:t>
       </w:r>
     </w:p>
     <w:p>
@@ -34322,7 +34322,7 @@
         <w:pStyle w:val="Heading2"/>
       </w:pPr>
       <w:r>
-        <w:t xml:space="preserve">7.5 Principes de lisibilité</w:t>
+        <w:t xml:space="preserve">8.5 Principes de lisibilité</w:t>
       </w:r>
     </w:p>
     <w:p>
@@ -34408,7 +34408,7 @@
         <w:pStyle w:val="Heading2"/>
       </w:pPr>
       <w:r>
-        <w:t xml:space="preserve">7.6 Diagrammes en barres</w:t>
+        <w:t xml:space="preserve">8.6 Diagrammes en barres</w:t>
       </w:r>
     </w:p>
     <w:p>
@@ -34917,7 +34917,7 @@
         <w:pStyle w:val="Heading2"/>
       </w:pPr>
       <w:r>
-        <w:t xml:space="preserve">7.7 Histogrammes</w:t>
+        <w:t xml:space="preserve">8.7 Histogrammes</w:t>
       </w:r>
     </w:p>
     <w:p>
@@ -35279,7 +35279,7 @@
         <w:pStyle w:val="Heading2"/>
       </w:pPr>
       <w:r>
-        <w:t xml:space="preserve">7.8 Boîtes à moustaches</w:t>
+        <w:t xml:space="preserve">8.8 Boîtes à moustaches</w:t>
       </w:r>
     </w:p>
     <w:p>
@@ -35584,7 +35584,7 @@
         <w:pStyle w:val="Heading2"/>
       </w:pPr>
       <w:r>
-        <w:t xml:space="preserve">7.9 Graphiques de dispersion</w:t>
+        <w:t xml:space="preserve">8.9 Graphiques de dispersion</w:t>
       </w:r>
     </w:p>
     <w:p>
@@ -36096,7 +36096,7 @@
         <w:pStyle w:val="Heading2"/>
       </w:pPr>
       <w:r>
-        <w:t xml:space="preserve">7.10 Graphiques linéaires</w:t>
+        <w:t xml:space="preserve">8.10 Graphiques linéaires</w:t>
       </w:r>
     </w:p>
     <w:p>
@@ -36662,7 +36662,7 @@
         <w:pStyle w:val="Heading2"/>
       </w:pPr>
       <w:r>
-        <w:t xml:space="preserve">7.11 Comparaison de plusieurs groupes</w:t>
+        <w:t xml:space="preserve">8.11 Comparaison de plusieurs groupes</w:t>
       </w:r>
     </w:p>
     <w:p>
@@ -37060,7 +37060,7 @@
         <w:pStyle w:val="Heading2"/>
       </w:pPr>
       <w:r>
-        <w:t xml:space="preserve">7.12 Personnalisation : titres, axes, légendes</w:t>
+        <w:t xml:space="preserve">8.12 Personnalisation : titres, axes, légendes</w:t>
       </w:r>
     </w:p>
     <w:p>
@@ -37632,7 +37632,7 @@
         <w:pStyle w:val="Heading2"/>
       </w:pPr>
       <w:r>
-        <w:t xml:space="preserve">7.13 Couleurs</w:t>
+        <w:t xml:space="preserve">8.13 Couleurs</w:t>
       </w:r>
     </w:p>
     <w:p>
@@ -38069,7 +38069,7 @@
         <w:pStyle w:val="Heading2"/>
       </w:pPr>
       <w:r>
-        <w:t xml:space="preserve">7.14 Facettes</w:t>
+        <w:t xml:space="preserve">8.14 Facettes</w:t>
       </w:r>
     </w:p>
     <w:p>
@@ -38431,7 +38431,7 @@
         <w:pStyle w:val="Heading2"/>
       </w:pPr>
       <w:r>
-        <w:t xml:space="preserve">7.15 Exportation</w:t>
+        <w:t xml:space="preserve">8.15 Exportation</w:t>
       </w:r>
     </w:p>
     <w:p>
@@ -38924,7 +38924,7 @@
         <w:pStyle w:val="Heading2"/>
       </w:pPr>
       <w:r>
-        <w:t xml:space="preserve">7.16 Grammaire ggplot2 (rappel)</w:t>
+        <w:t xml:space="preserve">8.16 Grammaire ggplot2 (rappel)</w:t>
       </w:r>
     </w:p>
     <w:p>
@@ -38990,7 +38990,7 @@
         <w:pStyle w:val="Heading2"/>
       </w:pPr>
       <w:r>
-        <w:t xml:space="preserve">7.17 Erreurs courantes</w:t>
+        <w:t xml:space="preserve">8.17 Erreurs courantes</w:t>
       </w:r>
     </w:p>
     <w:tbl>
@@ -39170,7 +39170,7 @@
         <w:pStyle w:val="Heading2"/>
       </w:pPr>
       <w:r>
-        <w:t xml:space="preserve">7.18 Mini-collection pour un rapport</w:t>
+        <w:t xml:space="preserve">8.18 Mini-collection pour un rapport</w:t>
       </w:r>
     </w:p>
     <w:p>
@@ -39776,7 +39776,7 @@
         <w:pStyle w:val="Heading2"/>
       </w:pPr>
       <w:r>
-        <w:t xml:space="preserve">7.19 Exercices</w:t>
+        <w:t xml:space="preserve">8.19 Exercices</w:t>
       </w:r>
     </w:p>
     <w:bookmarkStart w:id="265" w:name="niveau-1-4"/>
@@ -39785,7 +39785,7 @@
         <w:pStyle w:val="Heading3"/>
       </w:pPr>
       <w:r>
-        <w:t xml:space="preserve">7.19.1 Niveau 1</w:t>
+        <w:t xml:space="preserve">8.19.1 Niveau 1</w:t>
       </w:r>
     </w:p>
     <w:p>
@@ -39846,7 +39846,7 @@
         <w:pStyle w:val="Heading3"/>
       </w:pPr>
       <w:r>
-        <w:t xml:space="preserve">7.19.2 Niveau 2</w:t>
+        <w:t xml:space="preserve">8.19.2 Niveau 2</w:t>
       </w:r>
     </w:p>
     <w:p>
@@ -39949,7 +39949,7 @@
         <w:pStyle w:val="Heading3"/>
       </w:pPr>
       <w:r>
-        <w:t xml:space="preserve">7.19.3 Niveau 3</w:t>
+        <w:t xml:space="preserve">8.19.3 Niveau 3</w:t>
       </w:r>
     </w:p>
     <w:p>
@@ -39996,7 +39996,7 @@
         <w:pStyle w:val="Heading2"/>
       </w:pPr>
       <w:r>
-        <w:t xml:space="preserve">7.20 Corrections</w:t>
+        <w:t xml:space="preserve">8.20 Corrections</w:t>
       </w:r>
     </w:p>
     <w:p>
@@ -40965,7 +40965,7 @@
         <w:pStyle w:val="Heading2"/>
       </w:pPr>
       <w:r>
-        <w:t xml:space="preserve">7.21 Points clés</w:t>
+        <w:t xml:space="preserve">8.21 Points clés</w:t>
       </w:r>
     </w:p>
     <w:p>
@@ -41020,7 +41020,7 @@
         <w:pStyle w:val="Heading2"/>
       </w:pPr>
       <w:r>
-        <w:t xml:space="preserve">7.22 Ressources</w:t>
+        <w:t xml:space="preserve">8.22 Ressources</w:t>
       </w:r>
     </w:p>
     <w:p>
@@ -41056,7 +41056,7 @@
         <w:pStyle w:val="Heading2"/>
       </w:pPr>
       <w:r>
-        <w:t xml:space="preserve">7.23 Suite</w:t>
+        <w:t xml:space="preserve">8.23 Suite</w:t>
       </w:r>
     </w:p>
     <w:p>
@@ -41064,6 +41064,168 @@
         <w:pStyle w:val="FirstParagraph"/>
       </w:pPr>
       <w:hyperlink w:anchor="sec-modelisation">
+        <w:r>
+          <w:rPr>
+            <w:rStyle w:val="Hyperlink"/>
+          </w:rPr>
+          <w:t xml:space="preserve">Chapter 9</w:t>
+        </w:r>
+      </w:hyperlink>
+      <w:r>
+        <w:t xml:space="preserve"> </w:t>
+      </w:r>
+      <w:r>
+        <w:t xml:space="preserve">: passer de la description à l’inférence et à la régression.</w:t>
+      </w:r>
+    </w:p>
+    <w:bookmarkEnd w:id="288"/>
+    <w:bookmarkEnd w:id="289"/>
+    <w:bookmarkStart w:id="333" w:name="sec-modelisation"/>
+    <w:p>
+      <w:pPr>
+        <w:pStyle w:val="Heading1"/>
+      </w:pPr>
+      <w:r>
+        <w:t xml:space="preserve">9. Analyse statistique et modélisation</w:t>
+      </w:r>
+    </w:p>
+    <w:bookmarkStart w:id="290" w:name="introduction-6"/>
+    <w:p>
+      <w:pPr>
+        <w:pStyle w:val="Heading2"/>
+      </w:pPr>
+      <w:r>
+        <w:t xml:space="preserve">9.1 Introduction</w:t>
+      </w:r>
+    </w:p>
+    <w:p>
+      <w:pPr>
+        <w:pStyle w:val="FirstParagraph"/>
+      </w:pPr>
+      <w:r>
+        <w:t xml:space="preserve">La</w:t>
+      </w:r>
+      <w:r>
+        <w:t xml:space="preserve"> </w:t>
+      </w:r>
+      <w:r>
+        <w:rPr>
+          <w:b/>
+          <w:bCs/>
+        </w:rPr>
+        <w:t xml:space="preserve">statistique inférentielle</w:t>
+      </w:r>
+      <w:r>
+        <w:t xml:space="preserve"> </w:t>
+      </w:r>
+      <w:r>
+        <w:t xml:space="preserve">cherche à tirer des conclusions sur une population à partir d’un échantillon, en quantifiant l’incertitude. Ce chapitre introduit population/échantillon, intervalles de confiance, tests d’hypothèses, corrélation, régression linéaire et ses limites — notamment la distinction</w:t>
+      </w:r>
+      <w:r>
+        <w:t xml:space="preserve"> </w:t>
+      </w:r>
+      <w:r>
+        <w:rPr>
+          <w:b/>
+          <w:bCs/>
+        </w:rPr>
+        <w:t xml:space="preserve">corrélation / causalité</w:t>
+      </w:r>
+      <w:r>
+        <w:t xml:space="preserve">.</w:t>
+      </w:r>
+    </w:p>
+    <w:bookmarkEnd w:id="290"/>
+    <w:bookmarkStart w:id="291" w:name="objectifs-pédagogiques-6"/>
+    <w:p>
+      <w:pPr>
+        <w:pStyle w:val="Heading2"/>
+      </w:pPr>
+      <w:r>
+        <w:t xml:space="preserve">9.2 Objectifs pédagogiques</w:t>
+      </w:r>
+    </w:p>
+    <w:p>
+      <w:pPr>
+        <w:pStyle w:val="Compact"/>
+        <w:numPr>
+          <w:ilvl w:val="0"/>
+          <w:numId w:val="1060"/>
+        </w:numPr>
+      </w:pPr>
+      <w:r>
+        <w:t xml:space="preserve">Distinguer description et inférence</w:t>
+      </w:r>
+    </w:p>
+    <w:p>
+      <w:pPr>
+        <w:pStyle w:val="Compact"/>
+        <w:numPr>
+          <w:ilvl w:val="0"/>
+          <w:numId w:val="1060"/>
+        </w:numPr>
+      </w:pPr>
+      <w:r>
+        <w:t xml:space="preserve">Interpréter un intervalle de confiance et une p-valeur avec prudence</w:t>
+      </w:r>
+    </w:p>
+    <w:p>
+      <w:pPr>
+        <w:pStyle w:val="Compact"/>
+        <w:numPr>
+          <w:ilvl w:val="0"/>
+          <w:numId w:val="1060"/>
+        </w:numPr>
+      </w:pPr>
+      <w:r>
+        <w:t xml:space="preserve">Comparer des moyennes</w:t>
+      </w:r>
+    </w:p>
+    <w:p>
+      <w:pPr>
+        <w:pStyle w:val="Compact"/>
+        <w:numPr>
+          <w:ilvl w:val="0"/>
+          <w:numId w:val="1060"/>
+        </w:numPr>
+      </w:pPr>
+      <w:r>
+        <w:t xml:space="preserve">Ajuster et diagnostiquer une régression linéaire</w:t>
+      </w:r>
+    </w:p>
+    <w:p>
+      <w:pPr>
+        <w:pStyle w:val="Compact"/>
+        <w:numPr>
+          <w:ilvl w:val="0"/>
+          <w:numId w:val="1060"/>
+        </w:numPr>
+      </w:pPr>
+      <w:r>
+        <w:t xml:space="preserve">Évaluer les performances et les limites d’un modèle</w:t>
+      </w:r>
+    </w:p>
+    <w:bookmarkEnd w:id="291"/>
+    <w:bookmarkStart w:id="292" w:name="prérequis-6"/>
+    <w:p>
+      <w:pPr>
+        <w:pStyle w:val="Heading2"/>
+      </w:pPr>
+      <w:r>
+        <w:t xml:space="preserve">9.3 Prérequis</w:t>
+      </w:r>
+    </w:p>
+    <w:p>
+      <w:pPr>
+        <w:pStyle w:val="FirstParagraph"/>
+      </w:pPr>
+      <w:r>
+        <w:t xml:space="preserve">3 et</w:t>
+      </w:r>
+      <w:r>
+        <w:t xml:space="preserve"> </w:t>
+      </w:r>
+      <w:hyperlink w:anchor="sec-visualisation">
         <w:r>
           <w:rPr>
             <w:rStyle w:val="Hyperlink"/>
@@ -41072,168 +41234,6 @@
         </w:r>
       </w:hyperlink>
       <w:r>
-        <w:t xml:space="preserve"> </w:t>
-      </w:r>
-      <w:r>
-        <w:t xml:space="preserve">: passer de la description à l’inférence et à la régression.</w:t>
-      </w:r>
-    </w:p>
-    <w:bookmarkEnd w:id="288"/>
-    <w:bookmarkEnd w:id="289"/>
-    <w:bookmarkStart w:id="333" w:name="sec-modelisation"/>
-    <w:p>
-      <w:pPr>
-        <w:pStyle w:val="Heading1"/>
-      </w:pPr>
-      <w:r>
-        <w:t xml:space="preserve">8. Analyse statistique et modélisation</w:t>
-      </w:r>
-    </w:p>
-    <w:bookmarkStart w:id="290" w:name="introduction-6"/>
-    <w:p>
-      <w:pPr>
-        <w:pStyle w:val="Heading2"/>
-      </w:pPr>
-      <w:r>
-        <w:t xml:space="preserve">8.1 Introduction</w:t>
-      </w:r>
-    </w:p>
-    <w:p>
-      <w:pPr>
-        <w:pStyle w:val="FirstParagraph"/>
-      </w:pPr>
-      <w:r>
-        <w:t xml:space="preserve">La</w:t>
-      </w:r>
-      <w:r>
-        <w:t xml:space="preserve"> </w:t>
-      </w:r>
-      <w:r>
-        <w:rPr>
-          <w:b/>
-          <w:bCs/>
-        </w:rPr>
-        <w:t xml:space="preserve">statistique inférentielle</w:t>
-      </w:r>
-      <w:r>
-        <w:t xml:space="preserve"> </w:t>
-      </w:r>
-      <w:r>
-        <w:t xml:space="preserve">cherche à tirer des conclusions sur une population à partir d’un échantillon, en quantifiant l’incertitude. Ce chapitre introduit population/échantillon, intervalles de confiance, tests d’hypothèses, corrélation, régression linéaire et ses limites — notamment la distinction</w:t>
-      </w:r>
-      <w:r>
-        <w:t xml:space="preserve"> </w:t>
-      </w:r>
-      <w:r>
-        <w:rPr>
-          <w:b/>
-          <w:bCs/>
-        </w:rPr>
-        <w:t xml:space="preserve">corrélation / causalité</w:t>
-      </w:r>
-      <w:r>
-        <w:t xml:space="preserve">.</w:t>
-      </w:r>
-    </w:p>
-    <w:bookmarkEnd w:id="290"/>
-    <w:bookmarkStart w:id="291" w:name="objectifs-pédagogiques-6"/>
-    <w:p>
-      <w:pPr>
-        <w:pStyle w:val="Heading2"/>
-      </w:pPr>
-      <w:r>
-        <w:t xml:space="preserve">8.2 Objectifs pédagogiques</w:t>
-      </w:r>
-    </w:p>
-    <w:p>
-      <w:pPr>
-        <w:pStyle w:val="Compact"/>
-        <w:numPr>
-          <w:ilvl w:val="0"/>
-          <w:numId w:val="1060"/>
-        </w:numPr>
-      </w:pPr>
-      <w:r>
-        <w:t xml:space="preserve">Distinguer description et inférence</w:t>
-      </w:r>
-    </w:p>
-    <w:p>
-      <w:pPr>
-        <w:pStyle w:val="Compact"/>
-        <w:numPr>
-          <w:ilvl w:val="0"/>
-          <w:numId w:val="1060"/>
-        </w:numPr>
-      </w:pPr>
-      <w:r>
-        <w:t xml:space="preserve">Interpréter un intervalle de confiance et une p-valeur avec prudence</w:t>
-      </w:r>
-    </w:p>
-    <w:p>
-      <w:pPr>
-        <w:pStyle w:val="Compact"/>
-        <w:numPr>
-          <w:ilvl w:val="0"/>
-          <w:numId w:val="1060"/>
-        </w:numPr>
-      </w:pPr>
-      <w:r>
-        <w:t xml:space="preserve">Comparer des moyennes</w:t>
-      </w:r>
-    </w:p>
-    <w:p>
-      <w:pPr>
-        <w:pStyle w:val="Compact"/>
-        <w:numPr>
-          <w:ilvl w:val="0"/>
-          <w:numId w:val="1060"/>
-        </w:numPr>
-      </w:pPr>
-      <w:r>
-        <w:t xml:space="preserve">Ajuster et diagnostiquer une régression linéaire</w:t>
-      </w:r>
-    </w:p>
-    <w:p>
-      <w:pPr>
-        <w:pStyle w:val="Compact"/>
-        <w:numPr>
-          <w:ilvl w:val="0"/>
-          <w:numId w:val="1060"/>
-        </w:numPr>
-      </w:pPr>
-      <w:r>
-        <w:t xml:space="preserve">Évaluer les performances et les limites d’un modèle</w:t>
-      </w:r>
-    </w:p>
-    <w:bookmarkEnd w:id="291"/>
-    <w:bookmarkStart w:id="292" w:name="prérequis-6"/>
-    <w:p>
-      <w:pPr>
-        <w:pStyle w:val="Heading2"/>
-      </w:pPr>
-      <w:r>
-        <w:t xml:space="preserve">8.3 Prérequis</w:t>
-      </w:r>
-    </w:p>
-    <w:p>
-      <w:pPr>
-        <w:pStyle w:val="FirstParagraph"/>
-      </w:pPr>
-      <w:r>
-        <w:t xml:space="preserve">3 et</w:t>
-      </w:r>
-      <w:r>
-        <w:t xml:space="preserve"> </w:t>
-      </w:r>
-      <w:hyperlink w:anchor="sec-visualisation">
-        <w:r>
-          <w:rPr>
-            <w:rStyle w:val="Hyperlink"/>
-          </w:rPr>
-          <w:t xml:space="preserve">Chapter 7</w:t>
-        </w:r>
-      </w:hyperlink>
-      <w:r>
         <w:t xml:space="preserve">. Package</w:t>
       </w:r>
       <w:r>
@@ -41504,7 +41504,7 @@
         <w:pStyle w:val="Heading2"/>
       </w:pPr>
       <w:r>
-        <w:t xml:space="preserve">8.4 Population et échantillon</w:t>
+        <w:t xml:space="preserve">9.4 Population et échantillon</w:t>
       </w:r>
     </w:p>
     <w:p>
@@ -41773,7 +41773,7 @@
         <w:pStyle w:val="Heading2"/>
       </w:pPr>
       <w:r>
-        <w:t xml:space="preserve">8.5 Variables quantitatives et qualitatives</w:t>
+        <w:t xml:space="preserve">9.5 Variables quantitatives et qualitatives</w:t>
       </w:r>
     </w:p>
     <w:tbl>
@@ -41974,7 +41974,7 @@
         <w:pStyle w:val="Heading2"/>
       </w:pPr>
       <w:r>
-        <w:t xml:space="preserve">8.6 Échantillonnage (principes)</w:t>
+        <w:t xml:space="preserve">9.6 Échantillonnage (principes)</w:t>
       </w:r>
     </w:p>
     <w:p>
@@ -42008,7 +42008,7 @@
         <w:pStyle w:val="Heading2"/>
       </w:pPr>
       <w:r>
-        <w:t xml:space="preserve">8.7 Probabilités et distributions de base</w:t>
+        <w:t xml:space="preserve">9.7 Probabilités et distributions de base</w:t>
       </w:r>
     </w:p>
     <w:p>
@@ -42304,7 +42304,7 @@
         <w:pStyle w:val="Heading2"/>
       </w:pPr>
       <w:r>
-        <w:t xml:space="preserve">8.8 Intervalles de confiance</w:t>
+        <w:t xml:space="preserve">9.8 Intervalles de confiance</w:t>
       </w:r>
     </w:p>
     <w:p>
@@ -42682,7 +42682,7 @@
         <w:pStyle w:val="Heading2"/>
       </w:pPr>
       <w:r>
-        <w:t xml:space="preserve">8.9 Tests d’hypothèses (introduction)</w:t>
+        <w:t xml:space="preserve">9.9 Tests d’hypothèses (introduction)</w:t>
       </w:r>
     </w:p>
     <w:p>
@@ -42912,7 +42912,7 @@
         <w:pStyle w:val="Heading2"/>
       </w:pPr>
       <w:r>
-        <w:t xml:space="preserve">8.10 Comparaison de moyennes</w:t>
+        <w:t xml:space="preserve">9.10 Comparaison de moyennes</w:t>
       </w:r>
     </w:p>
     <w:p>
@@ -43238,7 +43238,7 @@
         <w:pStyle w:val="Heading2"/>
       </w:pPr>
       <w:r>
-        <w:t xml:space="preserve">8.11 Corrélation et association</w:t>
+        <w:t xml:space="preserve">9.11 Corrélation et association</w:t>
       </w:r>
     </w:p>
     <w:p>
@@ -43407,7 +43407,7 @@
         <w:pStyle w:val="Heading2"/>
       </w:pPr>
       <w:r>
-        <w:t xml:space="preserve">8.12 Régression linéaire simple</w:t>
+        <w:t xml:space="preserve">9.12 Régression linéaire simple</w:t>
       </w:r>
     </w:p>
     <w:p>
@@ -44213,7 +44213,7 @@
         <w:pStyle w:val="Heading2"/>
       </w:pPr>
       <w:r>
-        <w:t xml:space="preserve">8.13 Régression linéaire multiple</w:t>
+        <w:t xml:space="preserve">9.13 Régression linéaire multiple</w:t>
       </w:r>
     </w:p>
     <w:p>
@@ -44471,7 +44471,7 @@
         <w:pStyle w:val="Heading2"/>
       </w:pPr>
       <w:r>
-        <w:t xml:space="preserve">8.14 Hypothèses et résidus</w:t>
+        <w:t xml:space="preserve">9.14 Hypothèses et résidus</w:t>
       </w:r>
     </w:p>
     <w:p>
@@ -45133,7 +45133,7 @@
         <w:pStyle w:val="Heading2"/>
       </w:pPr>
       <w:r>
-        <w:t xml:space="preserve">8.15 Évaluation des performances</w:t>
+        <w:t xml:space="preserve">9.15 Évaluation des performances</w:t>
       </w:r>
     </w:p>
     <w:p>
@@ -45300,7 +45300,7 @@
         <w:pStyle w:val="Heading2"/>
       </w:pPr>
       <w:r>
-        <w:t xml:space="preserve">8.16 Limites : corrélation versus causalité</w:t>
+        <w:t xml:space="preserve">9.16 Limites : corrélation versus causalité</w:t>
       </w:r>
     </w:p>
     <w:p>
@@ -45482,7 +45482,7 @@
         <w:pStyle w:val="Heading2"/>
       </w:pPr>
       <w:r>
-        <w:t xml:space="preserve">8.17 Démonstration complète</w:t>
+        <w:t xml:space="preserve">9.17 Démonstration complète</w:t>
       </w:r>
     </w:p>
     <w:p>
@@ -45879,7 +45879,7 @@
         <w:pStyle w:val="Heading2"/>
       </w:pPr>
       <w:r>
-        <w:t xml:space="preserve">8.18 Exercices</w:t>
+        <w:t xml:space="preserve">9.18 Exercices</w:t>
       </w:r>
     </w:p>
     <w:bookmarkStart w:id="322" w:name="niveau-1-5"/>
@@ -45888,7 +45888,7 @@
         <w:pStyle w:val="Heading3"/>
       </w:pPr>
       <w:r>
-        <w:t xml:space="preserve">8.18.1 Niveau 1</w:t>
+        <w:t xml:space="preserve">9.18.1 Niveau 1</w:t>
       </w:r>
     </w:p>
     <w:p>
@@ -45934,7 +45934,7 @@
         <w:pStyle w:val="Heading3"/>
       </w:pPr>
       <w:r>
-        <w:t xml:space="preserve">8.18.2 Niveau 2</w:t>
+        <w:t xml:space="preserve">9.18.2 Niveau 2</w:t>
       </w:r>
     </w:p>
     <w:p>
@@ -45995,7 +45995,7 @@
         <w:pStyle w:val="Heading3"/>
       </w:pPr>
       <w:r>
-        <w:t xml:space="preserve">8.18.3 Niveau 3</w:t>
+        <w:t xml:space="preserve">9.18.3 Niveau 3</w:t>
       </w:r>
     </w:p>
     <w:p>
@@ -46087,7 +46087,7 @@
         <w:pStyle w:val="Heading2"/>
       </w:pPr>
       <w:r>
-        <w:t xml:space="preserve">8.19 Corrections</w:t>
+        <w:t xml:space="preserve">9.19 Corrections</w:t>
       </w:r>
     </w:p>
     <w:p>
@@ -46818,7 +46818,7 @@
         <w:pStyle w:val="Heading2"/>
       </w:pPr>
       <w:r>
-        <w:t xml:space="preserve">8.20 Points clés</w:t>
+        <w:t xml:space="preserve">9.20 Points clés</w:t>
       </w:r>
     </w:p>
     <w:p>
@@ -46864,7 +46864,7 @@
         <w:pStyle w:val="Heading2"/>
       </w:pPr>
       <w:r>
-        <w:t xml:space="preserve">8.21 Ressources</w:t>
+        <w:t xml:space="preserve">9.21 Ressources</w:t>
       </w:r>
     </w:p>
     <w:p>
@@ -46943,7 +46943,7 @@
         <w:pStyle w:val="Heading2"/>
       </w:pPr>
       <w:r>
-        <w:t xml:space="preserve">8.22 Suite</w:t>
+        <w:t xml:space="preserve">9.22 Suite</w:t>
       </w:r>
     </w:p>
     <w:p>
@@ -46955,7 +46955,7 @@
           <w:rPr>
             <w:rStyle w:val="Hyperlink"/>
           </w:rPr>
-          <w:t xml:space="preserve">Chapter 9</w:t>
+          <w:t xml:space="preserve">Chapter 10</w:t>
         </w:r>
       </w:hyperlink>
       <w:r>
@@ -46973,7 +46973,7 @@
         <w:pStyle w:val="Heading1"/>
       </w:pPr>
       <w:r>
-        <w:t xml:space="preserve">9. Rapports et communication des résultats</w:t>
+        <w:t xml:space="preserve">10. Rapports et communication des résultats</w:t>
       </w:r>
     </w:p>
     <w:bookmarkStart w:id="334" w:name="introduction-7"/>
@@ -46982,7 +46982,7 @@
         <w:pStyle w:val="Heading2"/>
       </w:pPr>
       <w:r>
-        <w:t xml:space="preserve">9.1 Introduction</w:t>
+        <w:t xml:space="preserve">10.1 Introduction</w:t>
       </w:r>
     </w:p>
     <w:p>
@@ -47029,7 +47029,7 @@
         <w:pStyle w:val="Heading2"/>
       </w:pPr>
       <w:r>
-        <w:t xml:space="preserve">9.2 Objectifs pédagogiques</w:t>
+        <w:t xml:space="preserve">10.2 Objectifs pédagogiques</w:t>
       </w:r>
     </w:p>
     <w:p>
@@ -47120,7 +47120,7 @@
         <w:pStyle w:val="Heading2"/>
       </w:pPr>
       <w:r>
-        <w:t xml:space="preserve">9.3 Prérequis</w:t>
+        <w:t xml:space="preserve">10.3 Prérequis</w:t>
       </w:r>
     </w:p>
     <w:p>
@@ -47135,7 +47135,7 @@
           <w:rPr>
             <w:rStyle w:val="Hyperlink"/>
           </w:rPr>
-          <w:t xml:space="preserve">Section 2.7</w:t>
+          <w:t xml:space="preserve">Section 3.7</w:t>
         </w:r>
       </w:hyperlink>
       <w:r>
@@ -47149,7 +47149,7 @@
           <w:rPr>
             <w:rStyle w:val="Hyperlink"/>
           </w:rPr>
-          <w:t xml:space="preserve">Chapter 7</w:t>
+          <w:t xml:space="preserve">Chapter 8</w:t>
         </w:r>
       </w:hyperlink>
       <w:r>
@@ -47163,7 +47163,7 @@
         <w:pStyle w:val="Heading2"/>
       </w:pPr>
       <w:r>
-        <w:t xml:space="preserve">9.4 Documents reproductibles</w:t>
+        <w:t xml:space="preserve">10.4 Documents reproductibles</w:t>
       </w:r>
     </w:p>
     <w:p>
@@ -47427,7 +47427,7 @@
         <w:pStyle w:val="Heading2"/>
       </w:pPr>
       <w:r>
-        <w:t xml:space="preserve">9.5 Présentation de Quarto</w:t>
+        <w:t xml:space="preserve">10.5 Présentation de Quarto</w:t>
       </w:r>
     </w:p>
     <w:p>
@@ -47472,7 +47472,7 @@
         <w:pStyle w:val="Heading2"/>
       </w:pPr>
       <w:r>
-        <w:t xml:space="preserve">9.6 Structure d’un fichier</w:t>
+        <w:t xml:space="preserve">10.6 Structure d’un fichier</w:t>
       </w:r>
       <w:r>
         <w:t xml:space="preserve"> </w:t>
@@ -47757,7 +47757,7 @@
         <w:pStyle w:val="Heading2"/>
       </w:pPr>
       <w:r>
-        <w:t xml:space="preserve">9.7 Insertion de code R</w:t>
+        <w:t xml:space="preserve">10.7 Insertion de code R</w:t>
       </w:r>
     </w:p>
     <w:p>
@@ -47899,7 +47899,7 @@
         <w:pStyle w:val="Heading2"/>
       </w:pPr>
       <w:r>
-        <w:t xml:space="preserve">9.8 Affichage des résultats et graphiques</w:t>
+        <w:t xml:space="preserve">10.8 Affichage des résultats et graphiques</w:t>
       </w:r>
     </w:p>
     <w:p>
@@ -48137,7 +48137,7 @@
         <w:pStyle w:val="Heading2"/>
       </w:pPr>
       <w:r>
-        <w:t xml:space="preserve">9.9 Paramètres d’exécution</w:t>
+        <w:t xml:space="preserve">10.9 Paramètres d’exécution</w:t>
       </w:r>
     </w:p>
     <w:tbl>
@@ -48328,7 +48328,7 @@
         <w:pStyle w:val="Heading2"/>
       </w:pPr>
       <w:r>
-        <w:t xml:space="preserve">9.10 Génération HTML, PDF, DOCX</w:t>
+        <w:t xml:space="preserve">10.10 Génération HTML, PDF, DOCX</w:t>
       </w:r>
     </w:p>
     <w:p>
@@ -48470,7 +48470,7 @@
         <w:pStyle w:val="Heading3"/>
       </w:pPr>
       <w:r>
-        <w:t xml:space="preserve">9.10.1 Dépendances par format</w:t>
+        <w:t xml:space="preserve">10.10.1 Dépendances par format</w:t>
       </w:r>
     </w:p>
     <w:tbl>
@@ -48754,7 +48754,7 @@
         <w:pStyle w:val="Heading2"/>
       </w:pPr>
       <w:r>
-        <w:t xml:space="preserve">9.11 Personnalisation de la mise en page</w:t>
+        <w:t xml:space="preserve">10.11 Personnalisation de la mise en page</w:t>
       </w:r>
     </w:p>
     <w:p>
@@ -48878,7 +48878,7 @@
         <w:pStyle w:val="Heading2"/>
       </w:pPr>
       <w:r>
-        <w:t xml:space="preserve">9.12 Bibliographie et citations</w:t>
+        <w:t xml:space="preserve">10.12 Bibliographie et citations</w:t>
       </w:r>
     </w:p>
     <w:p>
@@ -48932,7 +48932,7 @@
         <w:pStyle w:val="Heading2"/>
       </w:pPr>
       <w:r>
-        <w:t xml:space="preserve">9.13 Rapports statistiques automatisés</w:t>
+        <w:t xml:space="preserve">10.13 Rapports statistiques automatisés</w:t>
       </w:r>
     </w:p>
     <w:p>
@@ -49287,7 +49287,7 @@
         <w:pStyle w:val="Heading2"/>
       </w:pPr>
       <w:r>
-        <w:t xml:space="preserve">9.14 R Markdown vs Quarto</w:t>
+        <w:t xml:space="preserve">10.14 R Markdown vs Quarto</w:t>
       </w:r>
     </w:p>
     <w:tbl>
@@ -49575,7 +49575,7 @@
         <w:pStyle w:val="Heading2"/>
       </w:pPr>
       <w:r>
-        <w:t xml:space="preserve">9.15 Publication et partage</w:t>
+        <w:t xml:space="preserve">10.15 Publication et partage</w:t>
       </w:r>
     </w:p>
     <w:p>
@@ -49802,7 +49802,7 @@
         <w:pStyle w:val="Heading2"/>
       </w:pPr>
       <w:r>
-        <w:t xml:space="preserve">9.16 Démonstration : mini-rapport inline</w:t>
+        <w:t xml:space="preserve">10.16 Démonstration : mini-rapport inline</w:t>
       </w:r>
     </w:p>
     <w:p>
@@ -49936,7 +49936,7 @@
         <w:pStyle w:val="Heading2"/>
       </w:pPr>
       <w:r>
-        <w:t xml:space="preserve">9.17 Erreurs fréquentes</w:t>
+        <w:t xml:space="preserve">10.17 Erreurs fréquentes</w:t>
       </w:r>
     </w:p>
     <w:tbl>
@@ -50099,7 +50099,7 @@
         <w:pStyle w:val="Heading2"/>
       </w:pPr>
       <w:r>
-        <w:t xml:space="preserve">9.18 Exercices</w:t>
+        <w:t xml:space="preserve">10.18 Exercices</w:t>
       </w:r>
     </w:p>
     <w:bookmarkStart w:id="359" w:name="niveau-1-6"/>
@@ -50108,7 +50108,7 @@
         <w:pStyle w:val="Heading3"/>
       </w:pPr>
       <w:r>
-        <w:t xml:space="preserve">9.18.1 Niveau 1</w:t>
+        <w:t xml:space="preserve">10.18.1 Niveau 1</w:t>
       </w:r>
     </w:p>
     <w:p>
@@ -50157,7 +50157,7 @@
         <w:pStyle w:val="Heading3"/>
       </w:pPr>
       <w:r>
-        <w:t xml:space="preserve">9.18.2 Niveau 2</w:t>
+        <w:t xml:space="preserve">10.18.2 Niveau 2</w:t>
       </w:r>
     </w:p>
     <w:p>
@@ -50236,7 +50236,7 @@
         <w:pStyle w:val="Heading3"/>
       </w:pPr>
       <w:r>
-        <w:t xml:space="preserve">9.18.3 Niveau 3</w:t>
+        <w:t xml:space="preserve">10.18.3 Niveau 3</w:t>
       </w:r>
     </w:p>
     <w:p>
@@ -50283,7 +50283,7 @@
         <w:pStyle w:val="Heading2"/>
       </w:pPr>
       <w:r>
-        <w:t xml:space="preserve">9.19 Corrections (indicatif)</w:t>
+        <w:t xml:space="preserve">10.19 Corrections (indicatif)</w:t>
       </w:r>
     </w:p>
     <w:p>
@@ -50405,7 +50405,7 @@
         <w:pStyle w:val="Heading2"/>
       </w:pPr>
       <w:r>
-        <w:t xml:space="preserve">9.20 Points clés</w:t>
+        <w:t xml:space="preserve">10.20 Points clés</w:t>
       </w:r>
     </w:p>
     <w:p>
@@ -50451,7 +50451,7 @@
         <w:pStyle w:val="Heading2"/>
       </w:pPr>
       <w:r>
-        <w:t xml:space="preserve">9.21 Ressources</w:t>
+        <w:t xml:space="preserve">10.21 Ressources</w:t>
       </w:r>
     </w:p>
     <w:p>
@@ -50499,7 +50499,7 @@
         <w:pStyle w:val="Heading2"/>
       </w:pPr>
       <w:r>
-        <w:t xml:space="preserve">9.22 Suite</w:t>
+        <w:t xml:space="preserve">10.22 Suite</w:t>
       </w:r>
     </w:p>
     <w:p>
@@ -50511,7 +50511,7 @@
           <w:rPr>
             <w:rStyle w:val="Hyperlink"/>
           </w:rPr>
-          <w:t xml:space="preserve">Chapter 10</w:t>
+          <w:t xml:space="preserve">Chapter 11</w:t>
         </w:r>
       </w:hyperlink>
       <w:r>
@@ -50529,7 +50529,7 @@
         <w:pStyle w:val="Heading1"/>
       </w:pPr>
       <w:r>
-        <w:t xml:space="preserve">10. Applications interactives avec Shiny</w:t>
+        <w:t xml:space="preserve">11. Applications interactives avec Shiny</w:t>
       </w:r>
     </w:p>
     <w:bookmarkStart w:id="369" w:name="introduction-8"/>
@@ -50538,7 +50538,7 @@
         <w:pStyle w:val="Heading2"/>
       </w:pPr>
       <w:r>
-        <w:t xml:space="preserve">10.1 Introduction</w:t>
+        <w:t xml:space="preserve">11.1 Introduction</w:t>
       </w:r>
     </w:p>
     <w:p>
@@ -50578,7 +50578,7 @@
         <w:pStyle w:val="Heading2"/>
       </w:pPr>
       <w:r>
-        <w:t xml:space="preserve">10.2 Objectifs pédagogiques</w:t>
+        <w:t xml:space="preserve">11.2 Objectifs pédagogiques</w:t>
       </w:r>
     </w:p>
     <w:p>
@@ -50648,7 +50648,7 @@
         <w:pStyle w:val="Heading2"/>
       </w:pPr>
       <w:r>
-        <w:t xml:space="preserve">10.3 Prérequis</w:t>
+        <w:t xml:space="preserve">11.3 Prérequis</w:t>
       </w:r>
     </w:p>
     <w:p>
@@ -50660,7 +50660,7 @@
           <w:rPr>
             <w:rStyle w:val="Hyperlink"/>
           </w:rPr>
-          <w:t xml:space="preserve">Chapter 7</w:t>
+          <w:t xml:space="preserve">Chapter 8</w:t>
         </w:r>
       </w:hyperlink>
       <w:r>
@@ -50946,7 +50946,7 @@
         <w:pStyle w:val="Heading2"/>
       </w:pPr>
       <w:r>
-        <w:t xml:space="preserve">10.4 Présentation de Shiny</w:t>
+        <w:t xml:space="preserve">11.4 Présentation de Shiny</w:t>
       </w:r>
     </w:p>
     <w:p>
@@ -50964,7 +50964,7 @@
         <w:pStyle w:val="Heading2"/>
       </w:pPr>
       <w:r>
-        <w:t xml:space="preserve">10.5 Structure d’une application</w:t>
+        <w:t xml:space="preserve">11.5 Structure d’une application</w:t>
       </w:r>
     </w:p>
     <w:p>
@@ -51362,7 +51362,7 @@
         <w:pStyle w:val="Heading2"/>
       </w:pPr>
       <w:r>
-        <w:t xml:space="preserve">10.6 Interface utilisateur et serveur</w:t>
+        <w:t xml:space="preserve">11.6 Interface utilisateur et serveur</w:t>
       </w:r>
     </w:p>
     <w:p>
@@ -51464,7 +51464,7 @@
         <w:pStyle w:val="Heading2"/>
       </w:pPr>
       <w:r>
-        <w:t xml:space="preserve">10.7 Entrées utilisateur</w:t>
+        <w:t xml:space="preserve">11.7 Entrées utilisateur</w:t>
       </w:r>
     </w:p>
     <w:tbl>
@@ -51647,7 +51647,7 @@
         <w:pStyle w:val="Heading2"/>
       </w:pPr>
       <w:r>
-        <w:t xml:space="preserve">10.8 Sorties</w:t>
+        <w:t xml:space="preserve">11.8 Sorties</w:t>
       </w:r>
     </w:p>
     <w:tbl>
@@ -51852,7 +51852,7 @@
         <w:pStyle w:val="Heading2"/>
       </w:pPr>
       <w:r>
-        <w:t xml:space="preserve">10.9 Réactivité</w:t>
+        <w:t xml:space="preserve">11.9 Réactivité</w:t>
       </w:r>
     </w:p>
     <w:p>
@@ -52176,7 +52176,7 @@
         <w:pStyle w:val="Heading2"/>
       </w:pPr>
       <w:r>
-        <w:t xml:space="preserve">10.10 Filtres et graphiques interactifs</w:t>
+        <w:t xml:space="preserve">11.10 Filtres et graphiques interactifs</w:t>
       </w:r>
     </w:p>
     <w:p>
@@ -52194,7 +52194,7 @@
         <w:pStyle w:val="Heading2"/>
       </w:pPr>
       <w:r>
-        <w:t xml:space="preserve">10.11 Validation des entrées</w:t>
+        <w:t xml:space="preserve">11.11 Validation des entrées</w:t>
       </w:r>
     </w:p>
     <w:p>
@@ -52374,7 +52374,7 @@
         <w:pStyle w:val="Heading2"/>
       </w:pPr>
       <w:r>
-        <w:t xml:space="preserve">10.12 Organisation du code</w:t>
+        <w:t xml:space="preserve">11.12 Organisation du code</w:t>
       </w:r>
     </w:p>
     <w:p>
@@ -52430,7 +52430,7 @@
         <w:pStyle w:val="Heading2"/>
       </w:pPr>
       <w:r>
-        <w:t xml:space="preserve">10.13 Lancement local</w:t>
+        <w:t xml:space="preserve">11.13 Lancement local</w:t>
       </w:r>
     </w:p>
     <w:p>
@@ -52525,7 +52525,7 @@
         <w:pStyle w:val="Heading2"/>
       </w:pPr>
       <w:r>
-        <w:t xml:space="preserve">10.14 Tableau de bord simple — application du projet</w:t>
+        <w:t xml:space="preserve">11.14 Tableau de bord simple — application du projet</w:t>
       </w:r>
     </w:p>
     <w:p>
@@ -52594,7 +52594,7 @@
         <w:pStyle w:val="Heading2"/>
       </w:pPr>
       <w:r>
-        <w:t xml:space="preserve">10.15 Introduction au déploiement</w:t>
+        <w:t xml:space="preserve">11.15 Introduction au déploiement</w:t>
       </w:r>
     </w:p>
     <w:tbl>
@@ -52734,7 +52734,7 @@
         <w:pStyle w:val="Heading2"/>
       </w:pPr>
       <w:r>
-        <w:t xml:space="preserve">10.16 Exemple minimal exécutable (concept)</w:t>
+        <w:t xml:space="preserve">11.16 Exemple minimal exécutable (concept)</w:t>
       </w:r>
     </w:p>
     <w:p>
@@ -53238,7 +53238,7 @@
         <w:pStyle w:val="Heading2"/>
       </w:pPr>
       <w:r>
-        <w:t xml:space="preserve">10.17 Erreurs fréquentes</w:t>
+        <w:t xml:space="preserve">11.17 Erreurs fréquentes</w:t>
       </w:r>
     </w:p>
     <w:tbl>
@@ -53508,7 +53508,7 @@
         <w:pStyle w:val="Heading2"/>
       </w:pPr>
       <w:r>
-        <w:t xml:space="preserve">10.18 Exercices</w:t>
+        <w:t xml:space="preserve">11.18 Exercices</w:t>
       </w:r>
     </w:p>
     <w:bookmarkStart w:id="388" w:name="niveau-1-7"/>
@@ -53517,7 +53517,7 @@
         <w:pStyle w:val="Heading3"/>
       </w:pPr>
       <w:r>
-        <w:t xml:space="preserve">10.18.1 Niveau 1</w:t>
+        <w:t xml:space="preserve">11.18.1 Niveau 1</w:t>
       </w:r>
     </w:p>
     <w:p>
@@ -53578,7 +53578,7 @@
         <w:pStyle w:val="Heading3"/>
       </w:pPr>
       <w:r>
-        <w:t xml:space="preserve">10.18.2 Niveau 2</w:t>
+        <w:t xml:space="preserve">11.18.2 Niveau 2</w:t>
       </w:r>
     </w:p>
     <w:p>
@@ -53639,7 +53639,7 @@
         <w:pStyle w:val="Heading3"/>
       </w:pPr>
       <w:r>
-        <w:t xml:space="preserve">10.18.3 Niveau 3</w:t>
+        <w:t xml:space="preserve">11.18.3 Niveau 3</w:t>
       </w:r>
     </w:p>
     <w:p>
@@ -53701,7 +53701,7 @@
         <w:pStyle w:val="Heading2"/>
       </w:pPr>
       <w:r>
-        <w:t xml:space="preserve">10.19 Corrections (indications)</w:t>
+        <w:t xml:space="preserve">11.19 Corrections (indications)</w:t>
       </w:r>
     </w:p>
     <w:p>
@@ -53770,7 +53770,7 @@
         <w:pStyle w:val="Heading2"/>
       </w:pPr>
       <w:r>
-        <w:t xml:space="preserve">10.20 Points clés</w:t>
+        <w:t xml:space="preserve">11.20 Points clés</w:t>
       </w:r>
     </w:p>
     <w:p>
@@ -53831,7 +53831,7 @@
         <w:pStyle w:val="Heading2"/>
       </w:pPr>
       <w:r>
-        <w:t xml:space="preserve">10.21 Ressources</w:t>
+        <w:t xml:space="preserve">11.21 Ressources</w:t>
       </w:r>
     </w:p>
     <w:p>
@@ -53891,7 +53891,7 @@
         <w:pStyle w:val="Heading2"/>
       </w:pPr>
       <w:r>
-        <w:t xml:space="preserve">10.22 Suite</w:t>
+        <w:t xml:space="preserve">11.22 Suite</w:t>
       </w:r>
     </w:p>
     <w:p>
@@ -53903,7 +53903,7 @@
           <w:rPr>
             <w:rStyle w:val="Hyperlink"/>
           </w:rPr>
-          <w:t xml:space="preserve">Chapter 11</w:t>
+          <w:t xml:space="preserve">Chapter 12</w:t>
         </w:r>
       </w:hyperlink>
       <w:r>
@@ -53921,7 +53921,7 @@
         <w:pStyle w:val="Heading1"/>
       </w:pPr>
       <w:r>
-        <w:t xml:space="preserve">11. Projets de synthèse et évaluations</w:t>
+        <w:t xml:space="preserve">12. Projets de synthèse et évaluations</w:t>
       </w:r>
     </w:p>
     <w:bookmarkStart w:id="398" w:name="introduction-9"/>
@@ -53930,7 +53930,7 @@
         <w:pStyle w:val="Heading2"/>
       </w:pPr>
       <w:r>
-        <w:t xml:space="preserve">11.1 Introduction</w:t>
+        <w:t xml:space="preserve">12.1 Introduction</w:t>
       </w:r>
     </w:p>
     <w:p>
@@ -53961,7 +53961,7 @@
         <w:pStyle w:val="Heading2"/>
       </w:pPr>
       <w:r>
-        <w:t xml:space="preserve">11.2 Projet 1 — Analyse des ventes</w:t>
+        <w:t xml:space="preserve">12.2 Projet 1 — Analyse des ventes</w:t>
       </w:r>
     </w:p>
     <w:bookmarkStart w:id="399" w:name="énoncé"/>
@@ -53970,7 +53970,7 @@
         <w:pStyle w:val="Heading3"/>
       </w:pPr>
       <w:r>
-        <w:t xml:space="preserve">11.2.1 Énoncé</w:t>
+        <w:t xml:space="preserve">12.2.1 Énoncé</w:t>
       </w:r>
     </w:p>
     <w:p>
@@ -54000,7 +54000,7 @@
         <w:pStyle w:val="Heading3"/>
       </w:pPr>
       <w:r>
-        <w:t xml:space="preserve">11.2.2 Objectifs</w:t>
+        <w:t xml:space="preserve">12.2.2 Objectifs</w:t>
       </w:r>
     </w:p>
     <w:p>
@@ -54058,7 +54058,7 @@
         <w:pStyle w:val="Heading3"/>
       </w:pPr>
       <w:r>
-        <w:t xml:space="preserve">11.2.3 Étapes recommandées</w:t>
+        <w:t xml:space="preserve">12.2.3 Étapes recommandées</w:t>
       </w:r>
     </w:p>
     <w:p>
@@ -54134,7 +54134,7 @@
         <w:pStyle w:val="Heading3"/>
       </w:pPr>
       <w:r>
-        <w:t xml:space="preserve">11.2.4 Résultats attendus</w:t>
+        <w:t xml:space="preserve">12.2.4 Résultats attendus</w:t>
       </w:r>
     </w:p>
     <w:p>
@@ -54180,7 +54180,7 @@
         <w:pStyle w:val="Heading3"/>
       </w:pPr>
       <w:r>
-        <w:t xml:space="preserve">11.2.5 Solution</w:t>
+        <w:t xml:space="preserve">12.2.5 Solution</w:t>
       </w:r>
     </w:p>
     <w:p>
@@ -55134,7 +55134,7 @@
         <w:pStyle w:val="Heading2"/>
       </w:pPr>
       <w:r>
-        <w:t xml:space="preserve">11.3 Projet 2 — Données démographiques</w:t>
+        <w:t xml:space="preserve">12.3 Projet 2 — Données démographiques</w:t>
       </w:r>
     </w:p>
     <w:bookmarkStart w:id="408" w:name="énoncé-1"/>
@@ -55143,7 +55143,7 @@
         <w:pStyle w:val="Heading3"/>
       </w:pPr>
       <w:r>
-        <w:t xml:space="preserve">11.3.1 Énoncé</w:t>
+        <w:t xml:space="preserve">12.3.1 Énoncé</w:t>
       </w:r>
     </w:p>
     <w:p>
@@ -55176,7 +55176,7 @@
         <w:pStyle w:val="Heading3"/>
       </w:pPr>
       <w:r>
-        <w:t xml:space="preserve">11.3.2 Objectifs</w:t>
+        <w:t xml:space="preserve">12.3.2 Objectifs</w:t>
       </w:r>
     </w:p>
     <w:p>
@@ -55222,7 +55222,7 @@
         <w:pStyle w:val="Heading3"/>
       </w:pPr>
       <w:r>
-        <w:t xml:space="preserve">11.3.3 Solution</w:t>
+        <w:t xml:space="preserve">12.3.3 Solution</w:t>
       </w:r>
     </w:p>
     <w:p>
@@ -56124,7 +56124,7 @@
         <w:pStyle w:val="Heading2"/>
       </w:pPr>
       <w:r>
-        <w:t xml:space="preserve">11.4 Projet 3 — Météo</w:t>
+        <w:t xml:space="preserve">12.4 Projet 3 — Météo</w:t>
       </w:r>
     </w:p>
     <w:bookmarkStart w:id="412" w:name="énoncé-2"/>
@@ -56133,7 +56133,7 @@
         <w:pStyle w:val="Heading3"/>
       </w:pPr>
       <w:r>
-        <w:t xml:space="preserve">11.4.1 Énoncé</w:t>
+        <w:t xml:space="preserve">12.4.1 Énoncé</w:t>
       </w:r>
     </w:p>
     <w:p>
@@ -56163,7 +56163,7 @@
         <w:pStyle w:val="Heading3"/>
       </w:pPr>
       <w:r>
-        <w:t xml:space="preserve">11.4.2 Solution</w:t>
+        <w:t xml:space="preserve">12.4.2 Solution</w:t>
       </w:r>
     </w:p>
     <w:p>
@@ -56842,7 +56842,7 @@
         <w:pStyle w:val="Heading2"/>
       </w:pPr>
       <w:r>
-        <w:t xml:space="preserve">11.5 Projet 4 — Régression</w:t>
+        <w:t xml:space="preserve">12.5 Projet 4 — Régression</w:t>
       </w:r>
     </w:p>
     <w:bookmarkStart w:id="418" w:name="énoncé-3"/>
@@ -56851,7 +56851,7 @@
         <w:pStyle w:val="Heading3"/>
       </w:pPr>
       <w:r>
-        <w:t xml:space="preserve">11.5.1 Énoncé</w:t>
+        <w:t xml:space="preserve">12.5.1 Énoncé</w:t>
       </w:r>
     </w:p>
     <w:p>
@@ -56881,7 +56881,7 @@
         <w:pStyle w:val="Heading3"/>
       </w:pPr>
       <w:r>
-        <w:t xml:space="preserve">11.5.2 Solution</w:t>
+        <w:t xml:space="preserve">12.5.2 Solution</w:t>
       </w:r>
     </w:p>
     <w:p>
@@ -57519,7 +57519,7 @@
         <w:pStyle w:val="Heading2"/>
       </w:pPr>
       <w:r>
-        <w:t xml:space="preserve">11.6 Projet 5 — Tableau de bord Shiny</w:t>
+        <w:t xml:space="preserve">12.6 Projet 5 — Tableau de bord Shiny</w:t>
       </w:r>
     </w:p>
     <w:bookmarkStart w:id="424" w:name="énoncé-4"/>
@@ -57528,7 +57528,7 @@
         <w:pStyle w:val="Heading3"/>
       </w:pPr>
       <w:r>
-        <w:t xml:space="preserve">11.6.1 Énoncé</w:t>
+        <w:t xml:space="preserve">12.6.1 Énoncé</w:t>
       </w:r>
     </w:p>
     <w:p>
@@ -57561,7 +57561,7 @@
         <w:pStyle w:val="Heading3"/>
       </w:pPr>
       <w:r>
-        <w:t xml:space="preserve">11.6.2 Résultats attendus</w:t>
+        <w:t xml:space="preserve">12.6.2 Résultats attendus</w:t>
       </w:r>
     </w:p>
     <w:p>
@@ -57607,7 +57607,7 @@
         <w:pStyle w:val="Heading3"/>
       </w:pPr>
       <w:r>
-        <w:t xml:space="preserve">11.6.3 Solution</w:t>
+        <w:t xml:space="preserve">12.6.3 Solution</w:t>
       </w:r>
     </w:p>
     <w:p>
@@ -57679,7 +57679,7 @@
         <w:pStyle w:val="Heading2"/>
       </w:pPr>
       <w:r>
-        <w:t xml:space="preserve">11.7 Projet final — Étude complète</w:t>
+        <w:t xml:space="preserve">12.7 Projet final — Étude complète</w:t>
       </w:r>
     </w:p>
     <w:bookmarkStart w:id="428" w:name="énoncé-5"/>
@@ -57688,7 +57688,7 @@
         <w:pStyle w:val="Heading3"/>
       </w:pPr>
       <w:r>
-        <w:t xml:space="preserve">11.7.1 Énoncé</w:t>
+        <w:t xml:space="preserve">12.7.1 Énoncé</w:t>
       </w:r>
     </w:p>
     <w:p>
@@ -57790,7 +57790,7 @@
         <w:pStyle w:val="Heading3"/>
       </w:pPr>
       <w:r>
-        <w:t xml:space="preserve">11.7.2 Grille d’évaluation (suggestion)</w:t>
+        <w:t xml:space="preserve">12.7.2 Grille d’évaluation (suggestion)</w:t>
       </w:r>
     </w:p>
     <w:tbl>
@@ -57982,7 +57982,7 @@
         <w:pStyle w:val="Heading3"/>
       </w:pPr>
       <w:r>
-        <w:t xml:space="preserve">11.7.3 Solution type (ventes — squelette)</w:t>
+        <w:t xml:space="preserve">12.7.3 Solution type (ventes — squelette)</w:t>
       </w:r>
     </w:p>
     <w:p>
@@ -58789,7 +58789,7 @@
           <w:rPr>
             <w:rStyle w:val="Hyperlink"/>
           </w:rPr>
-          <w:t xml:space="preserve">Chapter 9</w:t>
+          <w:t xml:space="preserve">Chapter 10</w:t>
         </w:r>
       </w:hyperlink>
       <w:r>
@@ -58804,7 +58804,7 @@
         <w:pStyle w:val="Heading2"/>
       </w:pPr>
       <w:r>
-        <w:t xml:space="preserve">11.8 Quiz de révision rapide</w:t>
+        <w:t xml:space="preserve">12.8 Quiz de révision rapide</w:t>
       </w:r>
     </w:p>
     <w:p>
@@ -58946,7 +58946,7 @@
         <w:pStyle w:val="Heading2"/>
       </w:pPr>
       <w:r>
-        <w:t xml:space="preserve">11.9 Points clés</w:t>
+        <w:t xml:space="preserve">12.9 Points clés</w:t>
       </w:r>
     </w:p>
     <w:p>
@@ -59025,7 +59025,7 @@
         <w:pStyle w:val="Heading2"/>
       </w:pPr>
       <w:r>
-        <w:t xml:space="preserve">11.10 Suite</w:t>
+        <w:t xml:space="preserve">12.10 Suite</w:t>
       </w:r>
     </w:p>
     <w:p>
@@ -59033,6 +59033,42 @@
         <w:pStyle w:val="FirstParagraph"/>
       </w:pPr>
       <w:hyperlink w:anchor="sec-annexes">
+        <w:r>
+          <w:rPr>
+            <w:rStyle w:val="Hyperlink"/>
+          </w:rPr>
+          <w:t xml:space="preserve">Chapter 15</w:t>
+        </w:r>
+      </w:hyperlink>
+      <w:r>
+        <w:t xml:space="preserve"> </w:t>
+      </w:r>
+      <w:r>
+        <w:t xml:space="preserve">: glossaire, aide-mémoires et références.</w:t>
+      </w:r>
+    </w:p>
+    <w:bookmarkEnd w:id="437"/>
+    <w:bookmarkEnd w:id="438"/>
+    <w:bookmarkStart w:id="444" w:name="sec-exercices-synthese"/>
+    <w:p>
+      <w:pPr>
+        <w:pStyle w:val="Heading1"/>
+      </w:pPr>
+      <w:r>
+        <w:t xml:space="preserve">13. Exercices de synthèse transversaux</w:t>
+      </w:r>
+    </w:p>
+    <w:p>
+      <w:pPr>
+        <w:pStyle w:val="FirstParagraph"/>
+      </w:pPr>
+      <w:r>
+        <w:t xml:space="preserve">Ces exercices mêlent plusieurs chapitres. Les corrections détaillées sont dans</w:t>
+      </w:r>
+      <w:r>
+        <w:t xml:space="preserve"> </w:t>
+      </w:r>
+      <w:hyperlink w:anchor="sec-corrections">
         <w:r>
           <w:rPr>
             <w:rStyle w:val="Hyperlink"/>
@@ -59041,42 +59077,6 @@
         </w:r>
       </w:hyperlink>
       <w:r>
-        <w:t xml:space="preserve"> </w:t>
-      </w:r>
-      <w:r>
-        <w:t xml:space="preserve">: glossaire, aide-mémoires et références.</w:t>
-      </w:r>
-    </w:p>
-    <w:bookmarkEnd w:id="437"/>
-    <w:bookmarkEnd w:id="438"/>
-    <w:bookmarkStart w:id="444" w:name="sec-exercices-synthese"/>
-    <w:p>
-      <w:pPr>
-        <w:pStyle w:val="Heading1"/>
-      </w:pPr>
-      <w:r>
-        <w:t xml:space="preserve">12. Exercices de synthèse transversaux</w:t>
-      </w:r>
-    </w:p>
-    <w:p>
-      <w:pPr>
-        <w:pStyle w:val="FirstParagraph"/>
-      </w:pPr>
-      <w:r>
-        <w:t xml:space="preserve">Ces exercices mêlent plusieurs chapitres. Les corrections détaillées sont dans</w:t>
-      </w:r>
-      <w:r>
-        <w:t xml:space="preserve"> </w:t>
-      </w:r>
-      <w:hyperlink w:anchor="sec-corrections">
-        <w:r>
-          <w:rPr>
-            <w:rStyle w:val="Hyperlink"/>
-          </w:rPr>
-          <w:t xml:space="preserve">Chapter 13</w:t>
-        </w:r>
-      </w:hyperlink>
-      <w:r>
         <w:t xml:space="preserve">.</w:t>
       </w:r>
     </w:p>
@@ -59086,7 +59086,7 @@
         <w:pStyle w:val="Heading2"/>
       </w:pPr>
       <w:r>
-        <w:t xml:space="preserve">12.1 Exercice S1 — Pipeline ventes (niveaux 1–3)</w:t>
+        <w:t xml:space="preserve">13.1 Exercice S1 — Pipeline ventes (niveaux 1–3)</w:t>
       </w:r>
     </w:p>
     <w:p>
@@ -59207,7 +59207,7 @@
         <w:pStyle w:val="Heading2"/>
       </w:pPr>
       <w:r>
-        <w:t xml:space="preserve">12.2 Exercice S2 — Qualité démographie</w:t>
+        <w:t xml:space="preserve">13.2 Exercice S2 — Qualité démographie</w:t>
       </w:r>
     </w:p>
     <w:p>
@@ -59292,7 +59292,7 @@
         <w:pStyle w:val="Heading2"/>
       </w:pPr>
       <w:r>
-        <w:t xml:space="preserve">12.3 Exercice S3 — Mini-rapport Quarto</w:t>
+        <w:t xml:space="preserve">13.3 Exercice S3 — Mini-rapport Quarto</w:t>
       </w:r>
     </w:p>
     <w:p>
@@ -59382,7 +59382,7 @@
         <w:pStyle w:val="Heading2"/>
       </w:pPr>
       <w:r>
-        <w:t xml:space="preserve">12.4 Exercice S4 — Shiny</w:t>
+        <w:t xml:space="preserve">13.4 Exercice S4 — Shiny</w:t>
       </w:r>
     </w:p>
     <w:p>
@@ -59412,7 +59412,7 @@
         <w:pStyle w:val="Heading2"/>
       </w:pPr>
       <w:r>
-        <w:t xml:space="preserve">12.5 Quiz final (10 questions)</w:t>
+        <w:t xml:space="preserve">13.5 Quiz final (10 questions)</w:t>
       </w:r>
     </w:p>
     <w:p>
@@ -59621,7 +59621,7 @@
         <w:pStyle w:val="Heading1"/>
       </w:pPr>
       <w:r>
-        <w:t xml:space="preserve">13. Corrections des exercices de synthèse</w:t>
+        <w:t xml:space="preserve">14. Corrections des exercices de synthèse</w:t>
       </w:r>
     </w:p>
     <w:tbl>
@@ -59744,7 +59744,7 @@
                 <w:rPr>
                   <w:rStyle w:val="Hyperlink"/>
                 </w:rPr>
-                <w:t xml:space="preserve">Chapter 12</w:t>
+                <w:t xml:space="preserve">Chapter 13</w:t>
               </w:r>
             </w:hyperlink>
             <w:r>
@@ -59763,7 +59763,7 @@
         <w:pStyle w:val="Heading2"/>
       </w:pPr>
       <w:r>
-        <w:t xml:space="preserve">13.1 Correction S1</w:t>
+        <w:t xml:space="preserve">14.1 Correction S1</w:t>
       </w:r>
     </w:p>
     <w:p>
@@ -60777,7 +60777,7 @@
         <w:pStyle w:val="Heading2"/>
       </w:pPr>
       <w:r>
-        <w:t xml:space="preserve">13.2 Correction S2</w:t>
+        <w:t xml:space="preserve">14.2 Correction S2</w:t>
       </w:r>
     </w:p>
     <w:p>
@@ -61392,7 +61392,7 @@
         <w:pStyle w:val="Heading2"/>
       </w:pPr>
       <w:r>
-        <w:t xml:space="preserve">13.3 Correction S3 (contenu attendu)</w:t>
+        <w:t xml:space="preserve">14.3 Correction S3 (contenu attendu)</w:t>
       </w:r>
     </w:p>
     <w:p>
@@ -61623,7 +61623,7 @@
         <w:pStyle w:val="Heading2"/>
       </w:pPr>
       <w:r>
-        <w:t xml:space="preserve">13.4 Réponses du quiz final</w:t>
+        <w:t xml:space="preserve">14.4 Réponses du quiz final</w:t>
       </w:r>
     </w:p>
     <w:p>
@@ -61812,7 +61812,7 @@
         <w:pStyle w:val="Heading1"/>
       </w:pPr>
       <w:r>
-        <w:t xml:space="preserve">14. Références, annexes et navigation</w:t>
+        <w:t xml:space="preserve">15. Références, annexes et navigation</w:t>
       </w:r>
     </w:p>
     <w:bookmarkStart w:id="455" w:name="introduction-10"/>
@@ -61821,7 +61821,7 @@
         <w:pStyle w:val="Heading2"/>
       </w:pPr>
       <w:r>
-        <w:t xml:space="preserve">14.1 Introduction</w:t>
+        <w:t xml:space="preserve">15.1 Introduction</w:t>
       </w:r>
     </w:p>
     <w:p>
@@ -61861,7 +61861,7 @@
         <w:pStyle w:val="Heading2"/>
       </w:pPr>
       <w:r>
-        <w:t xml:space="preserve">14.2 Guide des erreurs fréquentes</w:t>
+        <w:t xml:space="preserve">15.2 Guide des erreurs fréquentes</w:t>
       </w:r>
     </w:p>
     <w:tbl>
@@ -62268,7 +62268,7 @@
         <w:pStyle w:val="Heading2"/>
       </w:pPr>
       <w:r>
-        <w:t xml:space="preserve">14.3 Tableau des fonctions R essentielles</w:t>
+        <w:t xml:space="preserve">15.3 Tableau des fonctions R essentielles</w:t>
       </w:r>
     </w:p>
     <w:tbl>
@@ -62727,7 +62727,7 @@
         <w:pStyle w:val="Heading2"/>
       </w:pPr>
       <w:r>
-        <w:t xml:space="preserve">14.4 Publication GitHub Pages (facultatif)</w:t>
+        <w:t xml:space="preserve">15.4 Publication GitHub Pages (facultatif)</w:t>
       </w:r>
     </w:p>
     <w:p>
@@ -62867,7 +62867,7 @@
         <w:pStyle w:val="Heading2"/>
       </w:pPr>
       <w:r>
-        <w:t xml:space="preserve">14.5 Mise à jour du projet</w:t>
+        <w:t xml:space="preserve">15.5 Mise à jour du projet</w:t>
       </w:r>
     </w:p>
     <w:p>
@@ -62969,7 +62969,7 @@
         <w:pStyle w:val="Heading2"/>
       </w:pPr>
       <w:r>
-        <w:t xml:space="preserve">14.6 Index de navigation</w:t>
+        <w:t xml:space="preserve">15.6 Index de navigation</w:t>
       </w:r>
     </w:p>
     <w:tbl>
@@ -63032,7 +63032,7 @@
                 <w:rPr>
                   <w:rStyle w:val="Hyperlink"/>
                 </w:rPr>
-                <w:t xml:space="preserve">Section 2.7</w:t>
+                <w:t xml:space="preserve">Section 3.7</w:t>
               </w:r>
             </w:hyperlink>
           </w:p>
@@ -63061,7 +63061,7 @@
                 <w:rPr>
                   <w:rStyle w:val="Hyperlink"/>
                 </w:rPr>
-                <w:t xml:space="preserve">Chapter 3</w:t>
+                <w:t xml:space="preserve">Chapter 4</w:t>
               </w:r>
             </w:hyperlink>
           </w:p>
@@ -63158,35 +63158,6 @@
               <w:pStyle w:val="Compact"/>
             </w:pPr>
             <w:hyperlink w:anchor="sec-visualisation">
-              <w:r>
-                <w:rPr>
-                  <w:rStyle w:val="Hyperlink"/>
-                </w:rPr>
-                <w:t xml:space="preserve">Chapter 7</w:t>
-              </w:r>
-            </w:hyperlink>
-          </w:p>
-        </w:tc>
-      </w:tr>
-      <w:tr>
-        <w:tc>
-          <w:tcPr/>
-          <w:p>
-            <w:pPr>
-              <w:pStyle w:val="Compact"/>
-            </w:pPr>
-            <w:r>
-              <w:t xml:space="preserve">Modélisation</w:t>
-            </w:r>
-          </w:p>
-        </w:tc>
-        <w:tc>
-          <w:tcPr/>
-          <w:p>
-            <w:pPr>
-              <w:pStyle w:val="Compact"/>
-            </w:pPr>
-            <w:hyperlink w:anchor="sec-modelisation">
               <w:r>
                 <w:rPr>
                   <w:rStyle w:val="Hyperlink"/>
@@ -63205,7 +63176,7 @@
               <w:pStyle w:val="Compact"/>
             </w:pPr>
             <w:r>
-              <w:t xml:space="preserve">Quarto</w:t>
+              <w:t xml:space="preserve">Modélisation</w:t>
             </w:r>
           </w:p>
         </w:tc>
@@ -63215,7 +63186,7 @@
             <w:pPr>
               <w:pStyle w:val="Compact"/>
             </w:pPr>
-            <w:hyperlink w:anchor="sec-rapports">
+            <w:hyperlink w:anchor="sec-modelisation">
               <w:r>
                 <w:rPr>
                   <w:rStyle w:val="Hyperlink"/>
@@ -63234,7 +63205,7 @@
               <w:pStyle w:val="Compact"/>
             </w:pPr>
             <w:r>
-              <w:t xml:space="preserve">Shiny</w:t>
+              <w:t xml:space="preserve">Quarto</w:t>
             </w:r>
           </w:p>
         </w:tc>
@@ -63244,7 +63215,7 @@
             <w:pPr>
               <w:pStyle w:val="Compact"/>
             </w:pPr>
-            <w:hyperlink w:anchor="sec-shiny">
+            <w:hyperlink w:anchor="sec-rapports">
               <w:r>
                 <w:rPr>
                   <w:rStyle w:val="Hyperlink"/>
@@ -63263,6 +63234,35 @@
               <w:pStyle w:val="Compact"/>
             </w:pPr>
             <w:r>
+              <w:t xml:space="preserve">Shiny</w:t>
+            </w:r>
+          </w:p>
+        </w:tc>
+        <w:tc>
+          <w:tcPr/>
+          <w:p>
+            <w:pPr>
+              <w:pStyle w:val="Compact"/>
+            </w:pPr>
+            <w:hyperlink w:anchor="sec-shiny">
+              <w:r>
+                <w:rPr>
+                  <w:rStyle w:val="Hyperlink"/>
+                </w:rPr>
+                <w:t xml:space="preserve">Chapter 11</w:t>
+              </w:r>
+            </w:hyperlink>
+          </w:p>
+        </w:tc>
+      </w:tr>
+      <w:tr>
+        <w:tc>
+          <w:tcPr/>
+          <w:p>
+            <w:pPr>
+              <w:pStyle w:val="Compact"/>
+            </w:pPr>
+            <w:r>
               <w:t xml:space="preserve">Projets</w:t>
             </w:r>
           </w:p>
@@ -63278,7 +63278,7 @@
                 <w:rPr>
                   <w:rStyle w:val="Hyperlink"/>
                 </w:rPr>
-                <w:t xml:space="preserve">Chapter 11</w:t>
+                <w:t xml:space="preserve">Chapter 12</w:t>
               </w:r>
             </w:hyperlink>
           </w:p>
@@ -63350,7 +63350,7 @@
         <w:pStyle w:val="Heading2"/>
       </w:pPr>
       <w:r>
-        <w:t xml:space="preserve">14.7 Références officielles</w:t>
+        <w:t xml:space="preserve">15.7 Références officielles</w:t>
       </w:r>
     </w:p>
     <w:p>
